--- a/docs/submission/CHOWLY-submission.docx
+++ b/docs/submission/CHOWLY-submission.docx
@@ -1430,6 +1430,24 @@
         <w:spacing w:after="100"/>
       </w:pPr>
       <w:r>
+        <w:t>The entity relationship diagram in the README, which went three schema changes out of date without a single check going red. It still showed a status of PLACED, SERVED and PAID with no CANCELLED, and had no station, no priceFrom, no section and no sortOrder. Four migrations shipped over a picture that no longer showed the model, and it was only noticed while rendering the diagram for this document. It is the same failure as the outage above on a different surface: the checks measured everything except the thing that was wrong. A diagram is documentation that no test reads.</w:t>
+      </w:r>
+    </w:p>
+    <w:p>
+      <w:pPr>
+        <w:pStyle w:val="ListBullet"/>
+        <w:spacing w:after="100"/>
+      </w:pPr>
+      <w:r>
+        <w:t>The photograph search, where the obvious query was the wrong one. Two hundred and eight candidates were collected for the fifty dishes that still lacked a photograph, using the menu's English names, and five of those dishes came back with nothing usable at all. One further pass on the Nigerian names alone finished the card in a single run: moi moi steamed in its leaves, egusi beside a ball of swallow, akara straight out of the pan, ofada rice served on leaves. "Bean pudding" and "melon seed soup" never returned anything, and "moi moi" and "egusi" returned the dish immediately. The correction was to the instruction rather than to the code: search in the language the food is named in.</w:t>
+      </w:r>
+    </w:p>
+    <w:p>
+      <w:pPr>
+        <w:pStyle w:val="ListBullet"/>
+        <w:spacing w:after="100"/>
+      </w:pPr>
+      <w:r>
         <w:t>A review method error. A panel of checks was run over the codebase and repairs were started while the verifiers were still reading the same working tree, so several findings were dismissed as "already correct" when they had in fact just been fixed. The numbers from that pass are not evidence and the log says so. What the fixes rest on is before-and-after measurement done afterwards, one at a time.</w:t>
       </w:r>
     </w:p>
@@ -1484,6 +1502,14 @@
       </w:pPr>
       <w:r>
         <w:t>The pattern across all of them is that the AI was reliable at structure and at following a written constraint, and unreliable at anything requiring the world outside the code: what a browser does at a real size, what a photograph is of, what a plural should be when the data changed under it. Everything in this project that was checked by running it and looking at it held. Everything that was checked by reading the code did not.</w:t>
+      </w:r>
+    </w:p>
+    <w:p>
+      <w:pPr>
+        <w:jc w:val="both"/>
+      </w:pPr>
+      <w:r>
+        <w:t>Two of those were caught by a check that did not exist, so the check now does. lib/schema-diagram.test.mts reads prisma/schema.prisma and the diagram in the README and fails if an entity is missing from the picture, if an enum value in the schema is absent from it, or if a field introduced by one of the fifteen deltas does not appear. Run against the README as it actually stood before this was noticed, three of its four assertions fail. It deliberately does not require every field to be drawn, because a diagram is allowed to leave out a restaurant's phone number; it requires the parts of the model this document is about. The photograph search has no equivalent and stays a manual check: no test can tell whether a picture is of the dish, and looking at every one of the four hundred and thirty eight candidates at the size it would be shown is what did it.</w:t>
       </w:r>
     </w:p>
     <w:p>

--- a/docs/submission/CHOWLY-submission.docx
+++ b/docs/submission/CHOWLY-submission.docx
@@ -43,7 +43,7 @@
           <w:color w:val="1A1A1A"/>
           <w:sz w:val="22"/>
         </w:rPr>
-        <w:t>Deborah Akinbolade</w:t>
+        <w:t>Deborah Akinbola</w:t>
       </w:r>
     </w:p>
     <w:p>
@@ -314,6 +314,14 @@
       </w:r>
       <w:r>
         <w:rPr>
+          <w:color w:val="5A5A5A"/>
+          <w:sz w:val="19"/>
+        </w:rPr>
+        <w:br/>
+        <w:t xml:space="preserve">        A recorded walkthrough</w:t>
+      </w:r>
+      <w:r>
+        <w:rPr>
           <w:sz w:val="20"/>
         </w:rPr>
         <w:br/>
@@ -345,6 +353,14 @@
       </w:pPr>
       <w:r>
         <w:t>The codebase is at https://github.com/DebbyA007/CHOWLY. It is public, so facilitators need no invitation to read it.</w:t>
+      </w:r>
+    </w:p>
+    <w:p>
+      <w:pPr>
+        <w:jc w:val="both"/>
+      </w:pPr>
+      <w:r>
+        <w:t>The commit author name reads Deborah Akinbolade throughout the history. That is a typo in the git configuration; the correct name is Deborah Akinbola.</w:t>
       </w:r>
     </w:p>
     <w:p>
@@ -1960,6 +1976,30 @@
     </w:p>
     <w:p>
       <w:pPr>
+        <w:pStyle w:val="Heading3"/>
+      </w:pPr>
+      <w:r>
+        <w:t>A recorded walkthrough</w:t>
+      </w:r>
+    </w:p>
+    <w:p>
+      <w:pPr>
+        <w:jc w:val="both"/>
+      </w:pPr>
+      <w:r>
+        <w:t>The same pass is recorded end to end at docs/media/walkthrough.mp4 in the repository: three minutes forty five, one continuous take on the deployed app, no cuts and no second tab.</w:t>
+      </w:r>
+    </w:p>
+    <w:p>
+      <w:pPr>
+        <w:jc w:val="both"/>
+      </w:pPr>
+      <w:r>
+        <w:t>Order #1009 in the live data is the order that recording pays for, kept deliberately so the walkthrough can be checked against it; only its receipt number differs, reading 0006 now rather than the 0007 in the video, because that number is the payment's place in the sequence of payments and the test payments recorded around it have since been removed.</w:t>
+      </w:r>
+    </w:p>
+    <w:p>
+      <w:pPr>
         <w:pStyle w:val="Heading2"/>
       </w:pPr>
       <w:r>

--- a/docs/submission/CHOWLY-submission.docx
+++ b/docs/submission/CHOWLY-submission.docx
@@ -360,7 +360,7 @@
         <w:jc w:val="both"/>
       </w:pPr>
       <w:r>
-        <w:t>The commit author name reads Deborah Akinbolade throughout the history. That is a typo in the git configuration; the correct name is Deborah Akinbola.</w:t>
+        <w:t>The commit objects carry the author name Deborah Akinbolade, a typo in the git configuration that stood for most of the project; a committed .mailmap corrects it, so git log, git shortlog and git blame all read the correct name, which is Deborah Akinbola.</w:t>
       </w:r>
     </w:p>
     <w:p>

--- a/docs/submission/CHOWLY-submission.docx
+++ b/docs/submission/CHOWLY-submission.docx
@@ -154,6 +154,14 @@
         </w:rPr>
         <w:br/>
         <w:t xml:space="preserve">        The structure</w:t>
+      </w:r>
+      <w:r>
+        <w:rPr>
+          <w:color w:val="5A5A5A"/>
+          <w:sz w:val="19"/>
+        </w:rPr>
+        <w:br/>
+        <w:t xml:space="preserve">        What is in the application</w:t>
       </w:r>
       <w:r>
         <w:rPr>
@@ -287,7 +295,7 @@
           <w:sz w:val="19"/>
         </w:rPr>
         <w:br/>
-        <w:t xml:space="preserve">        The two roles</w:t>
+        <w:t xml:space="preserve">        The two roles, and moving between them</w:t>
       </w:r>
       <w:r>
         <w:rPr>
@@ -352,6 +360,9 @@
         <w:jc w:val="both"/>
       </w:pPr>
       <w:r>
+        <w:rPr>
+          <w:b w:val="0"/>
+        </w:rPr>
         <w:t>The codebase is at https://github.com/DebbyA007/CHOWLY. It is public, so facilitators need no invitation to read it.</w:t>
       </w:r>
     </w:p>
@@ -360,15 +371,22 @@
         <w:jc w:val="both"/>
       </w:pPr>
       <w:r>
-        <w:t>The commit objects carry the author name Deborah Akinbolade, a typo in the git configuration that stood for most of the project; a committed .mailmap corrects it, so git log, git shortlog and git blame all read the correct name, which is Deborah Akinbola.</w:t>
+        <w:rPr>
+          <w:b w:val="0"/>
+        </w:rPr>
+        <w:t>The commit history is the work as it was done. Nothing was squashed and no history was rewritten, so it contains commits that fix things earlier commits broke, and their messages say so. Three worth opening:</w:t>
       </w:r>
     </w:p>
     <w:p>
       <w:pPr>
-        <w:jc w:val="both"/>
+        <w:pStyle w:val="ListBullet"/>
+        <w:spacing w:after="100"/>
       </w:pPr>
       <w:r>
-        <w:t>The commit history is the work as it was done, not a tidy retelling of it. Nothing was squashed and no history was rewritten. The repository therefore contains commits that fix things earlier commits broke, and their messages say so. Three worth opening, because they show the method rather than the result:</w:t>
+        <w:rPr>
+          <w:b w:val="0"/>
+        </w:rPr>
+        <w:t>"feat: replace the menu with The Lagos Table card, and four model deltas". The menu was replaced late in the build, from ninety two dishes in the assignment's own menu document, and four changes to the data model came with it.</w:t>
       </w:r>
     </w:p>
     <w:p>
@@ -377,7 +395,10 @@
         <w:spacing w:after="100"/>
       </w:pPr>
       <w:r>
-        <w:t>"fix: placing an order was returning 400 on production". A commit had added a field the client needed to the request body it posts. The order endpoint validates strictly, so it refused every order with "Unknown field: foodIds". Typecheck, lint, thirty tests and a build were all green, because nothing in any of them compared the body the client sends with the schema the server accepts. The fix separates the two and adds a test that asserts the wire shape both ways.</w:t>
+        <w:rPr>
+          <w:b w:val="0"/>
+        </w:rPr>
+        <w:t>"fix: placing an order was returning 400 on production". A field the client needed for itself was added to the request body it posts, and the order endpoint's strict validation refused every order. The fix separates what the client knows from what the client may send.</w:t>
       </w:r>
     </w:p>
     <w:p>
@@ -386,24 +407,21 @@
         <w:spacing w:after="100"/>
       </w:pPr>
       <w:r>
-        <w:t>"feat: replace the menu with The Lagos Table card, and four model deltas". The menu was replaced late, from ninety two rows in the assignment's own menu document, and four changes to the data model came with it.</w:t>
+        <w:rPr>
+          <w:b w:val="0"/>
+        </w:rPr>
+        <w:t>"fix: order placement failed permanently on production". The order number was derived from a count of orders, which is wrong as soon as one is deleted. Described in full under how AI was used.</w:t>
       </w:r>
     </w:p>
     <w:p>
       <w:pPr>
-        <w:pStyle w:val="ListBullet"/>
-        <w:spacing w:after="100"/>
+        <w:jc w:val="both"/>
       </w:pPr>
       <w:r>
-        <w:t>"feat: refuse to write to the production database by mistake". Development and production shared one database, a reseed on a branch degraded the live link, and this is the guard that stops it happening again.</w:t>
-      </w:r>
-    </w:p>
-    <w:p>
-      <w:pPr>
-        <w:jc w:val="both"/>
-      </w:pPr>
-      <w:r>
-        <w:t>The repository also carries the assignment brief and the engineered model it was built from, at docs/assignment/, so a reader can check the work against the thing it was marked on without leaving the repository.</w:t>
+        <w:rPr>
+          <w:b w:val="0"/>
+        </w:rPr>
+        <w:t>The repository also carries the assignment brief and the engineered model it was built from, at docs/assignment/, so the work can be checked against the thing it was marked on without leaving the repository.</w:t>
       </w:r>
     </w:p>
     <w:p>
@@ -419,6 +437,9 @@
         <w:jc w:val="both"/>
       </w:pPr>
       <w:r>
+        <w:rPr>
+          <w:b w:val="0"/>
+        </w:rPr>
         <w:t>https://chowly-theta.vercel.app</w:t>
       </w:r>
     </w:p>
@@ -427,6 +448,9 @@
         <w:jc w:val="both"/>
       </w:pPr>
       <w:r>
+        <w:rPr>
+          <w:b w:val="0"/>
+        </w:rPr>
         <w:t>It opens on the front door. There is nothing to install and nothing to sign in to, and both roles are reachable from that first screen. Adding ?table=12 to the URL is what a QR code on a physical table would carry; without it the door asks for the table number.</w:t>
       </w:r>
     </w:p>
@@ -443,6 +467,9 @@
         <w:jc w:val="both"/>
       </w:pPr>
       <w:r>
+        <w:rPr>
+          <w:b w:val="0"/>
+        </w:rPr>
         <w:t>The four required parts follow in the order the brief lists them.</w:t>
       </w:r>
     </w:p>
@@ -535,6 +562,7 @@
             <w:r/>
             <w:r>
               <w:rPr>
+                <w:b w:val="0"/>
                 <w:sz w:val="18"/>
               </w:rPr>
               <w:t>Framework</w:t>
@@ -549,6 +577,7 @@
             <w:r/>
             <w:r>
               <w:rPr>
+                <w:b w:val="0"/>
                 <w:sz w:val="18"/>
               </w:rPr>
               <w:t>Next.js 15, App Router, TypeScript strict</w:t>
@@ -563,6 +592,7 @@
             <w:r/>
             <w:r>
               <w:rPr>
+                <w:b w:val="0"/>
                 <w:sz w:val="18"/>
               </w:rPr>
               <w:t>One project serves the pages and the API, so the types the server computes are the types the client renders</w:t>
@@ -579,6 +609,7 @@
             <w:r/>
             <w:r>
               <w:rPr>
+                <w:b w:val="0"/>
                 <w:sz w:val="18"/>
               </w:rPr>
               <w:t>Database</w:t>
@@ -593,6 +624,7 @@
             <w:r/>
             <w:r>
               <w:rPr>
+                <w:b w:val="0"/>
                 <w:sz w:val="18"/>
               </w:rPr>
               <w:t>PostgreSQL on Neon</w:t>
@@ -607,6 +639,7 @@
             <w:r/>
             <w:r>
               <w:rPr>
+                <w:b w:val="0"/>
                 <w:sz w:val="18"/>
               </w:rPr>
               <w:t>Provisioned through the Vercel marketplace, so the deployment and the database are one setup step</w:t>
@@ -623,6 +656,7 @@
             <w:r/>
             <w:r>
               <w:rPr>
+                <w:b w:val="0"/>
                 <w:sz w:val="18"/>
               </w:rPr>
               <w:t>ORM</w:t>
@@ -637,6 +671,7 @@
             <w:r/>
             <w:r>
               <w:rPr>
+                <w:b w:val="0"/>
                 <w:sz w:val="18"/>
               </w:rPr>
               <w:t>Prisma 6</w:t>
@@ -651,6 +686,7 @@
             <w:r/>
             <w:r>
               <w:rPr>
+                <w:b w:val="0"/>
                 <w:sz w:val="18"/>
               </w:rPr>
               <w:t>Migrations are files in the repository, and the generated client makes a schema change a compile error rather than a runtime one</w:t>
@@ -667,6 +703,7 @@
             <w:r/>
             <w:r>
               <w:rPr>
+                <w:b w:val="0"/>
                 <w:sz w:val="18"/>
               </w:rPr>
               <w:t>Validation</w:t>
@@ -681,6 +718,7 @@
             <w:r/>
             <w:r>
               <w:rPr>
+                <w:b w:val="0"/>
                 <w:sz w:val="18"/>
               </w:rPr>
               <w:t>Zod</w:t>
@@ -695,6 +733,7 @@
             <w:r/>
             <w:r>
               <w:rPr>
+                <w:b w:val="0"/>
                 <w:sz w:val="18"/>
               </w:rPr>
               <w:t>Every request body is parsed by a strict schema before anything touches the database</w:t>
@@ -711,6 +750,7 @@
             <w:r/>
             <w:r>
               <w:rPr>
+                <w:b w:val="0"/>
                 <w:sz w:val="18"/>
               </w:rPr>
               <w:t>Styling</w:t>
@@ -725,6 +765,7 @@
             <w:r/>
             <w:r>
               <w:rPr>
+                <w:b w:val="0"/>
                 <w:sz w:val="18"/>
               </w:rPr>
               <w:t>Tailwind v4</w:t>
@@ -739,6 +780,7 @@
             <w:r/>
             <w:r>
               <w:rPr>
+                <w:b w:val="0"/>
                 <w:sz w:val="18"/>
               </w:rPr>
               <w:t>Design tokens live in one stylesheet and nothing else defines a colour</w:t>
@@ -755,6 +797,7 @@
             <w:r/>
             <w:r>
               <w:rPr>
+                <w:b w:val="0"/>
                 <w:sz w:val="18"/>
               </w:rPr>
               <w:t>Motion</w:t>
@@ -769,6 +812,7 @@
             <w:r/>
             <w:r>
               <w:rPr>
+                <w:b w:val="0"/>
                 <w:sz w:val="18"/>
               </w:rPr>
               <w:t>anime.js v4</w:t>
@@ -783,6 +827,7 @@
             <w:r/>
             <w:r>
               <w:rPr>
+                <w:b w:val="0"/>
                 <w:sz w:val="18"/>
               </w:rPr>
               <w:t>Scoped animations that clean themselves up under React strict mode</w:t>
@@ -799,6 +844,7 @@
             <w:r/>
             <w:r>
               <w:rPr>
+                <w:b w:val="0"/>
                 <w:sz w:val="18"/>
               </w:rPr>
               <w:t>Data fetching</w:t>
@@ -813,6 +859,7 @@
             <w:r/>
             <w:r>
               <w:rPr>
+                <w:b w:val="0"/>
                 <w:sz w:val="18"/>
               </w:rPr>
               <w:t>SWR</w:t>
@@ -827,6 +874,7 @@
             <w:r/>
             <w:r>
               <w:rPr>
+                <w:b w:val="0"/>
                 <w:sz w:val="18"/>
               </w:rPr>
               <w:t>Polling with the previous data kept on screen, so nothing blinks while it revalidates</w:t>
@@ -843,6 +891,7 @@
             <w:r/>
             <w:r>
               <w:rPr>
+                <w:b w:val="0"/>
                 <w:sz w:val="18"/>
               </w:rPr>
               <w:t>Hosting</w:t>
@@ -857,6 +906,7 @@
             <w:r/>
             <w:r>
               <w:rPr>
+                <w:b w:val="0"/>
                 <w:sz w:val="18"/>
               </w:rPr>
               <w:t>Vercel</w:t>
@@ -871,6 +921,7 @@
             <w:r/>
             <w:r>
               <w:rPr>
+                <w:b w:val="0"/>
                 <w:sz w:val="18"/>
               </w:rPr>
               <w:t>Deploys from the default branch on push</w:t>
@@ -889,7 +940,10 @@
         <w:jc w:val="both"/>
       </w:pPr>
       <w:r>
-        <w:t>The brief says the stack is not what is marked, so these were chosen to keep the work honest rather than to be interesting. The one that earned its place repeatedly is Zod: because every route rejects an unknown field, a client bug that would otherwise have corrupted an order arrived instead as a 400 naming the field.</w:t>
+        <w:rPr>
+          <w:b w:val="0"/>
+        </w:rPr>
+        <w:t>The brief says the stack is not what is marked, so these were chosen to keep the work honest rather than to be interesting. The one that earned its place repeatedly is Zod: because every route rejects an unknown field, a client bug that would otherwise have corrupted an order arrived instead as a clear refusal naming the field.</w:t>
       </w:r>
     </w:p>
     <w:p>
@@ -906,6 +960,9 @@
         <w:spacing w:after="100"/>
       </w:pPr>
       <w:r>
+        <w:rPr>
+          <w:b w:val="0"/>
+        </w:rPr>
         <w:t>app/ holds the routes. Pages under app/(guest) and app/waiter, and the API under app/api. Every route handler is a few lines: parse, authorise, compute, respond.</w:t>
       </w:r>
     </w:p>
@@ -915,7 +972,10 @@
         <w:spacing w:after="100"/>
       </w:pPr>
       <w:r>
-        <w:t>lib/ holds everything that decides something. The wait time, the money, the session token, the cart, the greeting, the cancel window, the staff PIN comparison and the database guard are each one file with unit tests beside it. Nothing in lib imports a React component.</w:t>
+        <w:rPr>
+          <w:b w:val="0"/>
+        </w:rPr>
+        <w:t>lib/ holds everything that decides something. The wait time, the money, the session token, the cart, the greeting, the cancel window and the order number are each one file with unit tests beside it. Nothing in lib imports a React component.</w:t>
       </w:r>
     </w:p>
     <w:p>
@@ -924,7 +984,10 @@
         <w:spacing w:after="100"/>
       </w:pPr>
       <w:r>
-        <w:t>components/night/ holds the screens. They are named for what they show: menu, order, pay, waiter, receipt, vessel.</w:t>
+        <w:rPr>
+          <w:b w:val="0"/>
+        </w:rPr>
+        <w:t>components/night/ holds the screens, named for what they show: menu, order, pay, waiter, receipt.</w:t>
       </w:r>
     </w:p>
     <w:p>
@@ -933,24 +996,1490 @@
         <w:spacing w:after="100"/>
       </w:pPr>
       <w:r>
+        <w:rPr>
+          <w:b w:val="0"/>
+        </w:rPr>
         <w:t>prisma/ holds the schema, the migrations and the seed.</w:t>
       </w:r>
     </w:p>
     <w:p>
       <w:pPr>
-        <w:pStyle w:val="ListBullet"/>
-        <w:spacing w:after="100"/>
+        <w:jc w:val="both"/>
       </w:pPr>
       <w:r>
-        <w:t>docs/ holds this document, the longer working document it draws on, the AI log, the photography record and the design handoff.</w:t>
+        <w:rPr>
+          <w:b w:val="0"/>
+        </w:rPr>
+        <w:t>The rule the structure follows is that a number a guest sees is computed in exactly one place on the server. The promised wait is computed in lib/wait-time.ts and nowhere else; the money in lib/money.ts and nowhere else. The client may draw a countdown, but it may not decide one.</w:t>
       </w:r>
     </w:p>
     <w:p>
       <w:pPr>
+        <w:pStyle w:val="Heading3"/>
+      </w:pPr>
+      <w:r>
+        <w:t>What is in the application</w:t>
+      </w:r>
+    </w:p>
+    <w:p>
+      <w:pPr>
         <w:jc w:val="both"/>
       </w:pPr>
       <w:r>
-        <w:t>The rule the structure follows is that a number a guest sees is computed in exactly one place on the server. The promised wait is computed in lib/wait-time.ts and nowhere else; the money in lib/money.ts and nowhere else. The client is allowed to draw a countdown, but not to decide one.</w:t>
+        <w:rPr>
+          <w:b w:val="0"/>
+        </w:rPr>
+        <w:t>The application is not a shell with sample rows in it. Everything below is loaded into PostgreSQL by the seed and is what the deployed link serves.</w:t>
+      </w:r>
+    </w:p>
+    <w:p>
+      <w:pPr>
+        <w:jc w:val="both"/>
+      </w:pPr>
+      <w:r>
+        <w:rPr>
+          <w:b/>
+        </w:rPr>
+        <w:t>The menu.</w:t>
+      </w:r>
+      <w:r>
+        <w:rPr>
+          <w:b w:val="0"/>
+        </w:rPr>
+        <w:t xml:space="preserve"> Ninety two dishes, taken from The Lagos Table Fine Dining Menu, the menu document supplied with the assignment. Only the food is theirs: the restaurant is The Golden Gate, 13 Ubah Street, Berger, Lagos. The card has two levels, because a printed menu does:</w:t>
+      </w:r>
+    </w:p>
+    <w:tbl>
+      <w:tblPr>
+        <w:tblStyle w:val="TableGrid"/>
+        <w:tblW w:type="auto" w:w="0"/>
+        <w:tblLook w:firstColumn="1" w:firstRow="1" w:lastColumn="0" w:lastRow="0" w:noHBand="0" w:noVBand="1" w:val="04A0"/>
+      </w:tblPr>
+      <w:tblGrid>
+        <w:gridCol w:w="3249"/>
+        <w:gridCol w:w="3249"/>
+        <w:gridCol w:w="3249"/>
+      </w:tblGrid>
+      <w:tr>
+        <w:trPr>
+          <w:tblHeader w:val="true"/>
+        </w:trPr>
+        <w:tc>
+          <w:tcPr>
+            <w:tcW w:type="dxa" w:w="3249"/>
+            <w:shd w:fill="F2F0EC"/>
+          </w:tcPr>
+          <w:p>
+            <w:r/>
+            <w:r>
+              <w:rPr>
+                <w:b/>
+                <w:sz w:val="18"/>
+              </w:rPr>
+              <w:t>Heading</w:t>
+            </w:r>
+          </w:p>
+        </w:tc>
+        <w:tc>
+          <w:tcPr>
+            <w:tcW w:type="dxa" w:w="3249"/>
+            <w:shd w:fill="F2F0EC"/>
+          </w:tcPr>
+          <w:p>
+            <w:r/>
+            <w:r>
+              <w:rPr>
+                <w:b/>
+                <w:sz w:val="18"/>
+              </w:rPr>
+              <w:t>Sub-sections</w:t>
+            </w:r>
+          </w:p>
+        </w:tc>
+        <w:tc>
+          <w:tcPr>
+            <w:tcW w:type="dxa" w:w="3249"/>
+            <w:shd w:fill="F2F0EC"/>
+          </w:tcPr>
+          <w:p>
+            <w:r/>
+            <w:r>
+              <w:rPr>
+                <w:b/>
+                <w:sz w:val="18"/>
+              </w:rPr>
+              <w:t>Dishes</w:t>
+            </w:r>
+          </w:p>
+        </w:tc>
+      </w:tr>
+      <w:tr>
+        <w:tc>
+          <w:tcPr>
+            <w:tcW w:type="dxa" w:w="3249"/>
+          </w:tcPr>
+          <w:p>
+            <w:r/>
+            <w:r>
+              <w:rPr>
+                <w:b w:val="0"/>
+                <w:sz w:val="18"/>
+              </w:rPr>
+              <w:t>Breakfast</w:t>
+            </w:r>
+          </w:p>
+        </w:tc>
+        <w:tc>
+          <w:tcPr>
+            <w:tcW w:type="dxa" w:w="3249"/>
+          </w:tcPr>
+          <w:p>
+            <w:r/>
+            <w:r>
+              <w:rPr>
+                <w:b w:val="0"/>
+                <w:sz w:val="18"/>
+              </w:rPr>
+              <w:t>Food, Drinks</w:t>
+            </w:r>
+          </w:p>
+        </w:tc>
+        <w:tc>
+          <w:tcPr>
+            <w:tcW w:type="dxa" w:w="3249"/>
+          </w:tcPr>
+          <w:p>
+            <w:r/>
+            <w:r>
+              <w:rPr>
+                <w:b w:val="0"/>
+                <w:sz w:val="18"/>
+              </w:rPr>
+              <w:t>15</w:t>
+            </w:r>
+          </w:p>
+        </w:tc>
+      </w:tr>
+      <w:tr>
+        <w:tc>
+          <w:tcPr>
+            <w:tcW w:type="dxa" w:w="3249"/>
+          </w:tcPr>
+          <w:p>
+            <w:r/>
+            <w:r>
+              <w:rPr>
+                <w:b w:val="0"/>
+                <w:sz w:val="18"/>
+              </w:rPr>
+              <w:t>Lunch</w:t>
+            </w:r>
+          </w:p>
+        </w:tc>
+        <w:tc>
+          <w:tcPr>
+            <w:tcW w:type="dxa" w:w="3249"/>
+          </w:tcPr>
+          <w:p>
+            <w:r/>
+            <w:r>
+              <w:rPr>
+                <w:b w:val="0"/>
+                <w:sz w:val="18"/>
+              </w:rPr>
+              <w:t>Starters, Mains, Drinks</w:t>
+            </w:r>
+          </w:p>
+        </w:tc>
+        <w:tc>
+          <w:tcPr>
+            <w:tcW w:type="dxa" w:w="3249"/>
+          </w:tcPr>
+          <w:p>
+            <w:r/>
+            <w:r>
+              <w:rPr>
+                <w:b w:val="0"/>
+                <w:sz w:val="18"/>
+              </w:rPr>
+              <w:t>19</w:t>
+            </w:r>
+          </w:p>
+        </w:tc>
+      </w:tr>
+      <w:tr>
+        <w:tc>
+          <w:tcPr>
+            <w:tcW w:type="dxa" w:w="3249"/>
+          </w:tcPr>
+          <w:p>
+            <w:r/>
+            <w:r>
+              <w:rPr>
+                <w:b w:val="0"/>
+                <w:sz w:val="18"/>
+              </w:rPr>
+              <w:t>Dinner</w:t>
+            </w:r>
+          </w:p>
+        </w:tc>
+        <w:tc>
+          <w:tcPr>
+            <w:tcW w:type="dxa" w:w="3249"/>
+          </w:tcPr>
+          <w:p>
+            <w:r/>
+            <w:r>
+              <w:rPr>
+                <w:b w:val="0"/>
+                <w:sz w:val="18"/>
+              </w:rPr>
+              <w:t>Starters, Mains</w:t>
+            </w:r>
+          </w:p>
+        </w:tc>
+        <w:tc>
+          <w:tcPr>
+            <w:tcW w:type="dxa" w:w="3249"/>
+          </w:tcPr>
+          <w:p>
+            <w:r/>
+            <w:r>
+              <w:rPr>
+                <w:b w:val="0"/>
+                <w:sz w:val="18"/>
+              </w:rPr>
+              <w:t>13</w:t>
+            </w:r>
+          </w:p>
+        </w:tc>
+      </w:tr>
+      <w:tr>
+        <w:tc>
+          <w:tcPr>
+            <w:tcW w:type="dxa" w:w="3249"/>
+          </w:tcPr>
+          <w:p>
+            <w:r/>
+            <w:r>
+              <w:rPr>
+                <w:b w:val="0"/>
+                <w:sz w:val="18"/>
+              </w:rPr>
+              <w:t>Finger foods</w:t>
+            </w:r>
+          </w:p>
+        </w:tc>
+        <w:tc>
+          <w:tcPr>
+            <w:tcW w:type="dxa" w:w="3249"/>
+          </w:tcPr>
+          <w:p>
+            <w:r/>
+            <w:r>
+              <w:rPr>
+                <w:b w:val="0"/>
+                <w:sz w:val="18"/>
+              </w:rPr>
+              <w:t>one section</w:t>
+            </w:r>
+          </w:p>
+        </w:tc>
+        <w:tc>
+          <w:tcPr>
+            <w:tcW w:type="dxa" w:w="3249"/>
+          </w:tcPr>
+          <w:p>
+            <w:r/>
+            <w:r>
+              <w:rPr>
+                <w:b w:val="0"/>
+                <w:sz w:val="18"/>
+              </w:rPr>
+              <w:t>10</w:t>
+            </w:r>
+          </w:p>
+        </w:tc>
+      </w:tr>
+      <w:tr>
+        <w:tc>
+          <w:tcPr>
+            <w:tcW w:type="dxa" w:w="3249"/>
+          </w:tcPr>
+          <w:p>
+            <w:r/>
+            <w:r>
+              <w:rPr>
+                <w:b w:val="0"/>
+                <w:sz w:val="18"/>
+              </w:rPr>
+              <w:t>Desserts</w:t>
+            </w:r>
+          </w:p>
+        </w:tc>
+        <w:tc>
+          <w:tcPr>
+            <w:tcW w:type="dxa" w:w="3249"/>
+          </w:tcPr>
+          <w:p>
+            <w:r/>
+            <w:r>
+              <w:rPr>
+                <w:b w:val="0"/>
+                <w:sz w:val="18"/>
+              </w:rPr>
+              <w:t>one section</w:t>
+            </w:r>
+          </w:p>
+        </w:tc>
+        <w:tc>
+          <w:tcPr>
+            <w:tcW w:type="dxa" w:w="3249"/>
+          </w:tcPr>
+          <w:p>
+            <w:r/>
+            <w:r>
+              <w:rPr>
+                <w:b w:val="0"/>
+                <w:sz w:val="18"/>
+              </w:rPr>
+              <w:t>6</w:t>
+            </w:r>
+          </w:p>
+        </w:tc>
+      </w:tr>
+      <w:tr>
+        <w:tc>
+          <w:tcPr>
+            <w:tcW w:type="dxa" w:w="3249"/>
+          </w:tcPr>
+          <w:p>
+            <w:r/>
+            <w:r>
+              <w:rPr>
+                <w:b w:val="0"/>
+                <w:sz w:val="18"/>
+              </w:rPr>
+              <w:t>Drinks</w:t>
+            </w:r>
+          </w:p>
+        </w:tc>
+        <w:tc>
+          <w:tcPr>
+            <w:tcW w:type="dxa" w:w="3249"/>
+          </w:tcPr>
+          <w:p>
+            <w:r/>
+            <w:r>
+              <w:rPr>
+                <w:b w:val="0"/>
+                <w:sz w:val="18"/>
+              </w:rPr>
+              <w:t>Cocktails, Wines, Soft, Hot</w:t>
+            </w:r>
+          </w:p>
+        </w:tc>
+        <w:tc>
+          <w:tcPr>
+            <w:tcW w:type="dxa" w:w="3249"/>
+          </w:tcPr>
+          <w:p>
+            <w:r/>
+            <w:r>
+              <w:rPr>
+                <w:b w:val="0"/>
+                <w:sz w:val="18"/>
+              </w:rPr>
+              <w:t>27</w:t>
+            </w:r>
+          </w:p>
+        </w:tc>
+      </w:tr>
+      <w:tr>
+        <w:tc>
+          <w:tcPr>
+            <w:tcW w:type="dxa" w:w="3249"/>
+          </w:tcPr>
+          <w:p>
+            <w:r/>
+            <w:r>
+              <w:rPr>
+                <w:b w:val="0"/>
+                <w:sz w:val="18"/>
+              </w:rPr>
+              <w:t>Tasting menu</w:t>
+            </w:r>
+          </w:p>
+        </w:tc>
+        <w:tc>
+          <w:tcPr>
+            <w:tcW w:type="dxa" w:w="3249"/>
+          </w:tcPr>
+          <w:p>
+            <w:r/>
+            <w:r>
+              <w:rPr>
+                <w:b w:val="0"/>
+                <w:sz w:val="18"/>
+              </w:rPr>
+              <w:t>one section</w:t>
+            </w:r>
+          </w:p>
+        </w:tc>
+        <w:tc>
+          <w:tcPr>
+            <w:tcW w:type="dxa" w:w="3249"/>
+          </w:tcPr>
+          <w:p>
+            <w:r/>
+            <w:r>
+              <w:rPr>
+                <w:b w:val="0"/>
+                <w:sz w:val="18"/>
+              </w:rPr>
+              <w:t>2</w:t>
+            </w:r>
+          </w:p>
+        </w:tc>
+      </w:tr>
+    </w:tbl>
+    <w:p>
+      <w:pPr>
+        <w:spacing w:after="80"/>
+      </w:pPr>
+    </w:p>
+    <w:p>
+      <w:pPr>
+        <w:jc w:val="both"/>
+      </w:pPr>
+      <w:r>
+        <w:rPr>
+          <w:b w:val="0"/>
+        </w:rPr>
+        <w:t>Seven headings, fourteen sub-sections. Every dish carries a name, a description, a price in integer kobo and a preparation time, which is what the brief requires of a menu item. Three bottles are listed on the card at a floor price rather than a fixed one, so they show "from N75,000", say to ask your waiter, and cannot be added to an order at all.</w:t>
+      </w:r>
+    </w:p>
+    <w:p>
+      <w:pPr>
+        <w:jc w:val="both"/>
+      </w:pPr>
+      <w:r>
+        <w:rPr>
+          <w:b/>
+        </w:rPr>
+        <w:t>The preparation times are mine, and the source menu has none.</w:t>
+      </w:r>
+      <w:r>
+        <w:rPr>
+          <w:b w:val="0"/>
+        </w:rPr>
+        <w:t xml:space="preserve"> The Lagos Table card has three columns: dish, description, and price. The brief requires a preparation time on every item and the promised wait is computed from it, so all ninety two numbers were assigned by hand, one dish at a time, from what each description says is done to it. Thirty two distinct values from one minute to ninety:</w:t>
+      </w:r>
+    </w:p>
+    <w:tbl>
+      <w:tblPr>
+        <w:tblStyle w:val="TableGrid"/>
+        <w:tblW w:type="auto" w:w="0"/>
+        <w:tblLook w:firstColumn="1" w:firstRow="1" w:lastColumn="0" w:lastRow="0" w:noHBand="0" w:noVBand="1" w:val="04A0"/>
+      </w:tblPr>
+      <w:tblGrid>
+        <w:gridCol w:w="3249"/>
+        <w:gridCol w:w="3249"/>
+        <w:gridCol w:w="3249"/>
+      </w:tblGrid>
+      <w:tr>
+        <w:trPr>
+          <w:tblHeader w:val="true"/>
+        </w:trPr>
+        <w:tc>
+          <w:tcPr>
+            <w:tcW w:type="dxa" w:w="3249"/>
+            <w:shd w:fill="F2F0EC"/>
+          </w:tcPr>
+          <w:p>
+            <w:r/>
+            <w:r>
+              <w:rPr>
+                <w:b/>
+                <w:sz w:val="18"/>
+              </w:rPr>
+              <w:t>Section</w:t>
+            </w:r>
+          </w:p>
+        </w:tc>
+        <w:tc>
+          <w:tcPr>
+            <w:tcW w:type="dxa" w:w="3249"/>
+            <w:shd w:fill="F2F0EC"/>
+          </w:tcPr>
+          <w:p>
+            <w:r/>
+            <w:r>
+              <w:rPr>
+                <w:b/>
+                <w:sz w:val="18"/>
+              </w:rPr>
+              <w:t>Minutes</w:t>
+            </w:r>
+          </w:p>
+        </w:tc>
+        <w:tc>
+          <w:tcPr>
+            <w:tcW w:type="dxa" w:w="3249"/>
+            <w:shd w:fill="F2F0EC"/>
+          </w:tcPr>
+          <w:p>
+            <w:r/>
+            <w:r>
+              <w:rPr>
+                <w:b/>
+                <w:sz w:val="18"/>
+              </w:rPr>
+              <w:t>Dishes</w:t>
+            </w:r>
+          </w:p>
+        </w:tc>
+      </w:tr>
+      <w:tr>
+        <w:tc>
+          <w:tcPr>
+            <w:tcW w:type="dxa" w:w="3249"/>
+          </w:tcPr>
+          <w:p>
+            <w:r/>
+            <w:r>
+              <w:rPr>
+                <w:b w:val="0"/>
+                <w:sz w:val="18"/>
+              </w:rPr>
+              <w:t>Breakfast, food</w:t>
+            </w:r>
+          </w:p>
+        </w:tc>
+        <w:tc>
+          <w:tcPr>
+            <w:tcW w:type="dxa" w:w="3249"/>
+          </w:tcPr>
+          <w:p>
+            <w:r/>
+            <w:r>
+              <w:rPr>
+                <w:b w:val="0"/>
+                <w:sz w:val="18"/>
+              </w:rPr>
+              <w:t>12 to 22</w:t>
+            </w:r>
+          </w:p>
+        </w:tc>
+        <w:tc>
+          <w:tcPr>
+            <w:tcW w:type="dxa" w:w="3249"/>
+          </w:tcPr>
+          <w:p>
+            <w:r/>
+            <w:r>
+              <w:rPr>
+                <w:b w:val="0"/>
+                <w:sz w:val="18"/>
+              </w:rPr>
+              <w:t>8</w:t>
+            </w:r>
+          </w:p>
+        </w:tc>
+      </w:tr>
+      <w:tr>
+        <w:tc>
+          <w:tcPr>
+            <w:tcW w:type="dxa" w:w="3249"/>
+          </w:tcPr>
+          <w:p>
+            <w:r/>
+            <w:r>
+              <w:rPr>
+                <w:b w:val="0"/>
+                <w:sz w:val="18"/>
+              </w:rPr>
+              <w:t>Breakfast, drinks</w:t>
+            </w:r>
+          </w:p>
+        </w:tc>
+        <w:tc>
+          <w:tcPr>
+            <w:tcW w:type="dxa" w:w="3249"/>
+          </w:tcPr>
+          <w:p>
+            <w:r/>
+            <w:r>
+              <w:rPr>
+                <w:b w:val="0"/>
+                <w:sz w:val="18"/>
+              </w:rPr>
+              <w:t>3 to 5</w:t>
+            </w:r>
+          </w:p>
+        </w:tc>
+        <w:tc>
+          <w:tcPr>
+            <w:tcW w:type="dxa" w:w="3249"/>
+          </w:tcPr>
+          <w:p>
+            <w:r/>
+            <w:r>
+              <w:rPr>
+                <w:b w:val="0"/>
+                <w:sz w:val="18"/>
+              </w:rPr>
+              <w:t>7</w:t>
+            </w:r>
+          </w:p>
+        </w:tc>
+      </w:tr>
+      <w:tr>
+        <w:tc>
+          <w:tcPr>
+            <w:tcW w:type="dxa" w:w="3249"/>
+          </w:tcPr>
+          <w:p>
+            <w:r/>
+            <w:r>
+              <w:rPr>
+                <w:b w:val="0"/>
+                <w:sz w:val="18"/>
+              </w:rPr>
+              <w:t>Lunch, starters</w:t>
+            </w:r>
+          </w:p>
+        </w:tc>
+        <w:tc>
+          <w:tcPr>
+            <w:tcW w:type="dxa" w:w="3249"/>
+          </w:tcPr>
+          <w:p>
+            <w:r/>
+            <w:r>
+              <w:rPr>
+                <w:b w:val="0"/>
+                <w:sz w:val="18"/>
+              </w:rPr>
+              <w:t>11 to 16</w:t>
+            </w:r>
+          </w:p>
+        </w:tc>
+        <w:tc>
+          <w:tcPr>
+            <w:tcW w:type="dxa" w:w="3249"/>
+          </w:tcPr>
+          <w:p>
+            <w:r/>
+            <w:r>
+              <w:rPr>
+                <w:b w:val="0"/>
+                <w:sz w:val="18"/>
+              </w:rPr>
+              <w:t>5</w:t>
+            </w:r>
+          </w:p>
+        </w:tc>
+      </w:tr>
+      <w:tr>
+        <w:tc>
+          <w:tcPr>
+            <w:tcW w:type="dxa" w:w="3249"/>
+          </w:tcPr>
+          <w:p>
+            <w:r/>
+            <w:r>
+              <w:rPr>
+                <w:b w:val="0"/>
+                <w:sz w:val="18"/>
+              </w:rPr>
+              <w:t>Lunch, mains</w:t>
+            </w:r>
+          </w:p>
+        </w:tc>
+        <w:tc>
+          <w:tcPr>
+            <w:tcW w:type="dxa" w:w="3249"/>
+          </w:tcPr>
+          <w:p>
+            <w:r/>
+            <w:r>
+              <w:rPr>
+                <w:b w:val="0"/>
+                <w:sz w:val="18"/>
+              </w:rPr>
+              <w:t>22 to 30</w:t>
+            </w:r>
+          </w:p>
+        </w:tc>
+        <w:tc>
+          <w:tcPr>
+            <w:tcW w:type="dxa" w:w="3249"/>
+          </w:tcPr>
+          <w:p>
+            <w:r/>
+            <w:r>
+              <w:rPr>
+                <w:b w:val="0"/>
+                <w:sz w:val="18"/>
+              </w:rPr>
+              <w:t>8</w:t>
+            </w:r>
+          </w:p>
+        </w:tc>
+      </w:tr>
+      <w:tr>
+        <w:tc>
+          <w:tcPr>
+            <w:tcW w:type="dxa" w:w="3249"/>
+          </w:tcPr>
+          <w:p>
+            <w:r/>
+            <w:r>
+              <w:rPr>
+                <w:b w:val="0"/>
+                <w:sz w:val="18"/>
+              </w:rPr>
+              <w:t>Lunch, drinks</w:t>
+            </w:r>
+          </w:p>
+        </w:tc>
+        <w:tc>
+          <w:tcPr>
+            <w:tcW w:type="dxa" w:w="3249"/>
+          </w:tcPr>
+          <w:p>
+            <w:r/>
+            <w:r>
+              <w:rPr>
+                <w:b w:val="0"/>
+                <w:sz w:val="18"/>
+              </w:rPr>
+              <w:t>1 to 5</w:t>
+            </w:r>
+          </w:p>
+        </w:tc>
+        <w:tc>
+          <w:tcPr>
+            <w:tcW w:type="dxa" w:w="3249"/>
+          </w:tcPr>
+          <w:p>
+            <w:r/>
+            <w:r>
+              <w:rPr>
+                <w:b w:val="0"/>
+                <w:sz w:val="18"/>
+              </w:rPr>
+              <w:t>6</w:t>
+            </w:r>
+          </w:p>
+        </w:tc>
+      </w:tr>
+      <w:tr>
+        <w:tc>
+          <w:tcPr>
+            <w:tcW w:type="dxa" w:w="3249"/>
+          </w:tcPr>
+          <w:p>
+            <w:r/>
+            <w:r>
+              <w:rPr>
+                <w:b w:val="0"/>
+                <w:sz w:val="18"/>
+              </w:rPr>
+              <w:t>Dinner, starters</w:t>
+            </w:r>
+          </w:p>
+        </w:tc>
+        <w:tc>
+          <w:tcPr>
+            <w:tcW w:type="dxa" w:w="3249"/>
+          </w:tcPr>
+          <w:p>
+            <w:r/>
+            <w:r>
+              <w:rPr>
+                <w:b w:val="0"/>
+                <w:sz w:val="18"/>
+              </w:rPr>
+              <w:t>10 to 22</w:t>
+            </w:r>
+          </w:p>
+        </w:tc>
+        <w:tc>
+          <w:tcPr>
+            <w:tcW w:type="dxa" w:w="3249"/>
+          </w:tcPr>
+          <w:p>
+            <w:r/>
+            <w:r>
+              <w:rPr>
+                <w:b w:val="0"/>
+                <w:sz w:val="18"/>
+              </w:rPr>
+              <w:t>5</w:t>
+            </w:r>
+          </w:p>
+        </w:tc>
+      </w:tr>
+      <w:tr>
+        <w:tc>
+          <w:tcPr>
+            <w:tcW w:type="dxa" w:w="3249"/>
+          </w:tcPr>
+          <w:p>
+            <w:r/>
+            <w:r>
+              <w:rPr>
+                <w:b w:val="0"/>
+                <w:sz w:val="18"/>
+              </w:rPr>
+              <w:t>Dinner, mains</w:t>
+            </w:r>
+          </w:p>
+        </w:tc>
+        <w:tc>
+          <w:tcPr>
+            <w:tcW w:type="dxa" w:w="3249"/>
+          </w:tcPr>
+          <w:p>
+            <w:r/>
+            <w:r>
+              <w:rPr>
+                <w:b w:val="0"/>
+                <w:sz w:val="18"/>
+              </w:rPr>
+              <w:t>26 to 45</w:t>
+            </w:r>
+          </w:p>
+        </w:tc>
+        <w:tc>
+          <w:tcPr>
+            <w:tcW w:type="dxa" w:w="3249"/>
+          </w:tcPr>
+          <w:p>
+            <w:r/>
+            <w:r>
+              <w:rPr>
+                <w:b w:val="0"/>
+                <w:sz w:val="18"/>
+              </w:rPr>
+              <w:t>8</w:t>
+            </w:r>
+          </w:p>
+        </w:tc>
+      </w:tr>
+      <w:tr>
+        <w:tc>
+          <w:tcPr>
+            <w:tcW w:type="dxa" w:w="3249"/>
+          </w:tcPr>
+          <w:p>
+            <w:r/>
+            <w:r>
+              <w:rPr>
+                <w:b w:val="0"/>
+                <w:sz w:val="18"/>
+              </w:rPr>
+              <w:t>Finger foods</w:t>
+            </w:r>
+          </w:p>
+        </w:tc>
+        <w:tc>
+          <w:tcPr>
+            <w:tcW w:type="dxa" w:w="3249"/>
+          </w:tcPr>
+          <w:p>
+            <w:r/>
+            <w:r>
+              <w:rPr>
+                <w:b w:val="0"/>
+                <w:sz w:val="18"/>
+              </w:rPr>
+              <w:t>9 to 16</w:t>
+            </w:r>
+          </w:p>
+        </w:tc>
+        <w:tc>
+          <w:tcPr>
+            <w:tcW w:type="dxa" w:w="3249"/>
+          </w:tcPr>
+          <w:p>
+            <w:r/>
+            <w:r>
+              <w:rPr>
+                <w:b w:val="0"/>
+                <w:sz w:val="18"/>
+              </w:rPr>
+              <w:t>10</w:t>
+            </w:r>
+          </w:p>
+        </w:tc>
+      </w:tr>
+      <w:tr>
+        <w:tc>
+          <w:tcPr>
+            <w:tcW w:type="dxa" w:w="3249"/>
+          </w:tcPr>
+          <w:p>
+            <w:r/>
+            <w:r>
+              <w:rPr>
+                <w:b w:val="0"/>
+                <w:sz w:val="18"/>
+              </w:rPr>
+              <w:t>Desserts</w:t>
+            </w:r>
+          </w:p>
+        </w:tc>
+        <w:tc>
+          <w:tcPr>
+            <w:tcW w:type="dxa" w:w="3249"/>
+          </w:tcPr>
+          <w:p>
+            <w:r/>
+            <w:r>
+              <w:rPr>
+                <w:b w:val="0"/>
+                <w:sz w:val="18"/>
+              </w:rPr>
+              <w:t>8 to 15</w:t>
+            </w:r>
+          </w:p>
+        </w:tc>
+        <w:tc>
+          <w:tcPr>
+            <w:tcW w:type="dxa" w:w="3249"/>
+          </w:tcPr>
+          <w:p>
+            <w:r/>
+            <w:r>
+              <w:rPr>
+                <w:b w:val="0"/>
+                <w:sz w:val="18"/>
+              </w:rPr>
+              <w:t>6</w:t>
+            </w:r>
+          </w:p>
+        </w:tc>
+      </w:tr>
+      <w:tr>
+        <w:tc>
+          <w:tcPr>
+            <w:tcW w:type="dxa" w:w="3249"/>
+          </w:tcPr>
+          <w:p>
+            <w:r/>
+            <w:r>
+              <w:rPr>
+                <w:b w:val="0"/>
+                <w:sz w:val="18"/>
+              </w:rPr>
+              <w:t>Drinks, cocktails</w:t>
+            </w:r>
+          </w:p>
+        </w:tc>
+        <w:tc>
+          <w:tcPr>
+            <w:tcW w:type="dxa" w:w="3249"/>
+          </w:tcPr>
+          <w:p>
+            <w:r/>
+            <w:r>
+              <w:rPr>
+                <w:b w:val="0"/>
+                <w:sz w:val="18"/>
+              </w:rPr>
+              <w:t>5 to 6</w:t>
+            </w:r>
+          </w:p>
+        </w:tc>
+        <w:tc>
+          <w:tcPr>
+            <w:tcW w:type="dxa" w:w="3249"/>
+          </w:tcPr>
+          <w:p>
+            <w:r/>
+            <w:r>
+              <w:rPr>
+                <w:b w:val="0"/>
+                <w:sz w:val="18"/>
+              </w:rPr>
+              <w:t>5</w:t>
+            </w:r>
+          </w:p>
+        </w:tc>
+      </w:tr>
+      <w:tr>
+        <w:tc>
+          <w:tcPr>
+            <w:tcW w:type="dxa" w:w="3249"/>
+          </w:tcPr>
+          <w:p>
+            <w:r/>
+            <w:r>
+              <w:rPr>
+                <w:b w:val="0"/>
+                <w:sz w:val="18"/>
+              </w:rPr>
+              <w:t>Drinks, wines</w:t>
+            </w:r>
+          </w:p>
+        </w:tc>
+        <w:tc>
+          <w:tcPr>
+            <w:tcW w:type="dxa" w:w="3249"/>
+          </w:tcPr>
+          <w:p>
+            <w:r/>
+            <w:r>
+              <w:rPr>
+                <w:b w:val="0"/>
+                <w:sz w:val="18"/>
+              </w:rPr>
+              <w:t>3 to 4</w:t>
+            </w:r>
+          </w:p>
+        </w:tc>
+        <w:tc>
+          <w:tcPr>
+            <w:tcW w:type="dxa" w:w="3249"/>
+          </w:tcPr>
+          <w:p>
+            <w:r/>
+            <w:r>
+              <w:rPr>
+                <w:b w:val="0"/>
+                <w:sz w:val="18"/>
+              </w:rPr>
+              <w:t>6</w:t>
+            </w:r>
+          </w:p>
+        </w:tc>
+      </w:tr>
+      <w:tr>
+        <w:tc>
+          <w:tcPr>
+            <w:tcW w:type="dxa" w:w="3249"/>
+          </w:tcPr>
+          <w:p>
+            <w:r/>
+            <w:r>
+              <w:rPr>
+                <w:b w:val="0"/>
+                <w:sz w:val="18"/>
+              </w:rPr>
+              <w:t>Drinks, soft</w:t>
+            </w:r>
+          </w:p>
+        </w:tc>
+        <w:tc>
+          <w:tcPr>
+            <w:tcW w:type="dxa" w:w="3249"/>
+          </w:tcPr>
+          <w:p>
+            <w:r/>
+            <w:r>
+              <w:rPr>
+                <w:b w:val="0"/>
+                <w:sz w:val="18"/>
+              </w:rPr>
+              <w:t>1 to 5</w:t>
+            </w:r>
+          </w:p>
+        </w:tc>
+        <w:tc>
+          <w:tcPr>
+            <w:tcW w:type="dxa" w:w="3249"/>
+          </w:tcPr>
+          <w:p>
+            <w:r/>
+            <w:r>
+              <w:rPr>
+                <w:b w:val="0"/>
+                <w:sz w:val="18"/>
+              </w:rPr>
+              <w:t>9</w:t>
+            </w:r>
+          </w:p>
+        </w:tc>
+      </w:tr>
+      <w:tr>
+        <w:tc>
+          <w:tcPr>
+            <w:tcW w:type="dxa" w:w="3249"/>
+          </w:tcPr>
+          <w:p>
+            <w:r/>
+            <w:r>
+              <w:rPr>
+                <w:b w:val="0"/>
+                <w:sz w:val="18"/>
+              </w:rPr>
+              <w:t>Drinks, hot</w:t>
+            </w:r>
+          </w:p>
+        </w:tc>
+        <w:tc>
+          <w:tcPr>
+            <w:tcW w:type="dxa" w:w="3249"/>
+          </w:tcPr>
+          <w:p>
+            <w:r/>
+            <w:r>
+              <w:rPr>
+                <w:b w:val="0"/>
+                <w:sz w:val="18"/>
+              </w:rPr>
+              <w:t>3 to 5</w:t>
+            </w:r>
+          </w:p>
+        </w:tc>
+        <w:tc>
+          <w:tcPr>
+            <w:tcW w:type="dxa" w:w="3249"/>
+          </w:tcPr>
+          <w:p>
+            <w:r/>
+            <w:r>
+              <w:rPr>
+                <w:b w:val="0"/>
+                <w:sz w:val="18"/>
+              </w:rPr>
+              <w:t>7</w:t>
+            </w:r>
+          </w:p>
+        </w:tc>
+      </w:tr>
+      <w:tr>
+        <w:tc>
+          <w:tcPr>
+            <w:tcW w:type="dxa" w:w="3249"/>
+          </w:tcPr>
+          <w:p>
+            <w:r/>
+            <w:r>
+              <w:rPr>
+                <w:b w:val="0"/>
+                <w:sz w:val="18"/>
+              </w:rPr>
+              <w:t>Tasting menu</w:t>
+            </w:r>
+          </w:p>
+        </w:tc>
+        <w:tc>
+          <w:tcPr>
+            <w:tcW w:type="dxa" w:w="3249"/>
+          </w:tcPr>
+          <w:p>
+            <w:r/>
+            <w:r>
+              <w:rPr>
+                <w:b w:val="0"/>
+                <w:sz w:val="18"/>
+              </w:rPr>
+              <w:t>5 and 90</w:t>
+            </w:r>
+          </w:p>
+        </w:tc>
+        <w:tc>
+          <w:tcPr>
+            <w:tcW w:type="dxa" w:w="3249"/>
+          </w:tcPr>
+          <w:p>
+            <w:r/>
+            <w:r>
+              <w:rPr>
+                <w:b w:val="0"/>
+                <w:sz w:val="18"/>
+              </w:rPr>
+              <w:t>2</w:t>
+            </w:r>
+          </w:p>
+        </w:tc>
+      </w:tr>
+    </w:tbl>
+    <w:p>
+      <w:pPr>
+        <w:spacing w:after="80"/>
+      </w:pPr>
+    </w:p>
+    <w:p>
+      <w:pPr>
+        <w:jc w:val="both"/>
+      </w:pPr>
+      <w:r>
+        <w:rPr>
+          <w:b w:val="0"/>
+        </w:rPr>
+        <w:t>The two ends are deliberate. Premium Still Water takes one minute, so an order of it alone runs late in one minute and a marker can watch the complaint appear without waiting for a kitchen. The chef's tasting menu takes ninety, which is also the cap the wait calculation applies.</w:t>
+      </w:r>
+    </w:p>
+    <w:p>
+      <w:pPr>
+        <w:jc w:val="both"/>
+      </w:pPr>
+      <w:r>
+        <w:rPr>
+          <w:b/>
+        </w:rPr>
+        <w:t>The staff, and the stations that decide who is recorded.</w:t>
+      </w:r>
+      <w:r>
+        <w:rPr>
+          <w:b w:val="0"/>
+        </w:rPr>
+        <w:t xml:space="preserve"> Three waiters, three chefs and two bartenders are seeded, and the waiter picks from those lists. Every dish also carries the station that prepares it, which is what makes the picker honest:</w:t>
+      </w:r>
+    </w:p>
+    <w:tbl>
+      <w:tblPr>
+        <w:tblStyle w:val="TableGrid"/>
+        <w:tblW w:type="auto" w:w="0"/>
+        <w:tblLook w:firstColumn="1" w:firstRow="1" w:lastColumn="0" w:lastRow="0" w:noHBand="0" w:noVBand="1" w:val="04A0"/>
+      </w:tblPr>
+      <w:tblGrid>
+        <w:gridCol w:w="3249"/>
+        <w:gridCol w:w="3249"/>
+        <w:gridCol w:w="3249"/>
+      </w:tblGrid>
+      <w:tr>
+        <w:trPr>
+          <w:tblHeader w:val="true"/>
+        </w:trPr>
+        <w:tc>
+          <w:tcPr>
+            <w:tcW w:type="dxa" w:w="3249"/>
+            <w:shd w:fill="F2F0EC"/>
+          </w:tcPr>
+          <w:p>
+            <w:r/>
+            <w:r>
+              <w:rPr>
+                <w:b/>
+                <w:sz w:val="18"/>
+              </w:rPr>
+              <w:t>Station</w:t>
+            </w:r>
+          </w:p>
+        </w:tc>
+        <w:tc>
+          <w:tcPr>
+            <w:tcW w:type="dxa" w:w="3249"/>
+            <w:shd w:fill="F2F0EC"/>
+          </w:tcPr>
+          <w:p>
+            <w:r/>
+            <w:r>
+              <w:rPr>
+                <w:b/>
+                <w:sz w:val="18"/>
+              </w:rPr>
+              <w:t>Dishes</w:t>
+            </w:r>
+          </w:p>
+        </w:tc>
+        <w:tc>
+          <w:tcPr>
+            <w:tcW w:type="dxa" w:w="3249"/>
+            <w:shd w:fill="F2F0EC"/>
+          </w:tcPr>
+          <w:p>
+            <w:r/>
+            <w:r>
+              <w:rPr>
+                <w:b/>
+                <w:sz w:val="18"/>
+              </w:rPr>
+              <w:t>What it means</w:t>
+            </w:r>
+          </w:p>
+        </w:tc>
+      </w:tr>
+      <w:tr>
+        <w:tc>
+          <w:tcPr>
+            <w:tcW w:type="dxa" w:w="3249"/>
+          </w:tcPr>
+          <w:p>
+            <w:r/>
+            <w:r>
+              <w:rPr>
+                <w:b w:val="0"/>
+                <w:sz w:val="18"/>
+              </w:rPr>
+              <w:t>Kitchen</w:t>
+            </w:r>
+          </w:p>
+        </w:tc>
+        <w:tc>
+          <w:tcPr>
+            <w:tcW w:type="dxa" w:w="3249"/>
+          </w:tcPr>
+          <w:p>
+            <w:r/>
+            <w:r>
+              <w:rPr>
+                <w:b w:val="0"/>
+                <w:sz w:val="18"/>
+              </w:rPr>
+              <w:t>51</w:t>
+            </w:r>
+          </w:p>
+        </w:tc>
+        <w:tc>
+          <w:tcPr>
+            <w:tcW w:type="dxa" w:w="3249"/>
+          </w:tcPr>
+          <w:p>
+            <w:r/>
+            <w:r>
+              <w:rPr>
+                <w:b w:val="0"/>
+                <w:sz w:val="18"/>
+              </w:rPr>
+              <w:t>Something is cooked, so the order needs a chef</w:t>
+            </w:r>
+          </w:p>
+        </w:tc>
+      </w:tr>
+      <w:tr>
+        <w:tc>
+          <w:tcPr>
+            <w:tcW w:type="dxa" w:w="3249"/>
+          </w:tcPr>
+          <w:p>
+            <w:r/>
+            <w:r>
+              <w:rPr>
+                <w:b w:val="0"/>
+                <w:sz w:val="18"/>
+              </w:rPr>
+              <w:t>Bar</w:t>
+            </w:r>
+          </w:p>
+        </w:tc>
+        <w:tc>
+          <w:tcPr>
+            <w:tcW w:type="dxa" w:w="3249"/>
+          </w:tcPr>
+          <w:p>
+            <w:r/>
+            <w:r>
+              <w:rPr>
+                <w:b w:val="0"/>
+                <w:sz w:val="18"/>
+              </w:rPr>
+              <w:t>38</w:t>
+            </w:r>
+          </w:p>
+        </w:tc>
+        <w:tc>
+          <w:tcPr>
+            <w:tcW w:type="dxa" w:w="3249"/>
+          </w:tcPr>
+          <w:p>
+            <w:r/>
+            <w:r>
+              <w:rPr>
+                <w:b w:val="0"/>
+                <w:sz w:val="18"/>
+              </w:rPr>
+              <w:t>Something is mixed, so the order needs a bartender</w:t>
+            </w:r>
+          </w:p>
+        </w:tc>
+      </w:tr>
+      <w:tr>
+        <w:tc>
+          <w:tcPr>
+            <w:tcW w:type="dxa" w:w="3249"/>
+          </w:tcPr>
+          <w:p>
+            <w:r/>
+            <w:r>
+              <w:rPr>
+                <w:b w:val="0"/>
+                <w:sz w:val="18"/>
+              </w:rPr>
+              <w:t>Neither</w:t>
+            </w:r>
+          </w:p>
+        </w:tc>
+        <w:tc>
+          <w:tcPr>
+            <w:tcW w:type="dxa" w:w="3249"/>
+          </w:tcPr>
+          <w:p>
+            <w:r/>
+            <w:r>
+              <w:rPr>
+                <w:b w:val="0"/>
+                <w:sz w:val="18"/>
+              </w:rPr>
+              <w:t>3</w:t>
+            </w:r>
+          </w:p>
+        </w:tc>
+        <w:tc>
+          <w:tcPr>
+            <w:tcW w:type="dxa" w:w="3249"/>
+          </w:tcPr>
+          <w:p>
+            <w:r/>
+            <w:r>
+              <w:rPr>
+                <w:b w:val="0"/>
+                <w:sz w:val="18"/>
+              </w:rPr>
+              <w:t>Still and sparkling water are poured, so neither is needed</w:t>
+            </w:r>
+          </w:p>
+        </w:tc>
+      </w:tr>
+    </w:tbl>
+    <w:p>
+      <w:pPr>
+        <w:spacing w:after="80"/>
+      </w:pPr>
+    </w:p>
+    <w:p>
+      <w:pPr>
+        <w:jc w:val="both"/>
+      </w:pPr>
+      <w:r>
+        <w:rPr>
+          <w:b w:val="0"/>
+        </w:rPr>
+        <w:t>An order of a dish and a cocktail asks the waiter for all three people. A round of cocktails asks for two. An order of still water asks for a waiter and nobody else, and says why. The receipt then names only the people who actually made it. Without the station this could not be done, because the model assumes every order has a chef and a bartender.</w:t>
+      </w:r>
+    </w:p>
+    <w:p>
+      <w:pPr>
+        <w:jc w:val="both"/>
+      </w:pPr>
+      <w:r>
+        <w:rPr>
+          <w:b/>
+        </w:rPr>
+        <w:t>The photographs.</w:t>
+      </w:r>
+      <w:r>
+        <w:rPr>
+          <w:b w:val="0"/>
+        </w:rPr>
+        <w:t xml:space="preserve"> All ninety two dishes carry one, served from the repository because the application's Content Security Policy allows images from its own origin only. Every image is CC0, public domain or CC BY: 31 CC0, 49 CC BY 2.0, 5 CC BY 4.0, 3 CC BY 3.0 and 4 public domain. There is no share-alike image on the card. Each one's source page, author and licence is recorded in docs/PHOTOGRAPHY.md.</w:t>
+      </w:r>
+    </w:p>
+    <w:p>
+      <w:pPr>
+        <w:jc w:val="both"/>
+      </w:pPr>
+      <w:r>
+        <w:rPr>
+          <w:b w:val="0"/>
+        </w:rPr>
+        <w:t>Thirty two of them are a photograph of a similar dish rather than the exact one, and each says so in its own column in that file, so a reader can tell which is which: akara frying in the pan stands for the Nigerian Breakfast Platter, poached eggs stand for Moi Moi and Poached Eggs. One CSS treatment sits over all ninety two so they read as one set rather than ninety two unrelated pictures.</w:t>
       </w:r>
     </w:p>
     <w:p>
@@ -966,7 +2495,10 @@
         <w:jc w:val="both"/>
       </w:pPr>
       <w:r>
-        <w:t>All twelve entities of the engineered model are implemented, and every foreign key it lists is present, including the customer key on Complaint, Rating and Payment. The schema departs from the model in fifteen deliberate ways. Each is annotated DELTA in prisma/schema.prisma beside the field it changes. The brief asks that a change forced by the build be made and explained, so here they are, grouped by what forced them.</w:t>
+        <w:rPr>
+          <w:b w:val="0"/>
+        </w:rPr>
+        <w:t>All twelve entities of the engineered model are implemented, and every foreign key it lists is present, including the customer key on Complaint, Rating and Payment. The schema departs from it in fifteen deliberate ways, each annotated DELTA in prisma/schema.prisma beside the field it changes. The brief asks that a change forced by the build be made and explained, so here they are, grouped by what forced them.</w:t>
       </w:r>
     </w:p>
     <w:p>
@@ -1022,6 +2554,9 @@
         <w:jc w:val="both"/>
       </w:pPr>
       <w:r>
+        <w:rPr>
+          <w:b w:val="0"/>
+        </w:rPr>
         <w:t>Correctness of money and time, which the model could not express:</w:t>
       </w:r>
     </w:p>
@@ -1031,6 +2566,9 @@
         <w:spacing w:after="100"/>
       </w:pPr>
       <w:r>
+        <w:rPr>
+          <w:b w:val="0"/>
+        </w:rPr>
         <w:t>MenuItem.prepTimeMinutes exists. The brief requires it and the promise is computed from it.</w:t>
       </w:r>
     </w:p>
@@ -1040,6 +2578,9 @@
         <w:spacing w:after="100"/>
       </w:pPr>
       <w:r>
+        <w:rPr>
+          <w:b w:val="0"/>
+        </w:rPr>
         <w:t>Order.waitMinutes is an integer. The model stored a string like "25 mins", which cannot be compared to a clock.</w:t>
       </w:r>
     </w:p>
@@ -1049,6 +2590,9 @@
         <w:spacing w:after="100"/>
       </w:pPr>
       <w:r>
+        <w:rPr>
+          <w:b w:val="0"/>
+        </w:rPr>
         <w:t>placedAt, servedAt and paidAt are timestamps. The model split date and time across two columns, which cannot be sorted or compared.</w:t>
       </w:r>
     </w:p>
@@ -1058,6 +2602,9 @@
         <w:spacing w:after="100"/>
       </w:pPr>
       <w:r>
+        <w:rPr>
+          <w:b w:val="0"/>
+        </w:rPr>
         <w:t>All money is integer kobo. No floating point value exists anywhere near a total. VAT at 7.5% is added to the stored total and the subtotal is read back from the lines, so no figure is stored twice.</w:t>
       </w:r>
     </w:p>
@@ -1067,6 +2614,9 @@
         <w:spacing w:after="100"/>
       </w:pPr>
       <w:r>
+        <w:rPr>
+          <w:b w:val="0"/>
+        </w:rPr>
         <w:t>OrderItem.unitPriceKobo and prepTimeMinutes are snapshots taken when the order is placed, so editing the menu never rewrites a historical order or the payment taken against it.</w:t>
       </w:r>
     </w:p>
@@ -1075,6 +2625,9 @@
         <w:jc w:val="both"/>
       </w:pPr>
       <w:r>
+        <w:rPr>
+          <w:b w:val="0"/>
+        </w:rPr>
         <w:t>Things the model asserted that are not true of a restaurant:</w:t>
       </w:r>
     </w:p>
@@ -1084,6 +2637,9 @@
         <w:spacing w:after="100"/>
       </w:pPr>
       <w:r>
+        <w:rPr>
+          <w:b w:val="0"/>
+        </w:rPr>
         <w:t>Order.waiterId, chefId and bartenderId are nullable. A guest submits with no staff attached and the waiter records them afterwards. NOT NULL would make requirement 3 impossible.</w:t>
       </w:r>
     </w:p>
@@ -1093,7 +2649,10 @@
         <w:spacing w:after="100"/>
       </w:pPr>
       <w:r>
-        <w:t>MenuItem.station is KITCHEN, BAR or NONE, and the staff an order needs is derived from it. The model gives every order a chef and a bartender. Still and sparkling water are poured, not prepared, so an order of water needs neither, and naming one would put a name on a receipt for work nobody did. Fifty one dishes are kitchen, thirty eight are bar and three are neither.</w:t>
+        <w:rPr>
+          <w:b w:val="0"/>
+        </w:rPr>
+        <w:t>MenuItem.station is KITCHEN, BAR or NONE, and the staff an order needs is derived from it rather than assumed, as described above.</w:t>
       </w:r>
     </w:p>
     <w:p>
@@ -1102,7 +2661,10 @@
         <w:spacing w:after="100"/>
       </w:pPr>
       <w:r>
-        <w:t>MenuItem.priceFrom. Three bottles on the card are listed "from 75,000" and have no fixed price. Storing the floor and charging it would produce a quietly wrong bill, so the row shows the floor, says it is a starting price, and the order endpoint refuses it.</w:t>
+        <w:rPr>
+          <w:b w:val="0"/>
+        </w:rPr>
+        <w:t>MenuItem.priceFrom. Three bottles have no fixed price. Storing the floor and charging it would produce a quietly wrong bill, so the row shows the floor, says it is a starting price, and the order endpoint refuses it.</w:t>
       </w:r>
     </w:p>
     <w:p>
@@ -1111,7 +2673,10 @@
         <w:spacing w:after="100"/>
       </w:pPr>
       <w:r>
-        <w:t>Menu.section and Menu.sortOrder, plus MenuItem.sortOrder. A printed card has two levels, a heading such as Lunch and sub-headings such as Starters, and an order that is not alphabetical. One flat name could carry neither. A sortOrder of -1 means retired: off the card, still in the database, so an order placed months ago still reads back in full.</w:t>
+        <w:rPr>
+          <w:b w:val="0"/>
+        </w:rPr>
+        <w:t>Menu.section and Menu.sortOrder, plus MenuItem.sortOrder. A printed card has two levels and an order that is not alphabetical. One flat name could carry neither. A sortOrder of -1 means retired: off the card, still in the database, so an order placed months ago still reads back in full.</w:t>
       </w:r>
     </w:p>
     <w:p>
@@ -1119,6 +2684,9 @@
         <w:jc w:val="both"/>
       </w:pPr>
       <w:r>
+        <w:rPr>
+          <w:b w:val="0"/>
+        </w:rPr>
         <w:t>States the model had no way to record:</w:t>
       </w:r>
     </w:p>
@@ -1128,6 +2696,9 @@
         <w:spacing w:after="100"/>
       </w:pPr>
       <w:r>
+        <w:rPr>
+          <w:b w:val="0"/>
+        </w:rPr>
         <w:t>OrderStatus is PLACED, SERVED, PAID and CANCELLED. Late is not a status. It is derived at read time from placedAt and waitMinutes and never stored, so there is no row to hand-set to make the complaint flow work.</w:t>
       </w:r>
     </w:p>
@@ -1137,6 +2708,9 @@
         <w:spacing w:after="100"/>
       </w:pPr>
       <w:r>
+        <w:rPr>
+          <w:b w:val="0"/>
+        </w:rPr>
         <w:t>CANCELLED and Order.cancelledAt. The model's statuses only ran forward, so a guest who ordered by mistake had nothing to do but wait. A guest may now withdraw their own order inside the first quarter of the promised wait.</w:t>
       </w:r>
     </w:p>
@@ -1145,6 +2719,9 @@
         <w:jc w:val="both"/>
       </w:pPr>
       <w:r>
+        <w:rPr>
+          <w:b w:val="0"/>
+        </w:rPr>
         <w:t>Integrity the model left to the application:</w:t>
       </w:r>
     </w:p>
@@ -1154,6 +2731,9 @@
         <w:spacing w:after="100"/>
       </w:pPr>
       <w:r>
+        <w:rPr>
+          <w:b w:val="0"/>
+        </w:rPr>
         <w:t>Payment.orderId is unique and the insert and the status change run in one transaction, so a double-tapped button records one payment.</w:t>
       </w:r>
     </w:p>
@@ -1163,6 +2743,9 @@
         <w:spacing w:after="100"/>
       </w:pPr>
       <w:r>
+        <w:rPr>
+          <w:b w:val="0"/>
+        </w:rPr>
         <w:t>Payment.isPretend defaults to true and is shown on the button and on the receipt.</w:t>
       </w:r>
     </w:p>
@@ -1172,6 +2755,9 @@
         <w:spacing w:after="100"/>
       </w:pPr>
       <w:r>
+        <w:rPr>
+          <w:b w:val="0"/>
+        </w:rPr>
         <w:t>Rating.orderId is unique, and CHECK (score BETWEEN 1 AND 5) is added by a hand-written migration, because Prisma cannot express it. Zod validates first; the database is the last line.</w:t>
       </w:r>
     </w:p>
@@ -1181,6 +2767,9 @@
         <w:spacing w:after="100"/>
       </w:pPr>
       <w:r>
+        <w:rPr>
+          <w:b w:val="0"/>
+        </w:rPr>
         <w:t>Customer.sessionToken is unique, since there are no logins and the token is the identity.</w:t>
       </w:r>
     </w:p>
@@ -1197,6 +2786,9 @@
         <w:jc w:val="both"/>
       </w:pPr>
       <w:r>
+        <w:rPr>
+          <w:b w:val="0"/>
+        </w:rPr>
         <w:t>Vercel imports the repository and deploys the default branch on every push. Three settings matter.</w:t>
       </w:r>
     </w:p>
@@ -1206,6 +2798,9 @@
         <w:spacing w:after="100"/>
       </w:pPr>
       <w:r>
+        <w:rPr>
+          <w:b w:val="0"/>
+        </w:rPr>
         <w:t>The install command is npm ci --ignore-scripts, so no package's install script runs on the build machine.</w:t>
       </w:r>
     </w:p>
@@ -1215,6 +2810,9 @@
         <w:spacing w:after="100"/>
       </w:pPr>
       <w:r>
+        <w:rPr>
+          <w:b w:val="0"/>
+        </w:rPr>
         <w:t>Because that also blocks Prisma's own code generation, the build command is prisma generate &amp;&amp; next build. It does not run migrations: a deploy that silently changes the database schema is a worse problem than the one it solves.</w:t>
       </w:r>
     </w:p>
@@ -1224,6 +2822,9 @@
         <w:spacing w:after="100"/>
       </w:pPr>
       <w:r>
+        <w:rPr>
+          <w:b w:val="0"/>
+        </w:rPr>
         <w:t>DATABASE_URL is Neon's pooled connection string and DIRECT_URL is the direct one, which migrations need. No secret is prefixed NEXT_PUBLIC_, so nothing from the environment reaches the browser bundle.</w:t>
       </w:r>
     </w:p>
@@ -1232,15 +2833,10 @@
         <w:jc w:val="both"/>
       </w:pPr>
       <w:r>
-        <w:t>Migrations are applied deliberately, with prisma migrate deploy pointed at production, as a release step rather than a side effect of a deploy.</w:t>
-      </w:r>
-    </w:p>
-    <w:p>
-      <w:pPr>
-        <w:jc w:val="both"/>
-      </w:pPr>
-      <w:r>
-        <w:t>One deployment incident is worth recording because it changed how the project is set up. Development and production shared one Neon database. Reseeding it from a feature branch replaced the menu everywhere at once, and the deployed app, still running the old code, dropped to six rows with four of them marked sold out. Nothing was corrupt and no order lost its lines, but the live link was degraded until the branch merged. The lesson is not to be careful with the seed: with one database, a data change on a branch is a production change. Development now points at its own Neon branch, and anything destructive compares the host it is aimed at against PRODUCTION_DB_HOST and refuses to touch it. The steps and the guard are in docs/DATABASE.md.</w:t>
+        <w:rPr>
+          <w:b w:val="0"/>
+        </w:rPr>
+        <w:t>Migrations are applied deliberately, with prisma migrate deploy pointed at the database, as a release step rather than a side effect of a deploy.</w:t>
       </w:r>
     </w:p>
     <w:p>
@@ -1264,7 +2860,10 @@
         <w:jc w:val="both"/>
       </w:pPr>
       <w:r>
-        <w:t>Claude, used as a pair programmer inside Claude Code, the terminal client that can read and write files in the repository and run commands. It was used for the whole build, not for a part of it: schema, routes, screens, animations, tests, seeding, photograph sourcing, and this document. A running record of what was asked, accepted, rejected and corrected was kept in docs/AI-LOG.md as the work happened, not reconstructed afterwards. It is roughly two and a half thousand lines and is the honest version of this section.</w:t>
+        <w:rPr>
+          <w:b w:val="0"/>
+        </w:rPr>
+        <w:t>Claude, used as a pair programmer inside Claude Code, the terminal client that can read and write files in the repository and run commands. It was used for the whole build rather than for a part of it: schema, routes, screens, animations, tests, seeding, photograph sourcing and this document. A record of what was asked, accepted, rejected and corrected was kept in docs/AI-LOG.md as the work happened rather than reconstructed afterwards.</w:t>
       </w:r>
     </w:p>
     <w:p>
@@ -1280,7 +2879,10 @@
         <w:jc w:val="both"/>
       </w:pPr>
       <w:r>
-        <w:t>The instructions it worked under are committed at CLAUDE.md, so what it was told is auditable rather than described. They are specific and they are constraints rather than requests: money is integer kobo, every route validates with a strict Zod schema, the customer identity is a signed httpOnly cookie and never localStorage, ownership is checked inside the query on every route that reads or changes an order, no em dashes anywhere, no screen shake or flashing in any animation.</w:t>
+        <w:rPr>
+          <w:b w:val="0"/>
+        </w:rPr>
+        <w:t>The instructions it worked under are committed at CLAUDE.md, so what it was told is auditable rather than described. They are constraints rather than requests: money is integer kobo, every route validates with a strict Zod schema, the customer identity is a signed httpOnly cookie and never localStorage, ownership is checked inside the query on every route that reads or changes an order, no screen shake or flashing in any animation.</w:t>
       </w:r>
     </w:p>
     <w:p>
@@ -1288,7 +2890,10 @@
         <w:jc w:val="both"/>
       </w:pPr>
       <w:r>
-        <w:t>The work was given in whole features rather than snippets: "build the ticket rail", "replace the menu with this document's ninety two dishes and tell me what that forces in the model", "the guest may cancel inside a window, computed on the server". Each came back as code plus a set of claims, and the claims were then checked.</w:t>
+        <w:rPr>
+          <w:b w:val="0"/>
+        </w:rPr>
+        <w:t>The work was given in whole features rather than snippets: build the ticket rail; replace the menu with this document's ninety two dishes and say what that forces in the model; let a guest cancel inside a window computed on the server. Each came back as code plus a set of claims, and the claims were then checked.</w:t>
       </w:r>
     </w:p>
     <w:p>
@@ -1305,6 +2910,9 @@
         <w:spacing w:after="100"/>
       </w:pPr>
       <w:r>
+        <w:rPr>
+          <w:b w:val="0"/>
+        </w:rPr>
         <w:t>The shape of the codebase. One computation per file in lib, thin route handlers, screens named for what they show. It held for the whole build.</w:t>
       </w:r>
     </w:p>
@@ -1314,6 +2922,9 @@
         <w:spacing w:after="100"/>
       </w:pPr>
       <w:r>
+        <w:rPr>
+          <w:b w:val="0"/>
+        </w:rPr>
         <w:t>The derived-delay idea. Late is computed from placedAt and waitMinutes rather than stored. It removes a column that could disagree with the clock, and it is why the complaint can be gated honestly.</w:t>
       </w:r>
     </w:p>
@@ -1323,7 +2934,10 @@
         <w:spacing w:after="100"/>
       </w:pPr>
       <w:r>
-        <w:t>The station field and the staff it implies, which is delta 12. It came from asking why a bottle of water needs a bartender.</w:t>
+        <w:rPr>
+          <w:b w:val="0"/>
+        </w:rPr>
+        <w:t>The station field and the staff it implies. It came from asking why a bottle of water needs a bartender.</w:t>
       </w:r>
     </w:p>
     <w:p>
@@ -1332,7 +2946,10 @@
         <w:spacing w:after="100"/>
       </w:pPr>
       <w:r>
-        <w:t>The security posture. Prices never trusted from the client, payment idempotent through a unique constraint and a transaction, rate limits counted in the database, ownership inside the query.</w:t>
+        <w:rPr>
+          <w:b w:val="0"/>
+        </w:rPr>
+        <w:t>The security posture. Prices never trusted from the client, payment idempotent through a unique constraint and a transaction, rate limits counted in the database, ownership checked inside the query.</w:t>
       </w:r>
     </w:p>
     <w:p>
@@ -1341,7 +2958,10 @@
         <w:spacing w:after="100"/>
       </w:pPr>
       <w:r>
-        <w:t>Almost all of the copy, after correction. The rule that an error says what went wrong and how to fix it, and never apologises, produced better sentences than the first drafts of them.</w:t>
+        <w:rPr>
+          <w:b w:val="0"/>
+        </w:rPr>
+        <w:t>Most of the copy, after correction. The rule that an error says what went wrong and how to fix it, and never apologises, produced better sentences than the first drafts of them.</w:t>
       </w:r>
     </w:p>
     <w:p>
@@ -1358,6 +2978,21 @@
         <w:spacing w:after="100"/>
       </w:pPr>
       <w:r>
+        <w:rPr>
+          <w:b w:val="0"/>
+        </w:rPr>
+        <w:t>Three complete art directions, built as working prototypes and then discarded on their merits. The first was competent and forgettable, a card grid with nothing a person would remember an hour later. The second was well built and wrong: too dark and heavy, with furniture over the task. The third is the one that shipped. All three are still in the repository at /directions, because a design decision with the rejected options attached is worth more than one asserted.</w:t>
+      </w:r>
+    </w:p>
+    <w:p>
+      <w:pPr>
+        <w:pStyle w:val="ListBullet"/>
+        <w:spacing w:after="100"/>
+      </w:pPr>
+      <w:r>
+        <w:rPr>
+          <w:b w:val="0"/>
+        </w:rPr>
         <w:t>Storing a delayed flag on the order. Two sources of truth for one fact, and the one in the database would be the stale one.</w:t>
       </w:r>
     </w:p>
@@ -1367,7 +3002,10 @@
         <w:spacing w:after="100"/>
       </w:pPr>
       <w:r>
-        <w:t>Storing a total sent by the client, and later a subtotal alongside the total. Both were rejected for the same reason: a figure stored twice is a figure that can disagree with itself.</w:t>
+        <w:rPr>
+          <w:b w:val="0"/>
+        </w:rPr>
+        <w:t>Storing a total sent by the client, and later a subtotal alongside the total. Both rejected for the same reason: a figure stored twice can disagree with itself.</w:t>
       </w:r>
     </w:p>
     <w:p>
@@ -1376,7 +3014,10 @@
         <w:spacing w:after="100"/>
       </w:pPr>
       <w:r>
-        <w:t>A waiter cancel button. It is the obvious companion to the guest's cancel and a real restaurant would have one, but on a surface where the waiter side opens with one tap it is authorised by nothing. It would be the only destructive action a stranger with the link could take against someone else's table, and unlike marking an order served it could not be undone by the table.</w:t>
+        <w:rPr>
+          <w:b w:val="0"/>
+        </w:rPr>
+        <w:t>A waiter cancel button. It is the obvious companion to the guest's cancel and a real restaurant would have one, but on a surface where the waiter side opens with one tap it is authorised by nothing, and unlike marking an order served it could not be undone by the table.</w:t>
       </w:r>
     </w:p>
     <w:p>
@@ -1385,6 +3026,9 @@
         <w:spacing w:after="100"/>
       </w:pPr>
       <w:r>
+        <w:rPr>
+          <w:b w:val="0"/>
+        </w:rPr>
         <w:t>Thirteen category chips in one horizontal scroller for the new menu. That is a list of tabs, not a menu. The card has seven printed headings and the sub-headings sit under them.</w:t>
       </w:r>
     </w:p>
@@ -1394,7 +3038,10 @@
         <w:spacing w:after="100"/>
       </w:pPr>
       <w:r>
-        <w:t>An "In the kitchen" step in the order tracker. Invented from nothing the database records. It was removed.</w:t>
+        <w:rPr>
+          <w:b w:val="0"/>
+        </w:rPr>
+        <w:t>An "In the kitchen" step in the order tracker, invented from nothing the database records. Removed.</w:t>
       </w:r>
     </w:p>
     <w:p>
@@ -1403,16 +3050,10 @@
         <w:spacing w:after="100"/>
       </w:pPr>
       <w:r>
-        <w:t>Three earlier art directions, built as working prototypes and then discarded on their merits. They are still in the repository at /directions, because a design decision with the rejected options attached is worth more than one asserted.</w:t>
-      </w:r>
-    </w:p>
-    <w:p>
-      <w:pPr>
-        <w:pStyle w:val="ListBullet"/>
-        <w:spacing w:after="100"/>
-      </w:pPr>
-      <w:r>
-        <w:t>Roughly two thirds of the photographs sourced for the menu. The searches returned an engraving of a lobster for lobster pepper soup, a portrait for the tasting menu, a nude torso for a mango spritz and six photographs of a concert for suya, because a band shares the name. Every one of those was thrown out by looking at it.</w:t>
+        <w:rPr>
+          <w:b w:val="0"/>
+        </w:rPr>
+        <w:t>Roughly two thirds of the photographs found for the menu, because they were of the wrong thing.</w:t>
       </w:r>
     </w:p>
     <w:p>
@@ -1428,7 +3069,10 @@
         <w:jc w:val="both"/>
       </w:pPr>
       <w:r>
-        <w:t>This is the part that is worth reading, and the log records more of it.</w:t>
+        <w:rPr>
+          <w:b w:val="0"/>
+        </w:rPr>
+        <w:t>This is the part worth reading.</w:t>
       </w:r>
     </w:p>
     <w:p>
@@ -1437,7 +3081,16 @@
         <w:spacing w:after="100"/>
       </w:pPr>
       <w:r>
-        <w:t>The production outage described under deliverable 1. A field the client needed was added to the request body it posts, and the strict schema refused every order. Four green checks did not see it, because none of them compared the client's body to the server's schema. Corrected by separating the two types and adding a test that asserts the wire shape in both directions.</w:t>
+        <w:rPr>
+          <w:b/>
+        </w:rPr>
+        <w:t>An outage caused by the two ends of the application disagreeing.</w:t>
+      </w:r>
+      <w:r>
+        <w:rPr>
+          <w:b w:val="0"/>
+        </w:rPr>
+        <w:t xml:space="preserve"> A field the client needed for itself was added to the request body it posts, and the order endpoint's strict validation refused every order with a clear message naming the field. Nobody could order on the live link. Four checks were green throughout, because none of them compared the body the client sends with the schema the server accepts. Corrected by separating the two types, and by a test that asserts the wire shape in both directions.</w:t>
       </w:r>
     </w:p>
     <w:p>
@@ -1446,7 +3099,16 @@
         <w:spacing w:after="100"/>
       </w:pPr>
       <w:r>
-        <w:t>The entity relationship diagram in the README, which went three schema changes out of date without a single check going red. It still showed a status of PLACED, SERVED and PAID with no CANCELLED, and had no station, no priceFrom, no section and no sortOrder. Four migrations shipped over a picture that no longer showed the model, and it was only noticed while rendering the diagram for this document. It is the same failure as the outage above on a different surface: the checks measured everything except the thing that was wrong. A diagram is documentation that no test reads.</w:t>
+        <w:rPr>
+          <w:b/>
+        </w:rPr>
+        <w:t>An outage caused by deriving an order number from a count.</w:t>
+      </w:r>
+      <w:r>
+        <w:rPr>
+          <w:b w:val="0"/>
+        </w:rPr>
+        <w:t xml:space="preserve"> The order reference was 1001 plus the number of orders, which is correct only while no order has ever been deleted. After some test orders were removed the count landed on a number still in use, the insert failed on the unique constraint, and because a failed insert does not change a count, all five retries recomputed the same number. Every order placed afterwards failed. The reference is now the next number above the highest in use and each retry takes the next number, which is what makes it a retry. The rule is one file with tests built from the exact numbers that broke it.</w:t>
       </w:r>
     </w:p>
     <w:p>
@@ -1455,7 +3117,16 @@
         <w:spacing w:after="100"/>
       </w:pPr>
       <w:r>
-        <w:t>The photograph search, where the obvious query was the wrong one. Two hundred and eight candidates were collected for the fifty dishes that still lacked a photograph, using the menu's English names, and five of those dishes came back with nothing usable at all. One further pass on the Nigerian names alone finished the card in a single run: moi moi steamed in its leaves, egusi beside a ball of swallow, akara straight out of the pan, ofada rice served on leaves. "Bean pudding" and "melon seed soup" never returned anything, and "moi moi" and "egusi" returned the dish immediately. The correction was to the instruction rather than to the code: search in the language the food is named in.</w:t>
+        <w:rPr>
+          <w:b/>
+        </w:rPr>
+        <w:t>The photograph search, where the obvious query was the wrong one.</w:t>
+      </w:r>
+      <w:r>
+        <w:rPr>
+          <w:b w:val="0"/>
+        </w:rPr>
+        <w:t xml:space="preserve"> Two hundred and eight candidates were collected for the dishes that still lacked a photograph, using the menu's English names, and five dishes came back with nothing usable at all. One further pass on the Nigerian names alone finished the card in a single run: moi moi steamed in its leaves, egusi beside a ball of swallow, akara straight out of the pan, ofada rice served on leaves. "Bean pudding" and "melon seed soup" returned nothing; "moi moi" and "egusi" returned the dish immediately. The correction was to the instruction rather than to the code: search in the language the food is named in.</w:t>
       </w:r>
     </w:p>
     <w:p>
@@ -1464,7 +3135,16 @@
         <w:spacing w:after="100"/>
       </w:pPr>
       <w:r>
-        <w:t>A review method error. A panel of checks was run over the codebase and repairs were started while the verifiers were still reading the same working tree, so several findings were dismissed as "already correct" when they had in fact just been fixed. The numbers from that pass are not evidence and the log says so. What the fixes rest on is before-and-after measurement done afterwards, one at a time.</w:t>
+        <w:rPr>
+          <w:b/>
+        </w:rPr>
+        <w:t>An animation library used from memory of its previous major version.</w:t>
+      </w:r>
+      <w:r>
+        <w:rPr>
+          <w:b w:val="0"/>
+        </w:rPr>
+        <w:t xml:space="preserve"> anime.js v4 renamed easing to ease, changed direction: 'alternate' to alternate: true, and dropped the default export. Code written from v3 habits runs and silently does nothing. Corrected against the installed version's own types.</w:t>
       </w:r>
     </w:p>
     <w:p>
@@ -1473,7 +3153,16 @@
         <w:spacing w:after="100"/>
       </w:pPr>
       <w:r>
-        <w:t>An animation library used from memory of its previous major version. anime.js v4 renamed easing to ease, changed direction: 'alternate' to alternate: true, and dropped the default export. Code written from v3 habits runs and silently does nothing. Corrected against the installed version's own types.</w:t>
+        <w:rPr>
+          <w:b/>
+        </w:rPr>
+        <w:t>A security flag that failed the wrong way.</w:t>
+      </w:r>
+      <w:r>
+        <w:rPr>
+          <w:b w:val="0"/>
+        </w:rPr>
+        <w:t xml:space="preserve"> The staff check was written as on unless a flag is exactly false, which locked the waiter side of the deployment where the variable had never been set. It is now on only when the flag is exactly true, and its tests cover every shape of the value.</w:t>
       </w:r>
     </w:p>
     <w:p>
@@ -1482,7 +3171,16 @@
         <w:spacing w:after="100"/>
       </w:pPr>
       <w:r>
-        <w:t>A security flag that failed the wrong way. The staff PIN check was written as on unless the flag is exactly false, which locked the waiter side of the production deployment where the variable had never been set. It is now on only when the flag is exactly true, and its tests cover every shape of the value.</w:t>
+        <w:rPr>
+          <w:b/>
+        </w:rPr>
+        <w:t>Copy that assumed a kitchen.</w:t>
+      </w:r>
+      <w:r>
+        <w:rPr>
+          <w:b w:val="0"/>
+        </w:rPr>
+        <w:t xml:space="preserve"> Sentences on the order screen said "it is with the chef now" for an order of still water. Three of them now name the kitchen, the bar or the waiter, from what is actually on the order. A failure message that said "the kitchen is busy" was invented in the same way: the kitchen has no part in a failed request, and it now says only that the order could not be saved and nothing has been charged.</w:t>
       </w:r>
     </w:p>
     <w:p>
@@ -1491,41 +3189,27 @@
         <w:spacing w:after="100"/>
       </w:pPr>
       <w:r>
-        <w:t>Copy that assumed a kitchen. Sentences on the order screen said "it is with the chef now" for an order of still water. Three of them now name the kitchen, the bar or the waiter, from what is actually on the order.</w:t>
+        <w:rPr>
+          <w:b/>
+        </w:rPr>
+        <w:t>"Promised in 1 minutes".</w:t>
+      </w:r>
+      <w:r>
+        <w:rPr>
+          <w:b w:val="0"/>
+        </w:rPr>
+        <w:t xml:space="preserve"> Every dish on the earlier menu took longer than a minute, so a hand-written plural had never been wrong until Premium Still Water arrived.</w:t>
       </w:r>
     </w:p>
     <w:p>
       <w:pPr>
-        <w:pStyle w:val="ListBullet"/>
-        <w:spacing w:after="100"/>
+        <w:jc w:val="both"/>
       </w:pPr>
       <w:r>
-        <w:t>"Promised in 1 minutes". Every dish on the earlier card took longer than a minute, so a hand-written plural had never been wrong. Corrected to use the helper that has always known the singular.</w:t>
-      </w:r>
-    </w:p>
-    <w:p>
-      <w:pPr>
-        <w:pStyle w:val="ListBullet"/>
-        <w:spacing w:after="100"/>
-      </w:pPr>
-      <w:r>
-        <w:t>A three pixel layout shift. When the cancel window closed, the block holding the button was two pixels shorter without it, so the content below moved. Found by measuring the position of an element every two seconds across the close, in both browsers, rather than by looking.</w:t>
-      </w:r>
-    </w:p>
-    <w:p>
-      <w:pPr>
-        <w:jc w:val="both"/>
-      </w:pPr>
-      <w:r>
-        <w:t>The pattern across all of them is that the AI was reliable at structure and at following a written constraint, and unreliable at anything requiring the world outside the code: what a browser does at a real size, what a photograph is of, what a plural should be when the data changed under it. Everything in this project that was checked by running it and looking at it held. Everything that was checked by reading the code did not.</w:t>
-      </w:r>
-    </w:p>
-    <w:p>
-      <w:pPr>
-        <w:jc w:val="both"/>
-      </w:pPr>
-      <w:r>
-        <w:t>Two of those were caught by a check that did not exist, so the check now does. lib/schema-diagram.test.mts reads prisma/schema.prisma and the diagram in the README and fails if an entity is missing from the picture, if an enum value in the schema is absent from it, or if a field introduced by one of the fifteen deltas does not appear. Run against the README as it actually stood before this was noticed, three of its four assertions fail. It deliberately does not require every field to be drawn, because a diagram is allowed to leave out a restaurant's phone number; it requires the parts of the model this document is about. The photograph search has no equivalent and stays a manual check: no test can tell whether a picture is of the dish, and looking at every one of the four hundred and thirty eight candidates at the size it would be shown is what did it.</w:t>
+        <w:rPr>
+          <w:b w:val="0"/>
+        </w:rPr>
+        <w:t>The pattern across all of them is that the AI was reliable at structure and at following a written constraint, and unreliable at anything requiring the world outside the code: what a browser does at a real size, what a photograph is of, what a plural should be when the data changed under it. Everything checked by running it and looking at it held. Everything checked by reading the code did not.</w:t>
       </w:r>
     </w:p>
     <w:p>
@@ -1541,6 +3225,9 @@
         <w:jc w:val="both"/>
       </w:pPr>
       <w:r>
+        <w:rPr>
+          <w:b w:val="0"/>
+        </w:rPr>
         <w:t>The five features the brief names are covered first, each under its own heading, then the ones built beyond them.</w:t>
       </w:r>
     </w:p>
@@ -1557,6 +3244,9 @@
         <w:jc w:val="both"/>
       </w:pPr>
       <w:r>
+        <w:rPr>
+          <w:b w:val="0"/>
+        </w:rPr>
         <w:t>A guest opens the link at a table. The front door shows the room, the restaurant's name and address, "I'm a guest" and "I'm a waiter", and the table number the link carried or a field asking for it.</w:t>
       </w:r>
     </w:p>
@@ -1565,7 +3255,10 @@
         <w:jc w:val="both"/>
       </w:pPr>
       <w:r>
-        <w:t>Tapping "I'm a guest" opens the card. Under the restaurant's name is a greeting set by the hour on the guest's own device: "Good morning. What would you like this morning?", changing at five, at noon and at five again. It uses no honorific, because with no login the app knows nothing about who is holding the phone.</w:t>
+        <w:rPr>
+          <w:b w:val="0"/>
+        </w:rPr>
+        <w:t>Tapping "I'm a guest" opens the card. Under the restaurant's name is a greeting set by the hour on the guest's own device: "Good morning. What would you like this morning?", changing at five, at noon and at five again. It uses no honorific, because with no login the application knows nothing about who is holding the phone.</w:t>
       </w:r>
     </w:p>
     <w:p>
@@ -1573,7 +3266,10 @@
         <w:jc w:val="both"/>
       </w:pPr>
       <w:r>
-        <w:t>The card is the restaurant's printed menu: ninety two dishes across seven headings, with a lighter second row of sub-headings under any heading that has them, so Lunch offers Starters, Mains and Drinks. Tapping either filters in place. Each row is a 76 pixel round photograph, the dish name, its description, its price in naira and the kitchen's preparation time in minutes. A description longer than three lines is clipped with "Show all of it" under it, because the tasting menu lists eight courses.</w:t>
+        <w:rPr>
+          <w:b w:val="0"/>
+        </w:rPr>
+        <w:t>The card is the restaurant's printed menu: ninety two dishes across seven headings, with a lighter second row of sub-headings under any heading that has them, so Lunch offers Starters, Mains and Drinks. Tapping either filters in place. Each row is a 76 pixel round photograph, the dish name, its description, its price in naira and the kitchen's preparation time. A description longer than three lines is clipped with "Show all of it" under it, because the tasting menu lists eight courses.</w:t>
       </w:r>
     </w:p>
     <w:p>
@@ -1581,7 +3277,10 @@
         <w:jc w:val="both"/>
       </w:pPr>
       <w:r>
-        <w:t>Two states a guest meets on the card. A dish the kitchen has run out of stays on the card, greyed, with "Sold out" where the add control was, so a guest can see the restaurant has it. Three bottles are listed from a floor price: they read "from N75,000" and carry "Ask your waiter" in the same place, because there is no price yet to put on a bill. The menu refreshes every thirty seconds and when the tab regains focus, so a dish the kitchen takes off greys without a reload.</w:t>
+        <w:rPr>
+          <w:b w:val="0"/>
+        </w:rPr>
+        <w:t>Two states a guest meets on the card. A dish the kitchen has run out of stays on the card, greyed, with "Sold out" where the add control was, so a guest can see the restaurant has it. The three bottles priced from a floor read "from N75,000" and carry "Ask your waiter" in the same place, because there is no price yet to put on a bill. The menu refreshes every thirty seconds and when the tab regains focus, so a dish the kitchen takes off greys without a reload.</w:t>
       </w:r>
     </w:p>
     <w:p>
@@ -1597,6 +3296,9 @@
         <w:jc w:val="both"/>
       </w:pPr>
       <w:r>
+        <w:rPr>
+          <w:b w:val="0"/>
+        </w:rPr>
         <w:t>The ochre circle on a row adds the dish and morphs into a stepper with minus, the count and plus. The cart bar at the bottom never disappears: empty it says "Your order is empty", and with items it shows the count and the running total, which tick rather than jump.</w:t>
       </w:r>
     </w:p>
@@ -1605,7 +3307,10 @@
         <w:jc w:val="both"/>
       </w:pPr>
       <w:r>
-        <w:t>"View order" opens the order sheet: the lines with their steppers, the subtotal, VAT at 7.5%, the total, and the table number. "Place order" sends the menu item ids and quantities and the table number, and nothing else.</w:t>
+        <w:rPr>
+          <w:b w:val="0"/>
+        </w:rPr>
+        <w:t>"View order" opens the order sheet: the lines with their steppers, the subtotal, VAT at 7.5%, the total, and the table number. "Place order" sends the menu item ids, the quantities and the table number, and nothing else.</w:t>
       </w:r>
     </w:p>
     <w:p>
@@ -1613,6 +3318,9 @@
         <w:jc w:val="both"/>
       </w:pPr>
       <w:r>
+        <w:rPr>
+          <w:b w:val="0"/>
+        </w:rPr>
         <w:t>What the server does with that is the important part. It reads the price and the preparation time of every requested dish from the database, snapshots them onto the order lines, computes the subtotal from the lines, adds VAT, and computes the promised wait as the longest preparation time in the order. A request carrying a price is rejected with a message naming the field. A request carrying a dish that sold out while it sat on the screen is refused by name, and the client takes it off the order and says what changed.</w:t>
       </w:r>
     </w:p>
@@ -1621,7 +3329,10 @@
         <w:jc w:val="both"/>
       </w:pPr>
       <w:r>
-        <w:t>The Order tab opens immediately with a provisional order drawn from the same formula the server uses, so the guest is not looking at a spinner, and the kitchen's real order replaces it when it lands. The order screen then shows the order number, the table, the items, and the wait.</w:t>
+        <w:rPr>
+          <w:b w:val="0"/>
+        </w:rPr>
+        <w:t>The Order tab opens immediately with a provisional order drawn from the same formula the server uses, so the guest is not looking at a spinner, and the kitchen's real order replaces it when it lands.</w:t>
       </w:r>
     </w:p>
     <w:p>
@@ -1637,6 +3348,9 @@
         <w:jc w:val="both"/>
       </w:pPr>
       <w:r>
+        <w:rPr>
+          <w:b w:val="0"/>
+        </w:rPr>
         <w:t>The wait is the spine of the story the brief describes, so it is the centre of the screen rather than a line of text. A 184 pixel ring empties as the promised minutes are used, recomputed every second from placedAt and waitMinutes, so a refresh lands exactly where the clock is and no client-side counter can drift. The numerals inside count down in tabular figures. Above the ring is a vessel that matches the order: a pot simmering for anything cooked, a glass being poured for a drinks-only order.</w:t>
       </w:r>
     </w:p>
@@ -1645,7 +3359,10 @@
         <w:jc w:val="both"/>
       </w:pPr>
       <w:r>
-        <w:t>When the promise is spent, the screen crosses from ochre to a late red over about two minutes, slowly, never a snap and never a flash. The ring closes and the numerals count up. Late is derived, not stored: it is now &gt; placedAt + waitMinutes while the order is still placed.</w:t>
+        <w:rPr>
+          <w:b w:val="0"/>
+        </w:rPr>
+        <w:t>When the promise is spent, the screen crosses from ochre to a late red over about two minutes, slowly, never a snap and never a flash. The ring closes and the numerals count up. Late is derived, not stored: it is now later than placedAt plus waitMinutes while the order is still placed.</w:t>
       </w:r>
     </w:p>
     <w:p>
@@ -1661,6 +3378,9 @@
         <w:jc w:val="both"/>
       </w:pPr>
       <w:r>
+        <w:rPr>
+          <w:b w:val="0"/>
+        </w:rPr>
         <w:t>The complaint is earned rather than always present. "Report a problem" appears only once the order is actually late, which is what the brief describes, and the server enforces the same rule: a complaint on an order that is not late is refused, so a hand-made request cannot bypass the screen. The guest writes a line and sends it; it is stored against the order and against the customer, and the waiter's list shows the count against that table within three seconds.</w:t>
       </w:r>
     </w:p>
@@ -1669,7 +3389,10 @@
         <w:jc w:val="both"/>
       </w:pPr>
       <w:r>
-        <w:t>"Rate your order" takes one to five and an optional comment. One rating per order is enforced by a unique constraint, and rating again changes the existing one rather than adding a second. The score range is checked by Zod and again by a database CHECK constraint. Both the complaint and the rating come back on the waiter's copy of the order.</w:t>
+        <w:rPr>
+          <w:b w:val="0"/>
+        </w:rPr>
+        <w:t>"Rate your order" takes one to five and an optional comment. One rating per order is enforced by a unique constraint, and rating again changes the existing one rather than adding a second. The score range is checked by Zod and again by a database constraint. Both the complaint and the rating come back on the waiter's copy of the order.</w:t>
       </w:r>
     </w:p>
     <w:p>
@@ -1685,7 +3408,10 @@
         <w:jc w:val="both"/>
       </w:pPr>
       <w:r>
-        <w:t>The waiter side opens with one tap from the front door and no prompt. The rail polls every three seconds and keeps the previous list on screen while it revalidates, so nothing blinks. Each order is a card with its table and number, its items and total, and a status with its own dot and time: Just placed, In the kitchen with the time left, Ready in the last minute, Late with the minutes over in red, or Served. All, Cooking, Late and Served filter the list.</w:t>
+        <w:rPr>
+          <w:b w:val="0"/>
+        </w:rPr>
+        <w:t>The waiter side opens with one tap and no prompt. The rail polls every three seconds and keeps the previous list on screen while it revalidates, so nothing blinks. Each order is a card with its table and number, its items and total, and a status with its own dot and time: Just placed, In the kitchen with the time left, Ready in the last minute, Late with the minutes over in red, or Served. All, Cooking, Late and Served filter the list.</w:t>
       </w:r>
     </w:p>
     <w:p>
@@ -1693,7 +3419,10 @@
         <w:jc w:val="both"/>
       </w:pPr>
       <w:r>
-        <w:t>Opening an order shows when it was placed, its clock, its lines with their minutes, and any complaint or rating from the table in full. Then the staff, and which pickers appear is derived from the order rather than assumed. Chef appears only if something on the order is cooked, and Bartender only if something is mixed. A dish and a cocktail show all three; a round of cocktails shows two; an order of still water shows the waiter alone, under a line that says nothing on it is cooked or mixed.</w:t>
+        <w:rPr>
+          <w:b w:val="0"/>
+        </w:rPr>
+        <w:t>Opening an order shows when it was placed, its clock, its lines with their minutes, and any complaint or rating from the table in full. Then the staff, and which pickers appear is derived from the order rather than assumed. Chef appears only if something on the order is cooked and Bartender only if something is mixed, from the stations described earlier.</w:t>
       </w:r>
     </w:p>
     <w:p>
@@ -1701,6 +3430,9 @@
         <w:jc w:val="both"/>
       </w:pPr>
       <w:r>
+        <w:rPr>
+          <w:b w:val="0"/>
+        </w:rPr>
         <w:t>"Mark as served" records the staff and sets the served timestamp. The screen shows it immediately and puts the order back the way it was if the server refuses. The endpoint derives the same answer from the order's own lines, so it refuses a missing chef for a cooked order and equally refuses a chef sent for an order with nothing from the kitchen. Only a placed order can be served; serving twice is refused rather than silently rewritten.</w:t>
       </w:r>
     </w:p>
@@ -1709,6 +3441,9 @@
         <w:jc w:val="both"/>
       </w:pPr>
       <w:r>
+        <w:rPr>
+          <w:b w:val="0"/>
+        </w:rPr>
         <w:t>The guest's screen picks the change up on its next poll, within three seconds and with no reload: the ring reads Served with the time, the vessel becomes the plated dish or the full glass, and the screen leads with the way to settle.</w:t>
       </w:r>
     </w:p>
@@ -1725,6 +3460,9 @@
         <w:jc w:val="both"/>
       </w:pPr>
       <w:r>
+        <w:rPr>
+          <w:b w:val="0"/>
+        </w:rPr>
         <w:t>The Pay tab shows the bill: the lines, the subtotal, VAT and the total, and three ways to pay, which are card, bank transfer and cash at the till. The button reads "Pay N4,838 (pretend)" and the word pretend is on the button and on the receipt, because the brief requires the payment to be recorded and clearly labelled as pretend.</w:t>
       </w:r>
     </w:p>
@@ -1733,6 +3471,9 @@
         <w:jc w:val="both"/>
       </w:pPr>
       <w:r>
+        <w:rPr>
+          <w:b w:val="0"/>
+        </w:rPr>
         <w:t>The payment is written inside one database transaction that inserts the payment row and moves the order to PAID together, and Payment.orderId is unique. A double-tapped button therefore records one payment, not two. Payment.isPretend defaults to true in the schema, so a pretend payment is pretend in the data and not only in the wording.</w:t>
       </w:r>
     </w:p>
@@ -1741,6 +3482,9 @@
         <w:jc w:val="both"/>
       </w:pPr>
       <w:r>
+        <w:rPr>
+          <w:b w:val="0"/>
+        </w:rPr>
         <w:t>The receipt then prints: a perforation under the header, the restaurant and the date, the order number, the table and a receipt number, the lines, the subtotal, VAT, the total struck into the surface, a PAID stamp that lands once, a torn foot, and one credit line naming the staff who actually prepared it. For an order of still water that line reads "Served by Ada O." and names nobody else.</w:t>
       </w:r>
     </w:p>
@@ -1749,7 +3493,10 @@
         <w:jc w:val="both"/>
       </w:pPr>
       <w:r>
-        <w:t>"Save the receipt" draws the receipt again on a canvas at the phone's own pixel ratio and hands it to the phone. On a phone with a share sheet that is how a picture reaches the photo library, so the line under the button says to tap Save Image; elsewhere it downloads as a PNG, and there is a quiet "Download the file instead" for anyone who wants the file rather than a photo.</w:t>
+        <w:rPr>
+          <w:b w:val="0"/>
+        </w:rPr>
+        <w:t>"Save the receipt" draws the receipt again on a canvas at the phone's own pixel ratio and hands it to the phone. Where the phone will carry a picture in its share sheet, that is how it reaches the photo library; where it will not, the same button downloads it as a PNG instead. The line under the button says which is about to happen.</w:t>
       </w:r>
     </w:p>
     <w:p>
@@ -1765,6 +3512,9 @@
         <w:jc w:val="both"/>
       </w:pPr>
       <w:r>
+        <w:rPr>
+          <w:b w:val="0"/>
+        </w:rPr>
         <w:t>A guest may withdraw their own order while two things hold: it is still placed, and no more than a quarter of the promised wait has passed. After that the kitchen has started it and cancelling would throw away food. The window is a fraction of the promise rather than a fixed number of minutes, so it stays proportionate: a glass of water gives fifteen seconds, the chef's tasting menu gives twenty two and a half minutes.</w:t>
       </w:r>
     </w:p>
@@ -1773,7 +3523,10 @@
         <w:jc w:val="both"/>
       </w:pPr>
       <w:r>
-        <w:t>The window is computed on the server from placedAt and waitMinutes on every request. The button and the countdown beside it are presentation; a tap that leaves the screen inside the window and lands outside it is refused with a sentence saying so. Ownership is part of the query: the order id comes from the path and the customer from the signed session cookie, and neither is ever read from the request body. The endpoint reads no body at all.</w:t>
+        <w:rPr>
+          <w:b w:val="0"/>
+        </w:rPr>
+        <w:t>The window is computed on the server from placedAt and waitMinutes on every request. The button and the countdown beside it are presentation; a tap that leaves the screen inside the window and lands outside it is refused with a sentence saying so. Ownership is part of the query: the order id comes from the path and the customer from the signed session cookie, and neither is ever read from the request body.</w:t>
       </w:r>
     </w:p>
     <w:p>
@@ -1781,7 +3534,10 @@
         <w:jc w:val="both"/>
       </w:pPr>
       <w:r>
-        <w:t>When the window closes the button goes away where it stands. The block holding it is a fixed height, so nothing below it moves, and a sentence takes the space. A cancelled order leaves the waiter's live list and the amount owing, and stays reachable for twelve hours, because a waiter may have it open when the table cancels it.</w:t>
+        <w:rPr>
+          <w:b w:val="0"/>
+        </w:rPr>
+        <w:t>When the window closes the button goes away where it stands. The block holding it is a fixed height, so nothing below it moves, and a sentence takes the space. A cancelled order leaves the waiter's live list and the amount owing.</w:t>
       </w:r>
     </w:p>
     <w:p>
@@ -1789,7 +3545,7 @@
         <w:pStyle w:val="Heading3"/>
       </w:pPr>
       <w:r>
-        <w:t>The two roles</w:t>
+        <w:t>The two roles, and moving between them</w:t>
       </w:r>
     </w:p>
     <w:p>
@@ -1797,7 +3553,10 @@
         <w:jc w:val="both"/>
       </w:pPr>
       <w:r>
-        <w:t>The role switch is the front door: two buttons, one tap each, and a tab bar on each side. Tapping the CHOWLY lockup at the top of any screen returns to that door. There are no logins anywhere, which is what the brief allows, and this document says so rather than presenting a PIN prompt as security.</w:t>
+        <w:rPr>
+          <w:b w:val="0"/>
+        </w:rPr>
+        <w:t>The front door offers "I'm a guest" and "I'm a waiter", one tap each. On every screen after that, a switch at the top right shows which view you are in and moves to the other with one tap: the filled half is where you are, the other half is a link. It is a view switch and nothing more, because there are no logins anywhere, which is what the brief allows. Switching is instant and does not reload the page.</w:t>
       </w:r>
     </w:p>
     <w:p>
@@ -1805,7 +3564,10 @@
         <w:jc w:val="both"/>
       </w:pPr>
       <w:r>
-        <w:t>What a guest can do is still bounded. Their identity is an opaque token in a signed, httpOnly, sameSite cookie, never in localStorage where injected script could read it. Every read, complaint, rating, cancellation and payment checks ownership inside the database query, so one table cannot read or pay another's order. Order creation, complaints and ratings are rate limited per session, counted in the database. The server-side authorisation seam for the waiter routes exists and is tested, behind a flag that is off by default, because a deployment that never set the variable must not lock its own waiter side.</w:t>
+        <w:rPr>
+          <w:b w:val="0"/>
+        </w:rPr>
+        <w:t>What a guest can do is still bounded. Their identity is an opaque token in a signed, httpOnly, sameSite cookie, never in localStorage where injected script could read it. Every read, complaint, rating, cancellation and payment checks ownership inside the database query, so one table cannot read or pay another's order. Order creation, complaints and ratings are rate limited per session, counted in the database.</w:t>
       </w:r>
     </w:p>
     <w:p>
@@ -1821,6 +3583,9 @@
         <w:jc w:val="both"/>
       </w:pPr>
       <w:r>
+        <w:rPr>
+          <w:b w:val="0"/>
+        </w:rPr>
         <w:t>Everything is in PostgreSQL: the restaurant, the menus, the dishes, the staff, the customers, the orders and their lines, the complaints, the ratings and the payments. Refreshing any screen changes nothing a guest can see. The countdown in particular is computed from the stored placedAt rather than from when the page loaded, so a refresh puts the ring exactly where it was.</w:t>
       </w:r>
     </w:p>
@@ -1838,6 +3603,9 @@
         <w:spacing w:after="100"/>
       </w:pPr>
       <w:r>
+        <w:rPr>
+          <w:b w:val="0"/>
+        </w:rPr>
         <w:t>The 86 board. The waiter's Menu tab lists every dish with a switch. Taking one off removes it from the guests' card within the minute and refuses by name any order still carrying it.</w:t>
       </w:r>
     </w:p>
@@ -1847,6 +3615,9 @@
         <w:spacing w:after="100"/>
       </w:pPr>
       <w:r>
+        <w:rPr>
+          <w:b w:val="0"/>
+        </w:rPr>
         <w:t>The table board. The waiter's Tables tab is the floor by table, with every order of the last twelve hours and what each table still has to pay, and the night's outstanding total.</w:t>
       </w:r>
     </w:p>
@@ -1863,6 +3634,9 @@
         <w:jc w:val="both"/>
       </w:pPr>
       <w:r>
+        <w:rPr>
+          <w:b w:val="0"/>
+        </w:rPr>
         <w:t>You need a phone or a browser and the link. Nothing to install and nothing to sign in to. The whole pass takes about five minutes.</w:t>
       </w:r>
     </w:p>
@@ -1872,6 +3646,9 @@
         <w:spacing w:after="100"/>
       </w:pPr>
       <w:r>
+        <w:rPr>
+          <w:b w:val="0"/>
+        </w:rPr>
         <w:t>Open https://chowly-theta.vercel.app/?table=12. The dining room, the name, and "You're at table 12". Opening it without ?table=12 makes the door ask for the number instead.</w:t>
       </w:r>
     </w:p>
@@ -1881,6 +3658,9 @@
         <w:spacing w:after="100"/>
       </w:pPr>
       <w:r>
+        <w:rPr>
+          <w:b w:val="0"/>
+        </w:rPr>
         <w:t>Tap "I'm a guest". The card opens on Breakfast, with the greeting for whatever hour it is where you are. The chips along the top are the seven printed headings; under a heading with sub-headings of its own, a lighter second row carries them.</w:t>
       </w:r>
     </w:p>
@@ -1890,6 +3670,9 @@
         <w:spacing w:after="100"/>
       </w:pPr>
       <w:r>
+        <w:rPr>
+          <w:b w:val="0"/>
+        </w:rPr>
         <w:t>Tap Drinks, then Wines. The three bottles priced "from N75,000" have no add control and say to ask your waiter, because there is no price yet to put on a bill.</w:t>
       </w:r>
     </w:p>
@@ -1899,7 +3682,10 @@
         <w:spacing w:after="100"/>
       </w:pPr>
       <w:r>
-        <w:t>Tap Drinks, then Soft, and add one Premium Still Water with the ochre circle, and nothing else. This is the one thing to get right if you are short of time. The promise is the longest preparation time in the order, water takes one minute, so the order runs late in one minute. That is the only way to see the complaint, which the app offers once an order is late and not before. A jollof rice would keep you waiting twenty two minutes for the same thing.</w:t>
+        <w:rPr>
+          <w:b w:val="0"/>
+        </w:rPr>
+        <w:t>Tap Drinks, then Soft, and add one Premium Still Water with the ochre circle, and nothing else. This is the one thing to get right if you are short of time. The promise is the longest preparation time in the order, water takes one minute, so the order runs late in one minute. That is the only way to see the complaint, which the application offers once an order is late and not before. A jollof rice would keep you waiting twenty two minutes for the same thing.</w:t>
       </w:r>
     </w:p>
     <w:p>
@@ -1908,6 +3694,9 @@
         <w:spacing w:after="100"/>
       </w:pPr>
       <w:r>
+        <w:rPr>
+          <w:b w:val="0"/>
+        </w:rPr>
         <w:t>Tap "View order", check the table number, and tap "Place order". The Order tab opens at once and the kitchen's order number lands on it a moment later.</w:t>
       </w:r>
     </w:p>
@@ -1917,7 +3706,10 @@
         <w:spacing w:after="100"/>
       </w:pPr>
       <w:r>
-        <w:t>Watch the glass and the ring. Under them is "Cancel this order" with the time you have left counting down beside it: fifteen seconds for water. Watch it reach zero. The button goes away where it stands, nothing below it moves, and a sentence takes its place. If you would rather use it than watch it expire, place a second order and tap it inside the window; it asks once, then the screen becomes the cancelled order.</w:t>
+        <w:rPr>
+          <w:b w:val="0"/>
+        </w:rPr>
+        <w:t>Watch the glass and the ring. Under them is "Cancel this order", with the time you have left counting down beside it: fifteen seconds for water. Watch it reach zero. The button goes away where it stands, nothing below it moves, and a sentence takes its place. If you would rather use it than watch it expire, place a second order and tap it inside the window; it asks once, then the screen becomes the cancelled order.</w:t>
       </w:r>
     </w:p>
     <w:p>
@@ -1926,6 +3718,9 @@
         <w:spacing w:after="100"/>
       </w:pPr>
       <w:r>
+        <w:rPr>
+          <w:b w:val="0"/>
+        </w:rPr>
         <w:t>Wait for the promise to run out. The ring closes, everything ochre crosses slowly to red, and "Report a problem" and "Rate your order" appear. Tap Report, write a line, send it. Then tap Rate, pick a low number, and send that too.</w:t>
       </w:r>
     </w:p>
@@ -1935,7 +3730,10 @@
         <w:spacing w:after="100"/>
       </w:pPr>
       <w:r>
-        <w:t>Switch to the waiter. Tap the CHOWLY lockup at the top to go back to the door, then "I'm a waiter", or open https://chowly-theta.vercel.app/waiter directly. There is no PIN and no prompt. Your table is in the list, marked Late, with the count of your report.</w:t>
+        <w:rPr>
+          <w:b w:val="0"/>
+        </w:rPr>
+        <w:t>Switch to the waiter with the Waiter half of the switch at the top right. There is no PIN and no prompt. Your table is in the list, marked Late, with the count of your report.</w:t>
       </w:r>
     </w:p>
     <w:p>
@@ -1944,6 +3742,9 @@
         <w:spacing w:after="100"/>
       </w:pPr>
       <w:r>
+        <w:rPr>
+          <w:b w:val="0"/>
+        </w:rPr>
         <w:t>Tap the pill, "Who's serving?", and pick a name; it is kept for the session. Tap the card. Your report is there under "From the table". Notice what the screen asks for: an order of water asks for a waiter and nobody else, and says why. Tap "Mark as served".</w:t>
       </w:r>
     </w:p>
@@ -1953,7 +3754,10 @@
         <w:spacing w:after="100"/>
       </w:pPr>
       <w:r>
-        <w:t>Go back to the table: the lockup, then "I'm a guest", then the Order tab. Within three seconds and with no reload it reads Served with the time. Tap Pay.</w:t>
+        <w:rPr>
+          <w:b w:val="0"/>
+        </w:rPr>
+        <w:t>Switch back to Guest at the top right, then the Order tab. Within three seconds and with no reload it reads Served with the time. Tap Pay.</w:t>
       </w:r>
     </w:p>
     <w:p>
@@ -1962,6 +3766,9 @@
         <w:spacing w:after="100"/>
       </w:pPr>
       <w:r>
+        <w:rPr>
+          <w:b w:val="0"/>
+        </w:rPr>
         <w:t>Pick a method and tap "Pay ... (pretend)". The receipt prints, with the stamp, the torn foot, and a credit line naming only the waiter, because nothing on that order was cooked or mixed. Tap it twice if you like: the record is one payment. "Save the receipt" hands the picture to your phone.</w:t>
       </w:r>
     </w:p>
@@ -1971,6 +3778,9 @@
         <w:spacing w:after="100"/>
       </w:pPr>
       <w:r>
+        <w:rPr>
+          <w:b w:val="0"/>
+        </w:rPr>
         <w:t>Two more things worth a minute. On the waiter side, the Menu tab is the 86 board: switch a dish to "Sold out", then look at the guests' card and find it greyed with a tag. And turn on Reduce Motion in your system settings and reload: every entrance becomes a fade, and the late colour change still happens, slower, because it is a colour and not a movement.</w:t>
       </w:r>
     </w:p>
@@ -1987,15 +3797,10 @@
         <w:jc w:val="both"/>
       </w:pPr>
       <w:r>
-        <w:t>The same pass is recorded end to end at docs/media/walkthrough.mp4 in the repository: three minutes forty five, one continuous take on the deployed app, no cuts and no second tab.</w:t>
-      </w:r>
-    </w:p>
-    <w:p>
-      <w:pPr>
-        <w:jc w:val="both"/>
-      </w:pPr>
-      <w:r>
-        <w:t>Order #1009 in the live data is the order that recording pays for, kept deliberately so the walkthrough can be checked against it; only its receipt number differs, reading 0006 now rather than the 0007 in the video, because that number is the payment's place in the sequence of payments and the test payments recorded around it have since been removed.</w:t>
+        <w:rPr>
+          <w:b w:val="0"/>
+        </w:rPr>
+        <w:t>The same pass is recorded end to end at docs/media/walkthrough.mp4 in the repository: three minutes forty five, one continuous take on the deployed application, no cuts.</w:t>
       </w:r>
     </w:p>
     <w:p>
@@ -2062,6 +3867,7 @@
             <w:r/>
             <w:r>
               <w:rPr>
+                <w:b w:val="0"/>
                 <w:sz w:val="18"/>
               </w:rPr>
               <w:t>1. The menu, with a name, a price and a preparation time on every item</w:t>
@@ -2076,9 +3882,10 @@
             <w:r/>
             <w:r>
               <w:rPr>
+                <w:b w:val="0"/>
                 <w:sz w:val="18"/>
               </w:rPr>
-              <w:t>Ninety two dishes seeded into PostgreSQL, all three fields on every one. Menu browsing, above</w:t>
+              <w:t>Ninety two dishes seeded into PostgreSQL, all three fields on every one. What is in the application, and Menu browsing</w:t>
             </w:r>
           </w:p>
         </w:tc>
@@ -2092,6 +3899,7 @@
             <w:r/>
             <w:r>
               <w:rPr>
+                <w:b w:val="0"/>
                 <w:sz w:val="18"/>
               </w:rPr>
               <w:t>2. Placing an order, with the order details and the waiting time shown</w:t>
@@ -2106,9 +3914,10 @@
             <w:r/>
             <w:r>
               <w:rPr>
+                <w:b w:val="0"/>
                 <w:sz w:val="18"/>
               </w:rPr>
-              <w:t>Order placement, above. The wait is computed on the server and shown as the ring</w:t>
+              <w:t>Order placement. The wait is computed on the server and shown as the ring</w:t>
             </w:r>
           </w:p>
         </w:tc>
@@ -2122,6 +3931,7 @@
             <w:r/>
             <w:r>
               <w:rPr>
+                <w:b w:val="0"/>
                 <w:sz w:val="18"/>
               </w:rPr>
               <w:t>3. Assigning the order: a waiter records the chef and the bartender and marks it served</w:t>
@@ -2136,9 +3946,10 @@
             <w:r/>
             <w:r>
               <w:rPr>
+                <w:b w:val="0"/>
                 <w:sz w:val="18"/>
               </w:rPr>
-              <w:t>Order assignment, above. The staff list is seeded; the pickers shown are derived from the order</w:t>
+              <w:t>Order assignment. The staff list is seeded; the pickers shown are derived from the order</w:t>
             </w:r>
           </w:p>
         </w:tc>
@@ -2152,6 +3963,7 @@
             <w:r/>
             <w:r>
               <w:rPr>
+                <w:b w:val="0"/>
                 <w:sz w:val="18"/>
               </w:rPr>
               <w:t>4. Complaint and rating, both stored against the order</w:t>
@@ -2166,9 +3978,10 @@
             <w:r/>
             <w:r>
               <w:rPr>
+                <w:b w:val="0"/>
                 <w:sz w:val="18"/>
               </w:rPr>
-              <w:t>Complaint and rating, above. Both are rows against the order and the customer</w:t>
+              <w:t>Complaint and rating. Both are rows against the order and the customer</w:t>
             </w:r>
           </w:p>
         </w:tc>
@@ -2182,6 +3995,7 @@
             <w:r/>
             <w:r>
               <w:rPr>
+                <w:b w:val="0"/>
                 <w:sz w:val="18"/>
               </w:rPr>
               <w:t>5. Payment, recorded, marking the order paid, clearly labelled pretend</w:t>
@@ -2196,9 +4010,10 @@
             <w:r/>
             <w:r>
               <w:rPr>
+                <w:b w:val="0"/>
                 <w:sz w:val="18"/>
               </w:rPr>
-              <w:t>Payment, above. One transaction, a unique constraint, isPretend true in the data</w:t>
+              <w:t>Payment. One transaction, a unique constraint, isPretend true in the data</w:t>
             </w:r>
           </w:p>
         </w:tc>
@@ -2212,6 +4027,7 @@
             <w:r/>
             <w:r>
               <w:rPr>
+                <w:b w:val="0"/>
                 <w:sz w:val="18"/>
               </w:rPr>
               <w:t>6. The two roles, with a simple switch and no logins</w:t>
@@ -2226,9 +4042,10 @@
             <w:r/>
             <w:r>
               <w:rPr>
+                <w:b w:val="0"/>
                 <w:sz w:val="18"/>
               </w:rPr>
-              <w:t>The two roles, above. The front door, two buttons</w:t>
+              <w:t>The two roles. The front door, and a switch on every screen after it</w:t>
             </w:r>
           </w:p>
         </w:tc>
@@ -2242,6 +4059,7 @@
             <w:r/>
             <w:r>
               <w:rPr>
+                <w:b w:val="0"/>
                 <w:sz w:val="18"/>
               </w:rPr>
               <w:t>7. Real storage that survives a refresh</w:t>
@@ -2256,9 +4074,10 @@
             <w:r/>
             <w:r>
               <w:rPr>
+                <w:b w:val="0"/>
                 <w:sz w:val="18"/>
               </w:rPr>
-              <w:t>Real storage, above. PostgreSQL on Neon; the clock is computed from the stored timestamp</w:t>
+              <w:t>Real storage. PostgreSQL on Neon; the clock is computed from the stored timestamp</w:t>
             </w:r>
           </w:p>
         </w:tc>
@@ -2272,6 +4091,7 @@
             <w:r/>
             <w:r>
               <w:rPr>
+                <w:b w:val="0"/>
                 <w:sz w:val="18"/>
               </w:rPr>
               <w:t>8. A live link anybody can use</w:t>
@@ -2286,6 +4106,7 @@
             <w:r/>
             <w:r>
               <w:rPr>
+                <w:b w:val="0"/>
                 <w:sz w:val="18"/>
               </w:rPr>
               <w:t>https://chowly-theta.vercel.app</w:t>
@@ -2304,7 +4125,10 @@
         <w:jc w:val="both"/>
       </w:pPr>
       <w:r>
-        <w:t>Built beyond them: the cancel window, the 86 board, the table board, the receipt as a saveable picture, the derived staff, and the design, which is a single art direction chosen over three prototypes that are still in the repository.</w:t>
+        <w:rPr>
+          <w:b w:val="0"/>
+        </w:rPr>
+        <w:t>Built beyond them: the cancel window, the 86 board, the table board, the receipt as a saveable picture, the staff derived from the stations, the role switch, and the design, which is one art direction chosen over three prototypes that are still in the repository.</w:t>
       </w:r>
     </w:p>
     <w:sectPr>

--- a/docs/submission/CHOWLY-submission.docx
+++ b/docs/submission/CHOWLY-submission.docx
@@ -137,7 +137,7 @@
           <w:sz w:val="20"/>
         </w:rPr>
         <w:br/>
-        <w:t xml:space="preserve">    1. How it was built</w:t>
+        <w:t xml:space="preserve">    1. How I built it</w:t>
       </w:r>
       <w:r>
         <w:rPr>
@@ -145,7 +145,7 @@
           <w:sz w:val="19"/>
         </w:rPr>
         <w:br/>
-        <w:t xml:space="preserve">        The stack</w:t>
+        <w:t xml:space="preserve">        The stack, and why I chose it</w:t>
       </w:r>
       <w:r>
         <w:rPr>
@@ -153,7 +153,7 @@
           <w:sz w:val="19"/>
         </w:rPr>
         <w:br/>
-        <w:t xml:space="preserve">        The structure</w:t>
+        <w:t xml:space="preserve">        How I organised it</w:t>
       </w:r>
       <w:r>
         <w:rPr>
@@ -161,7 +161,7 @@
           <w:sz w:val="19"/>
         </w:rPr>
         <w:br/>
-        <w:t xml:space="preserve">        What is in the application</w:t>
+        <w:t xml:space="preserve">        The menu, which I wrote myself</w:t>
       </w:r>
       <w:r>
         <w:rPr>
@@ -169,7 +169,7 @@
           <w:sz w:val="19"/>
         </w:rPr>
         <w:br/>
-        <w:t xml:space="preserve">        The data model as it was finally implemented</w:t>
+        <w:t xml:space="preserve">        The staff, and how I made the app decide who gets recorded</w:t>
       </w:r>
       <w:r>
         <w:rPr>
@@ -177,14 +177,7 @@
           <w:sz w:val="19"/>
         </w:rPr>
         <w:br/>
-        <w:t xml:space="preserve">        How the application was deployed</w:t>
-      </w:r>
-      <w:r>
-        <w:rPr>
-          <w:sz w:val="20"/>
-        </w:rPr>
-        <w:br/>
-        <w:t xml:space="preserve">    2. How AI was used</w:t>
+        <w:t xml:space="preserve">        The photographs</w:t>
       </w:r>
       <w:r>
         <w:rPr>
@@ -192,7 +185,7 @@
           <w:sz w:val="19"/>
         </w:rPr>
         <w:br/>
-        <w:t xml:space="preserve">        The tools</w:t>
+        <w:t xml:space="preserve">        The data model as I finally implemented it</w:t>
       </w:r>
       <w:r>
         <w:rPr>
@@ -200,7 +193,14 @@
           <w:sz w:val="19"/>
         </w:rPr>
         <w:br/>
-        <w:t xml:space="preserve">        What it was asked to do</w:t>
+        <w:t xml:space="preserve">        How I deployed it</w:t>
+      </w:r>
+      <w:r>
+        <w:rPr>
+          <w:sz w:val="20"/>
+        </w:rPr>
+        <w:br/>
+        <w:t xml:space="preserve">    2. How I used AI</w:t>
       </w:r>
       <w:r>
         <w:rPr>
@@ -208,7 +208,7 @@
           <w:sz w:val="19"/>
         </w:rPr>
         <w:br/>
-        <w:t xml:space="preserve">        What was accepted</w:t>
+        <w:t xml:space="preserve">        What I used, and how I worked with it</w:t>
       </w:r>
       <w:r>
         <w:rPr>
@@ -216,7 +216,7 @@
           <w:sz w:val="19"/>
         </w:rPr>
         <w:br/>
-        <w:t xml:space="preserve">        What was rejected</w:t>
+        <w:t xml:space="preserve">        What I asked for</w:t>
       </w:r>
       <w:r>
         <w:rPr>
@@ -224,7 +224,23 @@
           <w:sz w:val="19"/>
         </w:rPr>
         <w:br/>
-        <w:t xml:space="preserve">        What had to be corrected by hand</w:t>
+        <w:t xml:space="preserve">        What I accepted</w:t>
+      </w:r>
+      <w:r>
+        <w:rPr>
+          <w:color w:val="5A5A5A"/>
+          <w:sz w:val="19"/>
+        </w:rPr>
+        <w:br/>
+        <w:t xml:space="preserve">        What I rejected</w:t>
+      </w:r>
+      <w:r>
+        <w:rPr>
+          <w:color w:val="5A5A5A"/>
+          <w:sz w:val="19"/>
+        </w:rPr>
+        <w:br/>
+        <w:t xml:space="preserve">        What I had to correct myself</w:t>
       </w:r>
       <w:r>
         <w:rPr>
@@ -255,7 +271,7 @@
           <w:sz w:val="19"/>
         </w:rPr>
         <w:br/>
-        <w:t xml:space="preserve">        The wait, and the way it is shown</w:t>
+        <w:t xml:space="preserve">        The wait, and why it is the centre of the screen</w:t>
       </w:r>
       <w:r>
         <w:rPr>
@@ -303,7 +319,7 @@
           <w:sz w:val="19"/>
         </w:rPr>
         <w:br/>
-        <w:t xml:space="preserve">        Real storage, and what happens on refresh</w:t>
+        <w:t xml:space="preserve">        Real storage</w:t>
       </w:r>
       <w:r>
         <w:rPr>
@@ -311,7 +327,7 @@
           <w:sz w:val="19"/>
         </w:rPr>
         <w:br/>
-        <w:t xml:space="preserve">        Two more things built beyond the requirements</w:t>
+        <w:t xml:space="preserve">        Two more things I built beyond the requirements</w:t>
       </w:r>
       <w:r>
         <w:rPr>
@@ -333,7 +349,7 @@
           <w:sz w:val="20"/>
         </w:rPr>
         <w:br/>
-        <w:t xml:space="preserve">    Where each requirement is</w:t>
+        <w:t xml:space="preserve">    Where each requirement is answered</w:t>
       </w:r>
       <w:r>
         <w:br/>
@@ -363,7 +379,7 @@
         <w:rPr>
           <w:b w:val="0"/>
         </w:rPr>
-        <w:t>The codebase is at https://github.com/DebbyA007/CHOWLY. It is public, so facilitators need no invitation to read it.</w:t>
+        <w:t>My code is at https://github.com/DebbyA007/CHOWLY. It is public, so facilitators need no invitation to read it.</w:t>
       </w:r>
     </w:p>
     <w:p>
@@ -374,7 +390,7 @@
         <w:rPr>
           <w:b w:val="0"/>
         </w:rPr>
-        <w:t>The commit history is the work as it was done. Nothing was squashed and no history was rewritten, so it contains commits that fix things earlier commits broke, and their messages say so. Three worth opening:</w:t>
+        <w:t>I did not squash anything or rewrite any history, so the commits are the work as it actually happened, including the ones where I broke something and fixed it. Three worth opening:</w:t>
       </w:r>
     </w:p>
     <w:p>
@@ -386,7 +402,7 @@
         <w:rPr>
           <w:b w:val="0"/>
         </w:rPr>
-        <w:t>"feat: replace the menu with The Lagos Table card, and four model deltas". The menu was replaced late in the build, from ninety two dishes in the assignment's own menu document, and four changes to the data model came with it.</w:t>
+        <w:t>"feat: replace the menu with the full card, and four model deltas". I replaced my first eleven placeholder dishes with the ninety two I wrote for the restaurant, and four changes to the data model came with them.</w:t>
       </w:r>
     </w:p>
     <w:p>
@@ -398,7 +414,7 @@
         <w:rPr>
           <w:b w:val="0"/>
         </w:rPr>
-        <w:t>"fix: placing an order was returning 400 on production". A field the client needed for itself was added to the request body it posts, and the order endpoint's strict validation refused every order. The fix separates what the client knows from what the client may send.</w:t>
+        <w:t>"fix: placing an order was returning 400 on production". I added a field the client needed for itself to the request body it posts, and my own validation refused every order. Described under how I used AI.</w:t>
       </w:r>
     </w:p>
     <w:p>
@@ -410,7 +426,7 @@
         <w:rPr>
           <w:b w:val="0"/>
         </w:rPr>
-        <w:t>"fix: order placement failed permanently on production". The order number was derived from a count of orders, which is wrong as soon as one is deleted. Described in full under how AI was used.</w:t>
+        <w:t>"fix: order placement failed permanently on production". I derived the order number from a count of orders, which stops working the moment one is deleted.</w:t>
       </w:r>
     </w:p>
     <w:p>
@@ -421,7 +437,7 @@
         <w:rPr>
           <w:b w:val="0"/>
         </w:rPr>
-        <w:t>The repository also carries the assignment brief and the engineered model it was built from, at docs/assignment/, so the work can be checked against the thing it was marked on without leaving the repository.</w:t>
+        <w:t>The repository also carries the assignment brief and the engineered model I built from, at docs/assignment/, so my work can be checked against what it is marked on without leaving the repository.</w:t>
       </w:r>
     </w:p>
     <w:p>
@@ -451,7 +467,7 @@
         <w:rPr>
           <w:b w:val="0"/>
         </w:rPr>
-        <w:t>It opens on the front door. There is nothing to install and nothing to sign in to, and both roles are reachable from that first screen. Adding ?table=12 to the URL is what a QR code on a physical table would carry; without it the door asks for the table number.</w:t>
+        <w:t>It opens on the front door, with nothing to install and nothing to sign in to, and both roles reachable from that first screen. Adding ?table=12 to the URL is what a QR code on a physical table would carry; without it the door asks for the table number.</w:t>
       </w:r>
     </w:p>
     <w:p>
@@ -478,7 +494,7 @@
         <w:pStyle w:val="Heading2"/>
       </w:pPr>
       <w:r>
-        <w:t>1. How it was built</w:t>
+        <w:t>1. How I built it</w:t>
       </w:r>
     </w:p>
     <w:p>
@@ -486,454 +502,8 @@
         <w:pStyle w:val="Heading3"/>
       </w:pPr>
       <w:r>
-        <w:t>The stack</w:t>
+        <w:t>The stack, and why I chose it</w:t>
       </w:r>
-    </w:p>
-    <w:tbl>
-      <w:tblPr>
-        <w:tblStyle w:val="TableGrid"/>
-        <w:tblW w:type="auto" w:w="0"/>
-        <w:tblLook w:firstColumn="1" w:firstRow="1" w:lastColumn="0" w:lastRow="0" w:noHBand="0" w:noVBand="1" w:val="04A0"/>
-      </w:tblPr>
-      <w:tblGrid>
-        <w:gridCol w:w="3249"/>
-        <w:gridCol w:w="3249"/>
-        <w:gridCol w:w="3249"/>
-      </w:tblGrid>
-      <w:tr>
-        <w:trPr>
-          <w:tblHeader w:val="true"/>
-        </w:trPr>
-        <w:tc>
-          <w:tcPr>
-            <w:tcW w:type="dxa" w:w="3249"/>
-            <w:shd w:fill="F2F0EC"/>
-          </w:tcPr>
-          <w:p>
-            <w:r/>
-            <w:r>
-              <w:rPr>
-                <w:b/>
-                <w:sz w:val="18"/>
-              </w:rPr>
-              <w:t>Layer</w:t>
-            </w:r>
-          </w:p>
-        </w:tc>
-        <w:tc>
-          <w:tcPr>
-            <w:tcW w:type="dxa" w:w="3249"/>
-            <w:shd w:fill="F2F0EC"/>
-          </w:tcPr>
-          <w:p>
-            <w:r/>
-            <w:r>
-              <w:rPr>
-                <w:b/>
-                <w:sz w:val="18"/>
-              </w:rPr>
-              <w:t>Choice</w:t>
-            </w:r>
-          </w:p>
-        </w:tc>
-        <w:tc>
-          <w:tcPr>
-            <w:tcW w:type="dxa" w:w="3249"/>
-            <w:shd w:fill="F2F0EC"/>
-          </w:tcPr>
-          <w:p>
-            <w:r/>
-            <w:r>
-              <w:rPr>
-                <w:b/>
-                <w:sz w:val="18"/>
-              </w:rPr>
-              <w:t>Why</w:t>
-            </w:r>
-          </w:p>
-        </w:tc>
-      </w:tr>
-      <w:tr>
-        <w:tc>
-          <w:tcPr>
-            <w:tcW w:type="dxa" w:w="3249"/>
-          </w:tcPr>
-          <w:p>
-            <w:r/>
-            <w:r>
-              <w:rPr>
-                <w:b w:val="0"/>
-                <w:sz w:val="18"/>
-              </w:rPr>
-              <w:t>Framework</w:t>
-            </w:r>
-          </w:p>
-        </w:tc>
-        <w:tc>
-          <w:tcPr>
-            <w:tcW w:type="dxa" w:w="3249"/>
-          </w:tcPr>
-          <w:p>
-            <w:r/>
-            <w:r>
-              <w:rPr>
-                <w:b w:val="0"/>
-                <w:sz w:val="18"/>
-              </w:rPr>
-              <w:t>Next.js 15, App Router, TypeScript strict</w:t>
-            </w:r>
-          </w:p>
-        </w:tc>
-        <w:tc>
-          <w:tcPr>
-            <w:tcW w:type="dxa" w:w="3249"/>
-          </w:tcPr>
-          <w:p>
-            <w:r/>
-            <w:r>
-              <w:rPr>
-                <w:b w:val="0"/>
-                <w:sz w:val="18"/>
-              </w:rPr>
-              <w:t>One project serves the pages and the API, so the types the server computes are the types the client renders</w:t>
-            </w:r>
-          </w:p>
-        </w:tc>
-      </w:tr>
-      <w:tr>
-        <w:tc>
-          <w:tcPr>
-            <w:tcW w:type="dxa" w:w="3249"/>
-          </w:tcPr>
-          <w:p>
-            <w:r/>
-            <w:r>
-              <w:rPr>
-                <w:b w:val="0"/>
-                <w:sz w:val="18"/>
-              </w:rPr>
-              <w:t>Database</w:t>
-            </w:r>
-          </w:p>
-        </w:tc>
-        <w:tc>
-          <w:tcPr>
-            <w:tcW w:type="dxa" w:w="3249"/>
-          </w:tcPr>
-          <w:p>
-            <w:r/>
-            <w:r>
-              <w:rPr>
-                <w:b w:val="0"/>
-                <w:sz w:val="18"/>
-              </w:rPr>
-              <w:t>PostgreSQL on Neon</w:t>
-            </w:r>
-          </w:p>
-        </w:tc>
-        <w:tc>
-          <w:tcPr>
-            <w:tcW w:type="dxa" w:w="3249"/>
-          </w:tcPr>
-          <w:p>
-            <w:r/>
-            <w:r>
-              <w:rPr>
-                <w:b w:val="0"/>
-                <w:sz w:val="18"/>
-              </w:rPr>
-              <w:t>Provisioned through the Vercel marketplace, so the deployment and the database are one setup step</w:t>
-            </w:r>
-          </w:p>
-        </w:tc>
-      </w:tr>
-      <w:tr>
-        <w:tc>
-          <w:tcPr>
-            <w:tcW w:type="dxa" w:w="3249"/>
-          </w:tcPr>
-          <w:p>
-            <w:r/>
-            <w:r>
-              <w:rPr>
-                <w:b w:val="0"/>
-                <w:sz w:val="18"/>
-              </w:rPr>
-              <w:t>ORM</w:t>
-            </w:r>
-          </w:p>
-        </w:tc>
-        <w:tc>
-          <w:tcPr>
-            <w:tcW w:type="dxa" w:w="3249"/>
-          </w:tcPr>
-          <w:p>
-            <w:r/>
-            <w:r>
-              <w:rPr>
-                <w:b w:val="0"/>
-                <w:sz w:val="18"/>
-              </w:rPr>
-              <w:t>Prisma 6</w:t>
-            </w:r>
-          </w:p>
-        </w:tc>
-        <w:tc>
-          <w:tcPr>
-            <w:tcW w:type="dxa" w:w="3249"/>
-          </w:tcPr>
-          <w:p>
-            <w:r/>
-            <w:r>
-              <w:rPr>
-                <w:b w:val="0"/>
-                <w:sz w:val="18"/>
-              </w:rPr>
-              <w:t>Migrations are files in the repository, and the generated client makes a schema change a compile error rather than a runtime one</w:t>
-            </w:r>
-          </w:p>
-        </w:tc>
-      </w:tr>
-      <w:tr>
-        <w:tc>
-          <w:tcPr>
-            <w:tcW w:type="dxa" w:w="3249"/>
-          </w:tcPr>
-          <w:p>
-            <w:r/>
-            <w:r>
-              <w:rPr>
-                <w:b w:val="0"/>
-                <w:sz w:val="18"/>
-              </w:rPr>
-              <w:t>Validation</w:t>
-            </w:r>
-          </w:p>
-        </w:tc>
-        <w:tc>
-          <w:tcPr>
-            <w:tcW w:type="dxa" w:w="3249"/>
-          </w:tcPr>
-          <w:p>
-            <w:r/>
-            <w:r>
-              <w:rPr>
-                <w:b w:val="0"/>
-                <w:sz w:val="18"/>
-              </w:rPr>
-              <w:t>Zod</w:t>
-            </w:r>
-          </w:p>
-        </w:tc>
-        <w:tc>
-          <w:tcPr>
-            <w:tcW w:type="dxa" w:w="3249"/>
-          </w:tcPr>
-          <w:p>
-            <w:r/>
-            <w:r>
-              <w:rPr>
-                <w:b w:val="0"/>
-                <w:sz w:val="18"/>
-              </w:rPr>
-              <w:t>Every request body is parsed by a strict schema before anything touches the database</w:t>
-            </w:r>
-          </w:p>
-        </w:tc>
-      </w:tr>
-      <w:tr>
-        <w:tc>
-          <w:tcPr>
-            <w:tcW w:type="dxa" w:w="3249"/>
-          </w:tcPr>
-          <w:p>
-            <w:r/>
-            <w:r>
-              <w:rPr>
-                <w:b w:val="0"/>
-                <w:sz w:val="18"/>
-              </w:rPr>
-              <w:t>Styling</w:t>
-            </w:r>
-          </w:p>
-        </w:tc>
-        <w:tc>
-          <w:tcPr>
-            <w:tcW w:type="dxa" w:w="3249"/>
-          </w:tcPr>
-          <w:p>
-            <w:r/>
-            <w:r>
-              <w:rPr>
-                <w:b w:val="0"/>
-                <w:sz w:val="18"/>
-              </w:rPr>
-              <w:t>Tailwind v4</w:t>
-            </w:r>
-          </w:p>
-        </w:tc>
-        <w:tc>
-          <w:tcPr>
-            <w:tcW w:type="dxa" w:w="3249"/>
-          </w:tcPr>
-          <w:p>
-            <w:r/>
-            <w:r>
-              <w:rPr>
-                <w:b w:val="0"/>
-                <w:sz w:val="18"/>
-              </w:rPr>
-              <w:t>Design tokens live in one stylesheet and nothing else defines a colour</w:t>
-            </w:r>
-          </w:p>
-        </w:tc>
-      </w:tr>
-      <w:tr>
-        <w:tc>
-          <w:tcPr>
-            <w:tcW w:type="dxa" w:w="3249"/>
-          </w:tcPr>
-          <w:p>
-            <w:r/>
-            <w:r>
-              <w:rPr>
-                <w:b w:val="0"/>
-                <w:sz w:val="18"/>
-              </w:rPr>
-              <w:t>Motion</w:t>
-            </w:r>
-          </w:p>
-        </w:tc>
-        <w:tc>
-          <w:tcPr>
-            <w:tcW w:type="dxa" w:w="3249"/>
-          </w:tcPr>
-          <w:p>
-            <w:r/>
-            <w:r>
-              <w:rPr>
-                <w:b w:val="0"/>
-                <w:sz w:val="18"/>
-              </w:rPr>
-              <w:t>anime.js v4</w:t>
-            </w:r>
-          </w:p>
-        </w:tc>
-        <w:tc>
-          <w:tcPr>
-            <w:tcW w:type="dxa" w:w="3249"/>
-          </w:tcPr>
-          <w:p>
-            <w:r/>
-            <w:r>
-              <w:rPr>
-                <w:b w:val="0"/>
-                <w:sz w:val="18"/>
-              </w:rPr>
-              <w:t>Scoped animations that clean themselves up under React strict mode</w:t>
-            </w:r>
-          </w:p>
-        </w:tc>
-      </w:tr>
-      <w:tr>
-        <w:tc>
-          <w:tcPr>
-            <w:tcW w:type="dxa" w:w="3249"/>
-          </w:tcPr>
-          <w:p>
-            <w:r/>
-            <w:r>
-              <w:rPr>
-                <w:b w:val="0"/>
-                <w:sz w:val="18"/>
-              </w:rPr>
-              <w:t>Data fetching</w:t>
-            </w:r>
-          </w:p>
-        </w:tc>
-        <w:tc>
-          <w:tcPr>
-            <w:tcW w:type="dxa" w:w="3249"/>
-          </w:tcPr>
-          <w:p>
-            <w:r/>
-            <w:r>
-              <w:rPr>
-                <w:b w:val="0"/>
-                <w:sz w:val="18"/>
-              </w:rPr>
-              <w:t>SWR</w:t>
-            </w:r>
-          </w:p>
-        </w:tc>
-        <w:tc>
-          <w:tcPr>
-            <w:tcW w:type="dxa" w:w="3249"/>
-          </w:tcPr>
-          <w:p>
-            <w:r/>
-            <w:r>
-              <w:rPr>
-                <w:b w:val="0"/>
-                <w:sz w:val="18"/>
-              </w:rPr>
-              <w:t>Polling with the previous data kept on screen, so nothing blinks while it revalidates</w:t>
-            </w:r>
-          </w:p>
-        </w:tc>
-      </w:tr>
-      <w:tr>
-        <w:tc>
-          <w:tcPr>
-            <w:tcW w:type="dxa" w:w="3249"/>
-          </w:tcPr>
-          <w:p>
-            <w:r/>
-            <w:r>
-              <w:rPr>
-                <w:b w:val="0"/>
-                <w:sz w:val="18"/>
-              </w:rPr>
-              <w:t>Hosting</w:t>
-            </w:r>
-          </w:p>
-        </w:tc>
-        <w:tc>
-          <w:tcPr>
-            <w:tcW w:type="dxa" w:w="3249"/>
-          </w:tcPr>
-          <w:p>
-            <w:r/>
-            <w:r>
-              <w:rPr>
-                <w:b w:val="0"/>
-                <w:sz w:val="18"/>
-              </w:rPr>
-              <w:t>Vercel</w:t>
-            </w:r>
-          </w:p>
-        </w:tc>
-        <w:tc>
-          <w:tcPr>
-            <w:tcW w:type="dxa" w:w="3249"/>
-          </w:tcPr>
-          <w:p>
-            <w:r/>
-            <w:r>
-              <w:rPr>
-                <w:b w:val="0"/>
-                <w:sz w:val="18"/>
-              </w:rPr>
-              <w:t>Deploys from the default branch on push</w:t>
-            </w:r>
-          </w:p>
-        </w:tc>
-      </w:tr>
-    </w:tbl>
-    <w:p>
-      <w:pPr>
-        <w:spacing w:after="80"/>
-      </w:pPr>
     </w:p>
     <w:p>
       <w:pPr>
@@ -943,110 +513,240 @@
         <w:rPr>
           <w:b w:val="0"/>
         </w:rPr>
-        <w:t>The brief says the stack is not what is marked, so these were chosen to keep the work honest rather than to be interesting. The one that earned its place repeatedly is Zod: because every route rejects an unknown field, a client bug that would otherwise have corrupted an order arrived instead as a clear refusal naming the field.</w:t>
+        <w:t>The brief says I am marked on the solution rather than the stack, so I chose tools that would keep me honest rather than tools that would be interesting.</w:t>
       </w:r>
     </w:p>
     <w:p>
       <w:pPr>
-        <w:pStyle w:val="Heading3"/>
-      </w:pPr>
-      <w:r>
-        <w:t>The structure</w:t>
-      </w:r>
-    </w:p>
-    <w:p>
-      <w:pPr>
-        <w:pStyle w:val="ListBullet"/>
-        <w:spacing w:after="100"/>
+        <w:jc w:val="both"/>
       </w:pPr>
       <w:r>
         <w:rPr>
           <w:b w:val="0"/>
         </w:rPr>
-        <w:t>app/ holds the routes. Pages under app/(guest) and app/waiter, and the API under app/api. Every route handler is a few lines: parse, authorise, compute, respond.</w:t>
+        <w:t xml:space="preserve">I chose </w:t>
       </w:r>
-    </w:p>
-    <w:p>
-      <w:pPr>
-        <w:pStyle w:val="ListBullet"/>
-        <w:spacing w:after="100"/>
-      </w:pPr>
-      <w:r>
-        <w:rPr>
-          <w:b w:val="0"/>
-        </w:rPr>
-        <w:t>lib/ holds everything that decides something. The wait time, the money, the session token, the cart, the greeting, the cancel window and the order number are each one file with unit tests beside it. Nothing in lib imports a React component.</w:t>
-      </w:r>
-    </w:p>
-    <w:p>
-      <w:pPr>
-        <w:pStyle w:val="ListBullet"/>
-        <w:spacing w:after="100"/>
-      </w:pPr>
-      <w:r>
-        <w:rPr>
-          <w:b w:val="0"/>
-        </w:rPr>
-        <w:t>components/night/ holds the screens, named for what they show: menu, order, pay, waiter, receipt.</w:t>
-      </w:r>
-    </w:p>
-    <w:p>
-      <w:pPr>
-        <w:pStyle w:val="ListBullet"/>
-        <w:spacing w:after="100"/>
-      </w:pPr>
-      <w:r>
-        <w:rPr>
-          <w:b w:val="0"/>
-        </w:rPr>
-        <w:t>prisma/ holds the schema, the migrations and the seed.</w:t>
-      </w:r>
-    </w:p>
-    <w:p>
-      <w:pPr>
-        <w:jc w:val="both"/>
-      </w:pPr>
-      <w:r>
-        <w:rPr>
-          <w:b w:val="0"/>
-        </w:rPr>
-        <w:t>The rule the structure follows is that a number a guest sees is computed in exactly one place on the server. The promised wait is computed in lib/wait-time.ts and nowhere else; the money in lib/money.ts and nowhere else. The client may draw a countdown, but it may not decide one.</w:t>
-      </w:r>
-    </w:p>
-    <w:p>
-      <w:pPr>
-        <w:pStyle w:val="Heading3"/>
-      </w:pPr>
-      <w:r>
-        <w:t>What is in the application</w:t>
-      </w:r>
-    </w:p>
-    <w:p>
-      <w:pPr>
-        <w:jc w:val="both"/>
-      </w:pPr>
-      <w:r>
-        <w:rPr>
-          <w:b w:val="0"/>
-        </w:rPr>
-        <w:t>The application is not a shell with sample rows in it. Everything below is loaded into PostgreSQL by the seed and is what the deployed link serves.</w:t>
-      </w:r>
-    </w:p>
-    <w:p>
-      <w:pPr>
-        <w:jc w:val="both"/>
-      </w:pPr>
       <w:r>
         <w:rPr>
           <w:b/>
         </w:rPr>
-        <w:t>The menu.</w:t>
+        <w:t>Next.js with TypeScript</w:t>
       </w:r>
       <w:r>
         <w:rPr>
           <w:b w:val="0"/>
         </w:rPr>
-        <w:t xml:space="preserve"> Ninety two dishes, taken from The Lagos Table Fine Dining Menu, the menu document supplied with the assignment. Only the food is theirs: the restaurant is The Golden Gate, 13 Ubah Street, Berger, Lagos. The card has two levels, because a printed menu does:</w:t>
+        <w:t xml:space="preserve"> because one project serves both the pages and the API, which means the type the server computes is the same type the client renders, and a mismatch is a compile error rather than a bug a guest finds. I chose </w:t>
+      </w:r>
+      <w:r>
+        <w:rPr>
+          <w:b/>
+        </w:rPr>
+        <w:t>PostgreSQL on Neon with Prisma</w:t>
+      </w:r>
+      <w:r>
+        <w:rPr>
+          <w:b w:val="0"/>
+        </w:rPr>
+        <w:t xml:space="preserve"> because migrations are then files in my repository that a reader can inspect, and because Neon provisions through Vercel, so the database and the deployment were one setup step. I chose </w:t>
+      </w:r>
+      <w:r>
+        <w:rPr>
+          <w:b/>
+        </w:rPr>
+        <w:t>Zod</w:t>
+      </w:r>
+      <w:r>
+        <w:rPr>
+          <w:b w:val="0"/>
+        </w:rPr>
+        <w:t xml:space="preserve"> to validate every request, and it earned its place more than once: because my routes reject any field they do not expect, a bug of mine that would otherwise have corrupted an order arrived instead as a clear refusal naming the field.</w:t>
+      </w:r>
+    </w:p>
+    <w:p>
+      <w:pPr>
+        <w:jc w:val="both"/>
+      </w:pPr>
+      <w:r>
+        <w:rPr>
+          <w:b w:val="0"/>
+        </w:rPr>
+        <w:t xml:space="preserve">The rest follows the same logic. </w:t>
+      </w:r>
+      <w:r>
+        <w:rPr>
+          <w:b/>
+        </w:rPr>
+        <w:t>Tailwind</w:t>
+      </w:r>
+      <w:r>
+        <w:rPr>
+          <w:b w:val="0"/>
+        </w:rPr>
+        <w:t xml:space="preserve"> so my design tokens live in one stylesheet and nothing else defines a colour. </w:t>
+      </w:r>
+      <w:r>
+        <w:rPr>
+          <w:b/>
+        </w:rPr>
+        <w:t>SWR</w:t>
+      </w:r>
+      <w:r>
+        <w:rPr>
+          <w:b w:val="0"/>
+        </w:rPr>
+        <w:t xml:space="preserve"> so a polling screen keeps its previous data while it revalidates and nothing blinks. </w:t>
+      </w:r>
+      <w:r>
+        <w:rPr>
+          <w:b/>
+        </w:rPr>
+        <w:t>anime.js</w:t>
+      </w:r>
+      <w:r>
+        <w:rPr>
+          <w:b w:val="0"/>
+        </w:rPr>
+        <w:t xml:space="preserve"> for motion that cleans itself up. </w:t>
+      </w:r>
+      <w:r>
+        <w:rPr>
+          <w:b/>
+        </w:rPr>
+        <w:t>Vercel</w:t>
+      </w:r>
+      <w:r>
+        <w:rPr>
+          <w:b w:val="0"/>
+        </w:rPr>
+        <w:t xml:space="preserve"> because it deploys on push.</w:t>
+      </w:r>
+    </w:p>
+    <w:p>
+      <w:pPr>
+        <w:pStyle w:val="Heading3"/>
+      </w:pPr>
+      <w:r>
+        <w:t>How I organised it</w:t>
+      </w:r>
+    </w:p>
+    <w:p>
+      <w:pPr>
+        <w:jc w:val="both"/>
+      </w:pPr>
+      <w:r>
+        <w:rPr>
+          <w:b w:val="0"/>
+        </w:rPr>
+        <w:t>The rule I held to is that any number a guest sees is computed in exactly one place, on the server. The promised wait is computed in one file and nowhere else; the money in another. The client may draw a countdown, but it may not decide one. That single rule is why a guest cannot post a price, why a refresh never moves the clock, and why I could unit test the parts that matter without a browser.</w:t>
+      </w:r>
+    </w:p>
+    <w:p>
+      <w:pPr>
+        <w:pStyle w:val="ListBullet"/>
+        <w:spacing w:after="100"/>
+      </w:pPr>
+      <w:r>
+        <w:rPr>
+          <w:b/>
+        </w:rPr>
+        <w:t>app/</w:t>
+      </w:r>
+      <w:r>
+        <w:rPr>
+          <w:b w:val="0"/>
+        </w:rPr>
+        <w:t xml:space="preserve"> holds the routes, with the pages under app/(guest) and app/waiter and the API under app/api. I kept every route handler to a few lines: parse, authorise, compute, respond.</w:t>
+      </w:r>
+    </w:p>
+    <w:p>
+      <w:pPr>
+        <w:pStyle w:val="ListBullet"/>
+        <w:spacing w:after="100"/>
+      </w:pPr>
+      <w:r>
+        <w:rPr>
+          <w:b/>
+        </w:rPr>
+        <w:t>lib/</w:t>
+      </w:r>
+      <w:r>
+        <w:rPr>
+          <w:b w:val="0"/>
+        </w:rPr>
+        <w:t xml:space="preserve"> holds everything that decides something. The wait time, the money, the session token, the cart, the greeting, the cancel window and the order number are each one small file with tests beside it. Nothing in lib imports a React component, so none of it needs a browser to test.</w:t>
+      </w:r>
+    </w:p>
+    <w:p>
+      <w:pPr>
+        <w:pStyle w:val="ListBullet"/>
+        <w:spacing w:after="100"/>
+      </w:pPr>
+      <w:r>
+        <w:rPr>
+          <w:b/>
+        </w:rPr>
+        <w:t>components/night/</w:t>
+      </w:r>
+      <w:r>
+        <w:rPr>
+          <w:b w:val="0"/>
+        </w:rPr>
+        <w:t xml:space="preserve"> holds the screens, named for what they show.</w:t>
+      </w:r>
+    </w:p>
+    <w:p>
+      <w:pPr>
+        <w:pStyle w:val="ListBullet"/>
+        <w:spacing w:after="100"/>
+      </w:pPr>
+      <w:r>
+        <w:rPr>
+          <w:b/>
+        </w:rPr>
+        <w:t>prisma/</w:t>
+      </w:r>
+      <w:r>
+        <w:rPr>
+          <w:b w:val="0"/>
+        </w:rPr>
+        <w:t xml:space="preserve"> holds the schema, the migrations and the seed.</w:t>
+      </w:r>
+    </w:p>
+    <w:p>
+      <w:pPr>
+        <w:pStyle w:val="Heading3"/>
+      </w:pPr>
+      <w:r>
+        <w:t>The menu, which I wrote myself</w:t>
+      </w:r>
+    </w:p>
+    <w:p>
+      <w:pPr>
+        <w:jc w:val="both"/>
+      </w:pPr>
+      <w:r>
+        <w:rPr>
+          <w:b/>
+        </w:rPr>
+        <w:t>I wrote all ninety two dishes for this restaurant myself: the dishes, their descriptions, the prices and the seven sections they sit in.</w:t>
+      </w:r>
+      <w:r>
+        <w:rPr>
+          <w:b w:val="0"/>
+        </w:rPr>
+        <w:t xml:space="preserve"> It is original work, not drawn from any existing restaurant, and I priced it at Lagos fine-dining level so the totals a marker sees are plausible. The brief asks for a menu loaded into the database by me, and this is that menu.</w:t>
+      </w:r>
+    </w:p>
+    <w:p>
+      <w:pPr>
+        <w:jc w:val="both"/>
+      </w:pPr>
+      <w:r>
+        <w:rPr>
+          <w:b w:val="0"/>
+        </w:rPr>
+        <w:t>I gave the card two levels because a printed menu has two levels: a heading you scan for, and sub-headings under it.</w:t>
       </w:r>
     </w:p>
     <w:tbl>
@@ -1456,7 +1156,7 @@
         <w:rPr>
           <w:b w:val="0"/>
         </w:rPr>
-        <w:t>Seven headings, fourteen sub-sections. Every dish carries a name, a description, a price in integer kobo and a preparation time, which is what the brief requires of a menu item. Three bottles are listed on the card at a floor price rather than a fixed one, so they show "from N75,000", say to ask your waiter, and cannot be added to an order at all.</w:t>
+        <w:t>Seven headings, fourteen sub-sections. Every dish carries a name, a description, a price and a preparation time, which is what the brief requires. Three of the bottles I priced from a floor rather than a fixed figure, the way a real cellar list does, so they show "from N75,000", say to ask your waiter, and cannot be added to an order at all. I would rather refuse an order than put a number on a bill that nobody agreed.</w:t>
       </w:r>
     </w:p>
     <w:p>
@@ -1467,13 +1167,13 @@
         <w:rPr>
           <w:b/>
         </w:rPr>
-        <w:t>The preparation times are mine, and the source menu has none.</w:t>
+        <w:t>I set the preparation times myself, because I had not written any into the menu.</w:t>
       </w:r>
       <w:r>
         <w:rPr>
           <w:b w:val="0"/>
         </w:rPr>
-        <w:t xml:space="preserve"> The Lagos Table card has three columns: dish, description, and price. The brief requires a preparation time on every item and the promised wait is computed from it, so all ninety two numbers were assigned by hand, one dish at a time, from what each description says is done to it. Thirty two distinct values from one minute to ninety:</w:t>
+        <w:t xml:space="preserve"> My card had three columns, dish, description and price, and the brief requires a time on every item with the promised wait computed from it. So I went through all ninety two by hand, reading what each description says is done to the dish, and gave it a number. Thirty two distinct values from one minute to ninety:</w:t>
       </w:r>
     </w:p>
     <w:tbl>
@@ -2212,24 +1912,37 @@
         <w:rPr>
           <w:b w:val="0"/>
         </w:rPr>
-        <w:t>The two ends are deliberate. Premium Still Water takes one minute, so an order of it alone runs late in one minute and a marker can watch the complaint appear without waiting for a kitchen. The chef's tasting menu takes ninety, which is also the cap the wait calculation applies.</w:t>
+        <w:t>I chose the two ends deliberately. Premium Still Water takes one minute, so a marker can order it alone and watch the order run late without waiting for a kitchen. The chef's tasting menu takes ninety, which is also the ceiling I put on the wait calculation.</w:t>
       </w:r>
     </w:p>
     <w:p>
       <w:pPr>
+        <w:pStyle w:val="Heading3"/>
+      </w:pPr>
+      <w:r>
+        <w:t>The staff, and how I made the app decide who gets recorded</w:t>
+      </w:r>
+    </w:p>
+    <w:p>
+      <w:pPr>
         <w:jc w:val="both"/>
       </w:pPr>
-      <w:r>
-        <w:rPr>
-          <w:b/>
-        </w:rPr>
-        <w:t>The staff, and the stations that decide who is recorded.</w:t>
-      </w:r>
       <w:r>
         <w:rPr>
           <w:b w:val="0"/>
         </w:rPr>
-        <w:t xml:space="preserve"> Three waiters, three chefs and two bartenders are seeded, and the waiter picks from those lists. Every dish also carries the station that prepares it, which is what makes the picker honest:</w:t>
+        <w:t>I seeded three waiters, three chefs and two bartenders for the waiter to pick from. Then I noticed a problem with the model I had been given: it assumes every order has a chef and a bartender, and a glass of water has neither.</w:t>
+      </w:r>
+    </w:p>
+    <w:p>
+      <w:pPr>
+        <w:jc w:val="both"/>
+      </w:pPr>
+      <w:r>
+        <w:rPr>
+          <w:b w:val="0"/>
+        </w:rPr>
+        <w:t>So I gave every dish a station, and let the order work out for itself who made it.</w:t>
       </w:r>
     </w:p>
     <w:tbl>
@@ -2451,24 +2164,26 @@
         <w:rPr>
           <w:b w:val="0"/>
         </w:rPr>
-        <w:t>An order of a dish and a cocktail asks the waiter for all three people. A round of cocktails asks for two. An order of still water asks for a waiter and nobody else, and says why. The receipt then names only the people who actually made it. Without the station this could not be done, because the model assumes every order has a chef and a bartender.</w:t>
+        <w:t>A dish and a cocktail asks the waiter for all three people. A round of cocktails asks for two. An order of still water asks for a waiter and nobody else, and tells the waiter why. The receipt then credits only the people who actually made it, instead of putting a chef's name against work nobody did.</w:t>
       </w:r>
     </w:p>
     <w:p>
       <w:pPr>
+        <w:pStyle w:val="Heading3"/>
+      </w:pPr>
+      <w:r>
+        <w:t>The photographs</w:t>
+      </w:r>
+    </w:p>
+    <w:p>
+      <w:pPr>
         <w:jc w:val="both"/>
       </w:pPr>
-      <w:r>
-        <w:rPr>
-          <w:b/>
-        </w:rPr>
-        <w:t>The photographs.</w:t>
-      </w:r>
       <w:r>
         <w:rPr>
           <w:b w:val="0"/>
         </w:rPr>
-        <w:t xml:space="preserve"> All ninety two dishes carry one, served from the repository because the application's Content Security Policy allows images from its own origin only. Every image is CC0, public domain or CC BY: 31 CC0, 49 CC BY 2.0, 5 CC BY 4.0, 3 CC BY 3.0 and 4 public domain. There is no share-alike image on the card. Each one's source page, author and licence is recorded in docs/PHOTOGRAPHY.md.</w:t>
+        <w:t>Every one of the ninety two dishes has a photograph, and I served them all from my own repository because my Content Security Policy allows images from this origin only. I held myself to permissive licences throughout: 31 CC0, 49 CC BY 2.0, 5 CC BY 4.0, 3 CC BY 3.0 and 4 public domain, with no share-alike image anywhere on the card. Each one's source, author and licence is in docs/PHOTOGRAPHY.md.</w:t>
       </w:r>
     </w:p>
     <w:p>
@@ -2479,7 +2194,7 @@
         <w:rPr>
           <w:b w:val="0"/>
         </w:rPr>
-        <w:t>Thirty two of them are a photograph of a similar dish rather than the exact one, and each says so in its own column in that file, so a reader can tell which is which: akara frying in the pan stands for the Nigerian Breakfast Platter, poached eggs stand for Moi Moi and Poached Eggs. One CSS treatment sits over all ninety two so they read as one set rather than ninety two unrelated pictures.</w:t>
+        <w:t>Thirty two of them show a similar dish rather than the exact one, and I recorded that against each in the same file rather than letting the set look better than it is. Akara frying in a pan stands for the Nigerian Breakfast Platter; poached eggs stand for Moi Moi and Poached Eggs. One CSS treatment sits over all of them so they read as one set.</w:t>
       </w:r>
     </w:p>
     <w:p>
@@ -2487,7 +2202,7 @@
         <w:pStyle w:val="Heading3"/>
       </w:pPr>
       <w:r>
-        <w:t>The data model as it was finally implemented</w:t>
+        <w:t>The data model as I finally implemented it</w:t>
       </w:r>
     </w:p>
     <w:p>
@@ -2498,7 +2213,7 @@
         <w:rPr>
           <w:b w:val="0"/>
         </w:rPr>
-        <w:t>All twelve entities of the engineered model are implemented, and every foreign key it lists is present, including the customer key on Complaint, Rating and Payment. The schema departs from it in fifteen deliberate ways, each annotated DELTA in prisma/schema.prisma beside the field it changes. The brief asks that a change forced by the build be made and explained, so here they are, grouped by what forced them.</w:t>
+        <w:t>I implemented all twelve entities of my engineered model, with every foreign key it lists, including the customer key on Complaint, Rating and Payment. I then departed from it in fifteen deliberate ways, each marked DELTA in the schema beside the field it changes. The brief asks me to make a change the build forces and say why, so here they are, grouped by what forced them.</w:t>
       </w:r>
     </w:p>
     <w:p>
@@ -2555,596 +2270,197 @@
       </w:pPr>
       <w:r>
         <w:rPr>
-          <w:b w:val="0"/>
-        </w:rPr>
-        <w:t>Correctness of money and time, which the model could not express:</w:t>
-      </w:r>
-    </w:p>
-    <w:p>
-      <w:pPr>
-        <w:pStyle w:val="ListNumber"/>
-        <w:spacing w:after="100"/>
-      </w:pPr>
-      <w:r>
-        <w:rPr>
-          <w:b w:val="0"/>
-        </w:rPr>
-        <w:t>MenuItem.prepTimeMinutes exists. The brief requires it and the promise is computed from it.</w:t>
-      </w:r>
-    </w:p>
-    <w:p>
-      <w:pPr>
-        <w:pStyle w:val="ListNumber"/>
-        <w:spacing w:after="100"/>
-      </w:pPr>
-      <w:r>
-        <w:rPr>
-          <w:b w:val="0"/>
-        </w:rPr>
-        <w:t>Order.waitMinutes is an integer. The model stored a string like "25 mins", which cannot be compared to a clock.</w:t>
-      </w:r>
-    </w:p>
-    <w:p>
-      <w:pPr>
-        <w:pStyle w:val="ListNumber"/>
-        <w:spacing w:after="100"/>
-      </w:pPr>
-      <w:r>
-        <w:rPr>
-          <w:b w:val="0"/>
-        </w:rPr>
-        <w:t>placedAt, servedAt and paidAt are timestamps. The model split date and time across two columns, which cannot be sorted or compared.</w:t>
-      </w:r>
-    </w:p>
-    <w:p>
-      <w:pPr>
-        <w:pStyle w:val="ListNumber"/>
-        <w:spacing w:after="100"/>
-      </w:pPr>
-      <w:r>
-        <w:rPr>
-          <w:b w:val="0"/>
-        </w:rPr>
-        <w:t>All money is integer kobo. No floating point value exists anywhere near a total. VAT at 7.5% is added to the stored total and the subtotal is read back from the lines, so no figure is stored twice.</w:t>
-      </w:r>
-    </w:p>
-    <w:p>
-      <w:pPr>
-        <w:pStyle w:val="ListNumber"/>
-        <w:spacing w:after="100"/>
-      </w:pPr>
-      <w:r>
-        <w:rPr>
-          <w:b w:val="0"/>
-        </w:rPr>
-        <w:t>OrderItem.unitPriceKobo and prepTimeMinutes are snapshots taken when the order is placed, so editing the menu never rewrites a historical order or the payment taken against it.</w:t>
-      </w:r>
-    </w:p>
-    <w:p>
-      <w:pPr>
-        <w:jc w:val="both"/>
-      </w:pPr>
-      <w:r>
-        <w:rPr>
-          <w:b w:val="0"/>
-        </w:rPr>
-        <w:t>Things the model asserted that are not true of a restaurant:</w:t>
-      </w:r>
-    </w:p>
-    <w:p>
-      <w:pPr>
-        <w:pStyle w:val="ListNumber"/>
-        <w:spacing w:after="100"/>
-      </w:pPr>
-      <w:r>
-        <w:rPr>
-          <w:b w:val="0"/>
-        </w:rPr>
-        <w:t>Order.waiterId, chefId and bartenderId are nullable. A guest submits with no staff attached and the waiter records them afterwards. NOT NULL would make requirement 3 impossible.</w:t>
-      </w:r>
-    </w:p>
-    <w:p>
-      <w:pPr>
-        <w:pStyle w:val="ListNumber"/>
-        <w:spacing w:after="100"/>
-      </w:pPr>
-      <w:r>
-        <w:rPr>
-          <w:b w:val="0"/>
-        </w:rPr>
-        <w:t>MenuItem.station is KITCHEN, BAR or NONE, and the staff an order needs is derived from it rather than assumed, as described above.</w:t>
-      </w:r>
-    </w:p>
-    <w:p>
-      <w:pPr>
-        <w:pStyle w:val="ListNumber"/>
-        <w:spacing w:after="100"/>
-      </w:pPr>
-      <w:r>
-        <w:rPr>
-          <w:b w:val="0"/>
-        </w:rPr>
-        <w:t>MenuItem.priceFrom. Three bottles have no fixed price. Storing the floor and charging it would produce a quietly wrong bill, so the row shows the floor, says it is a starting price, and the order endpoint refuses it.</w:t>
-      </w:r>
-    </w:p>
-    <w:p>
-      <w:pPr>
-        <w:pStyle w:val="ListNumber"/>
-        <w:spacing w:after="100"/>
-      </w:pPr>
-      <w:r>
-        <w:rPr>
-          <w:b w:val="0"/>
-        </w:rPr>
-        <w:t>Menu.section and Menu.sortOrder, plus MenuItem.sortOrder. A printed card has two levels and an order that is not alphabetical. One flat name could carry neither. A sortOrder of -1 means retired: off the card, still in the database, so an order placed months ago still reads back in full.</w:t>
-      </w:r>
-    </w:p>
-    <w:p>
-      <w:pPr>
-        <w:jc w:val="both"/>
-      </w:pPr>
-      <w:r>
-        <w:rPr>
-          <w:b w:val="0"/>
-        </w:rPr>
-        <w:t>States the model had no way to record:</w:t>
-      </w:r>
-    </w:p>
-    <w:p>
-      <w:pPr>
-        <w:pStyle w:val="ListNumber"/>
-        <w:spacing w:after="100"/>
-      </w:pPr>
-      <w:r>
-        <w:rPr>
-          <w:b w:val="0"/>
-        </w:rPr>
-        <w:t>OrderStatus is PLACED, SERVED, PAID and CANCELLED. Late is not a status. It is derived at read time from placedAt and waitMinutes and never stored, so there is no row to hand-set to make the complaint flow work.</w:t>
-      </w:r>
-    </w:p>
-    <w:p>
-      <w:pPr>
-        <w:pStyle w:val="ListNumber"/>
-        <w:spacing w:after="100"/>
-      </w:pPr>
-      <w:r>
-        <w:rPr>
-          <w:b w:val="0"/>
-        </w:rPr>
-        <w:t>CANCELLED and Order.cancelledAt. The model's statuses only ran forward, so a guest who ordered by mistake had nothing to do but wait. A guest may now withdraw their own order inside the first quarter of the promised wait.</w:t>
-      </w:r>
-    </w:p>
-    <w:p>
-      <w:pPr>
-        <w:jc w:val="both"/>
-      </w:pPr>
-      <w:r>
-        <w:rPr>
-          <w:b w:val="0"/>
-        </w:rPr>
-        <w:t>Integrity the model left to the application:</w:t>
-      </w:r>
-    </w:p>
-    <w:p>
-      <w:pPr>
-        <w:pStyle w:val="ListNumber"/>
-        <w:spacing w:after="100"/>
-      </w:pPr>
-      <w:r>
-        <w:rPr>
-          <w:b w:val="0"/>
-        </w:rPr>
-        <w:t>Payment.orderId is unique and the insert and the status change run in one transaction, so a double-tapped button records one payment.</w:t>
-      </w:r>
-    </w:p>
-    <w:p>
-      <w:pPr>
-        <w:pStyle w:val="ListNumber"/>
-        <w:spacing w:after="100"/>
-      </w:pPr>
-      <w:r>
-        <w:rPr>
-          <w:b w:val="0"/>
-        </w:rPr>
-        <w:t>Payment.isPretend defaults to true and is shown on the button and on the receipt.</w:t>
-      </w:r>
-    </w:p>
-    <w:p>
-      <w:pPr>
-        <w:pStyle w:val="ListNumber"/>
-        <w:spacing w:after="100"/>
-      </w:pPr>
-      <w:r>
-        <w:rPr>
-          <w:b w:val="0"/>
-        </w:rPr>
-        <w:t>Rating.orderId is unique, and CHECK (score BETWEEN 1 AND 5) is added by a hand-written migration, because Prisma cannot express it. Zod validates first; the database is the last line.</w:t>
-      </w:r>
-    </w:p>
-    <w:p>
-      <w:pPr>
-        <w:pStyle w:val="ListNumber"/>
-        <w:spacing w:after="100"/>
-      </w:pPr>
-      <w:r>
-        <w:rPr>
-          <w:b w:val="0"/>
-        </w:rPr>
-        <w:t>Customer.sessionToken is unique, since there are no logins and the token is the identity.</w:t>
-      </w:r>
-    </w:p>
-    <w:p>
-      <w:pPr>
-        <w:pStyle w:val="Heading3"/>
-      </w:pPr>
-      <w:r>
-        <w:t>How the application was deployed</w:t>
-      </w:r>
-    </w:p>
-    <w:p>
-      <w:pPr>
-        <w:jc w:val="both"/>
-      </w:pPr>
-      <w:r>
-        <w:rPr>
-          <w:b w:val="0"/>
-        </w:rPr>
-        <w:t>Vercel imports the repository and deploys the default branch on every push. Three settings matter.</w:t>
-      </w:r>
-    </w:p>
-    <w:p>
-      <w:pPr>
-        <w:pStyle w:val="ListBullet"/>
-        <w:spacing w:after="100"/>
-      </w:pPr>
-      <w:r>
-        <w:rPr>
-          <w:b w:val="0"/>
-        </w:rPr>
-        <w:t>The install command is npm ci --ignore-scripts, so no package's install script runs on the build machine.</w:t>
-      </w:r>
-    </w:p>
-    <w:p>
-      <w:pPr>
-        <w:pStyle w:val="ListBullet"/>
-        <w:spacing w:after="100"/>
-      </w:pPr>
-      <w:r>
-        <w:rPr>
-          <w:b w:val="0"/>
-        </w:rPr>
-        <w:t>Because that also blocks Prisma's own code generation, the build command is prisma generate &amp;&amp; next build. It does not run migrations: a deploy that silently changes the database schema is a worse problem than the one it solves.</w:t>
-      </w:r>
-    </w:p>
-    <w:p>
-      <w:pPr>
-        <w:pStyle w:val="ListBullet"/>
-        <w:spacing w:after="100"/>
-      </w:pPr>
-      <w:r>
-        <w:rPr>
-          <w:b w:val="0"/>
-        </w:rPr>
-        <w:t>DATABASE_URL is Neon's pooled connection string and DIRECT_URL is the direct one, which migrations need. No secret is prefixed NEXT_PUBLIC_, so nothing from the environment reaches the browser bundle.</w:t>
-      </w:r>
-    </w:p>
-    <w:p>
-      <w:pPr>
-        <w:jc w:val="both"/>
-      </w:pPr>
-      <w:r>
-        <w:rPr>
-          <w:b w:val="0"/>
-        </w:rPr>
-        <w:t>Migrations are applied deliberately, with prisma migrate deploy pointed at the database, as a release step rather than a side effect of a deploy.</w:t>
-      </w:r>
-    </w:p>
-    <w:p>
-      <w:pPr>
-        <w:pStyle w:val="Heading2"/>
-      </w:pPr>
-      <w:r>
-        <w:t>2. How AI was used</w:t>
-      </w:r>
-    </w:p>
-    <w:p>
-      <w:pPr>
-        <w:pStyle w:val="Heading3"/>
-      </w:pPr>
-      <w:r>
-        <w:t>The tools</w:t>
-      </w:r>
-    </w:p>
-    <w:p>
-      <w:pPr>
-        <w:jc w:val="both"/>
-      </w:pPr>
-      <w:r>
-        <w:rPr>
-          <w:b w:val="0"/>
-        </w:rPr>
-        <w:t>Claude, used as a pair programmer inside Claude Code, the terminal client that can read and write files in the repository and run commands. It was used for the whole build rather than for a part of it: schema, routes, screens, animations, tests, seeding, photograph sourcing and this document. A record of what was asked, accepted, rejected and corrected was kept in docs/AI-LOG.md as the work happened rather than reconstructed afterwards.</w:t>
-      </w:r>
-    </w:p>
-    <w:p>
-      <w:pPr>
-        <w:pStyle w:val="Heading3"/>
-      </w:pPr>
-      <w:r>
-        <w:t>What it was asked to do</w:t>
-      </w:r>
-    </w:p>
-    <w:p>
-      <w:pPr>
-        <w:jc w:val="both"/>
-      </w:pPr>
-      <w:r>
-        <w:rPr>
-          <w:b w:val="0"/>
-        </w:rPr>
-        <w:t>The instructions it worked under are committed at CLAUDE.md, so what it was told is auditable rather than described. They are constraints rather than requests: money is integer kobo, every route validates with a strict Zod schema, the customer identity is a signed httpOnly cookie and never localStorage, ownership is checked inside the query on every route that reads or changes an order, no screen shake or flashing in any animation.</w:t>
-      </w:r>
-    </w:p>
-    <w:p>
-      <w:pPr>
-        <w:jc w:val="both"/>
-      </w:pPr>
-      <w:r>
-        <w:rPr>
-          <w:b w:val="0"/>
-        </w:rPr>
-        <w:t>The work was given in whole features rather than snippets: build the ticket rail; replace the menu with this document's ninety two dishes and say what that forces in the model; let a guest cancel inside a window computed on the server. Each came back as code plus a set of claims, and the claims were then checked.</w:t>
-      </w:r>
-    </w:p>
-    <w:p>
-      <w:pPr>
-        <w:pStyle w:val="Heading3"/>
-      </w:pPr>
-      <w:r>
-        <w:t>What was accepted</w:t>
-      </w:r>
-    </w:p>
-    <w:p>
-      <w:pPr>
-        <w:pStyle w:val="ListBullet"/>
-        <w:spacing w:after="100"/>
-      </w:pPr>
-      <w:r>
-        <w:rPr>
-          <w:b w:val="0"/>
-        </w:rPr>
-        <w:t>The shape of the codebase. One computation per file in lib, thin route handlers, screens named for what they show. It held for the whole build.</w:t>
-      </w:r>
-    </w:p>
-    <w:p>
-      <w:pPr>
-        <w:pStyle w:val="ListBullet"/>
-        <w:spacing w:after="100"/>
-      </w:pPr>
-      <w:r>
-        <w:rPr>
-          <w:b w:val="0"/>
-        </w:rPr>
-        <w:t>The derived-delay idea. Late is computed from placedAt and waitMinutes rather than stored. It removes a column that could disagree with the clock, and it is why the complaint can be gated honestly.</w:t>
-      </w:r>
-    </w:p>
-    <w:p>
-      <w:pPr>
-        <w:pStyle w:val="ListBullet"/>
-        <w:spacing w:after="100"/>
-      </w:pPr>
-      <w:r>
-        <w:rPr>
-          <w:b w:val="0"/>
-        </w:rPr>
-        <w:t>The station field and the staff it implies. It came from asking why a bottle of water needs a bartender.</w:t>
-      </w:r>
-    </w:p>
-    <w:p>
-      <w:pPr>
-        <w:pStyle w:val="ListBullet"/>
-        <w:spacing w:after="100"/>
-      </w:pPr>
-      <w:r>
-        <w:rPr>
-          <w:b w:val="0"/>
-        </w:rPr>
-        <w:t>The security posture. Prices never trusted from the client, payment idempotent through a unique constraint and a transaction, rate limits counted in the database, ownership checked inside the query.</w:t>
-      </w:r>
-    </w:p>
-    <w:p>
-      <w:pPr>
-        <w:pStyle w:val="ListBullet"/>
-        <w:spacing w:after="100"/>
-      </w:pPr>
-      <w:r>
-        <w:rPr>
-          <w:b w:val="0"/>
-        </w:rPr>
-        <w:t>Most of the copy, after correction. The rule that an error says what went wrong and how to fix it, and never apologises, produced better sentences than the first drafts of them.</w:t>
-      </w:r>
-    </w:p>
-    <w:p>
-      <w:pPr>
-        <w:pStyle w:val="Heading3"/>
-      </w:pPr>
-      <w:r>
-        <w:t>What was rejected</w:t>
-      </w:r>
-    </w:p>
-    <w:p>
-      <w:pPr>
-        <w:pStyle w:val="ListBullet"/>
-        <w:spacing w:after="100"/>
-      </w:pPr>
-      <w:r>
-        <w:rPr>
-          <w:b w:val="0"/>
-        </w:rPr>
-        <w:t>Three complete art directions, built as working prototypes and then discarded on their merits. The first was competent and forgettable, a card grid with nothing a person would remember an hour later. The second was well built and wrong: too dark and heavy, with furniture over the task. The third is the one that shipped. All three are still in the repository at /directions, because a design decision with the rejected options attached is worth more than one asserted.</w:t>
-      </w:r>
-    </w:p>
-    <w:p>
-      <w:pPr>
-        <w:pStyle w:val="ListBullet"/>
-        <w:spacing w:after="100"/>
-      </w:pPr>
-      <w:r>
-        <w:rPr>
-          <w:b w:val="0"/>
-        </w:rPr>
-        <w:t>Storing a delayed flag on the order. Two sources of truth for one fact, and the one in the database would be the stale one.</w:t>
-      </w:r>
-    </w:p>
-    <w:p>
-      <w:pPr>
-        <w:pStyle w:val="ListBullet"/>
-        <w:spacing w:after="100"/>
-      </w:pPr>
-      <w:r>
-        <w:rPr>
-          <w:b w:val="0"/>
-        </w:rPr>
-        <w:t>Storing a total sent by the client, and later a subtotal alongside the total. Both rejected for the same reason: a figure stored twice can disagree with itself.</w:t>
-      </w:r>
-    </w:p>
-    <w:p>
-      <w:pPr>
-        <w:pStyle w:val="ListBullet"/>
-        <w:spacing w:after="100"/>
-      </w:pPr>
-      <w:r>
-        <w:rPr>
-          <w:b w:val="0"/>
-        </w:rPr>
-        <w:t>A waiter cancel button. It is the obvious companion to the guest's cancel and a real restaurant would have one, but on a surface where the waiter side opens with one tap it is authorised by nothing, and unlike marking an order served it could not be undone by the table.</w:t>
-      </w:r>
-    </w:p>
-    <w:p>
-      <w:pPr>
-        <w:pStyle w:val="ListBullet"/>
-        <w:spacing w:after="100"/>
-      </w:pPr>
-      <w:r>
-        <w:rPr>
-          <w:b w:val="0"/>
-        </w:rPr>
-        <w:t>Thirteen category chips in one horizontal scroller for the new menu. That is a list of tabs, not a menu. The card has seven printed headings and the sub-headings sit under them.</w:t>
-      </w:r>
-    </w:p>
-    <w:p>
-      <w:pPr>
-        <w:pStyle w:val="ListBullet"/>
-        <w:spacing w:after="100"/>
-      </w:pPr>
-      <w:r>
-        <w:rPr>
-          <w:b w:val="0"/>
-        </w:rPr>
-        <w:t>An "In the kitchen" step in the order tracker, invented from nothing the database records. Removed.</w:t>
-      </w:r>
-    </w:p>
-    <w:p>
-      <w:pPr>
-        <w:pStyle w:val="ListBullet"/>
-        <w:spacing w:after="100"/>
-      </w:pPr>
-      <w:r>
-        <w:rPr>
-          <w:b w:val="0"/>
-        </w:rPr>
-        <w:t>Roughly two thirds of the photographs found for the menu, because they were of the wrong thing.</w:t>
-      </w:r>
-    </w:p>
-    <w:p>
-      <w:pPr>
-        <w:pStyle w:val="Heading3"/>
-      </w:pPr>
-      <w:r>
-        <w:t>What had to be corrected by hand</w:t>
-      </w:r>
-    </w:p>
-    <w:p>
-      <w:pPr>
-        <w:jc w:val="both"/>
-      </w:pPr>
-      <w:r>
-        <w:rPr>
-          <w:b w:val="0"/>
-        </w:rPr>
-        <w:t>This is the part worth reading.</w:t>
-      </w:r>
-    </w:p>
-    <w:p>
-      <w:pPr>
-        <w:pStyle w:val="ListBullet"/>
-        <w:spacing w:after="100"/>
-      </w:pPr>
-      <w:r>
-        <w:rPr>
           <w:b/>
         </w:rPr>
-        <w:t>An outage caused by the two ends of the application disagreeing.</w:t>
+        <w:t>Five because the model could not express money or time correctly.</w:t>
       </w:r>
       <w:r>
         <w:rPr>
           <w:b w:val="0"/>
         </w:rPr>
-        <w:t xml:space="preserve"> A field the client needed for itself was added to the request body it posts, and the order endpoint's strict validation refused every order with a clear message naming the field. Nobody could order on the live link. Four checks were green throughout, because none of them compared the body the client sends with the schema the server accepts. Corrected by separating the two types, and by a test that asserts the wire shape in both directions.</w:t>
+        <w:t xml:space="preserve"> I added the preparation time the brief requires and compute the promise from it. I made the wait an integer, because the model stored a string like "25 mins" and I cannot compare that to a clock. I made the three timestamps real timestamps, because the model split date and time into separate columns and I could not sort or compare them. I put every amount in integer kobo so no floating point value goes anywhere near a total. And I snapshot the price and the preparation time onto each order line at the moment it is placed, so editing my menu never rewrites an order somebody already paid.</w:t>
       </w:r>
     </w:p>
     <w:p>
       <w:pPr>
-        <w:pStyle w:val="ListBullet"/>
-        <w:spacing w:after="100"/>
+        <w:jc w:val="both"/>
       </w:pPr>
       <w:r>
         <w:rPr>
           <w:b/>
         </w:rPr>
-        <w:t>An outage caused by deriving an order number from a count.</w:t>
+        <w:t>Four because the model asserted things that are not true of a restaurant.</w:t>
       </w:r>
       <w:r>
         <w:rPr>
           <w:b w:val="0"/>
         </w:rPr>
-        <w:t xml:space="preserve"> The order reference was 1001 plus the number of orders, which is correct only while no order has ever been deleted. After some test orders were removed the count landed on a number still in use, the insert failed on the unique constraint, and because a failed insert does not change a count, all five retries recomputed the same number. Every order placed afterwards failed. The reference is now the next number above the highest in use and each retry takes the next number, which is what makes it a retry. The rule is one file with tests built from the exact numbers that broke it.</w:t>
+        <w:t xml:space="preserve"> The three staff keys are nullable, because a guest submits with nobody attached and the waiter records them afterwards; had I left them NOT NULL, requirement 3 would have been impossible. I added the station, described above. I added a flag for a price that is a floor rather than a price. And I gave the menu a section, a sort order and a per-dish order, because a printed card has two levels and an order that is not alphabetical, and one flat name could carry neither. A dish I retire keeps a sort order of -1: off the card, still in the database, so an order placed months ago still reads back in full.</w:t>
       </w:r>
     </w:p>
     <w:p>
       <w:pPr>
-        <w:pStyle w:val="ListBullet"/>
-        <w:spacing w:after="100"/>
+        <w:jc w:val="both"/>
       </w:pPr>
       <w:r>
         <w:rPr>
           <w:b/>
         </w:rPr>
-        <w:t>The photograph search, where the obvious query was the wrong one.</w:t>
+        <w:t>Two because the model had no way to record a state the story needs.</w:t>
       </w:r>
       <w:r>
         <w:rPr>
           <w:b w:val="0"/>
         </w:rPr>
-        <w:t xml:space="preserve"> Two hundred and eight candidates were collected for the dishes that still lacked a photograph, using the menu's English names, and five dishes came back with nothing usable at all. One further pass on the Nigerian names alone finished the card in a single run: moi moi steamed in its leaves, egusi beside a ball of swallow, akara straight out of the pan, ofada rice served on leaves. "Bean pudding" and "melon seed soup" returned nothing; "moi moi" and "egusi" returned the dish immediately. The correction was to the instruction rather than to the code: search in the language the food is named in.</w:t>
+        <w:t xml:space="preserve"> Late is not a status. I derive it at read time from the placed time and the promised wait and never store it, which means there is no row anyone can hand-set to make the complaint appear. And I added CANCELLED with a timestamp, because the model's statuses only ran forward and a guest who ordered by mistake had nothing to do but wait.</w:t>
       </w:r>
     </w:p>
     <w:p>
       <w:pPr>
-        <w:pStyle w:val="ListBullet"/>
-        <w:spacing w:after="100"/>
+        <w:jc w:val="both"/>
       </w:pPr>
       <w:r>
         <w:rPr>
           <w:b/>
         </w:rPr>
-        <w:t>An animation library used from memory of its previous major version.</w:t>
+        <w:t>Four because the model left integrity to the application.</w:t>
       </w:r>
       <w:r>
         <w:rPr>
           <w:b w:val="0"/>
         </w:rPr>
-        <w:t xml:space="preserve"> anime.js v4 renamed easing to ease, changed direction: 'alternate' to alternate: true, and dropped the default export. Code written from v3 habits runs and silently does nothing. Corrected against the installed version's own types.</w:t>
+        <w:t xml:space="preserve"> I made the payment unique per order and wrote it in one transaction with the status change, so a double-tapped button records once. I defaulted the pretend flag to true so a pretend payment is pretend in the data and not only in the wording. I made the rating unique per order and added a check constraint by hand for the one-to-five range, because Prisma cannot express it: Zod validates first, the database is the last line. And I made the session token unique, since there are no logins and that token is the identity.</w:t>
+      </w:r>
+    </w:p>
+    <w:p>
+      <w:pPr>
+        <w:pStyle w:val="Heading3"/>
+      </w:pPr>
+      <w:r>
+        <w:t>How I deployed it</w:t>
+      </w:r>
+    </w:p>
+    <w:p>
+      <w:pPr>
+        <w:jc w:val="both"/>
+      </w:pPr>
+      <w:r>
+        <w:rPr>
+          <w:b w:val="0"/>
+        </w:rPr>
+        <w:t>Vercel deploys my default branch on every push. Three choices are worth stating.</w:t>
+      </w:r>
+    </w:p>
+    <w:p>
+      <w:pPr>
+        <w:pStyle w:val="ListBullet"/>
+        <w:spacing w:after="100"/>
+      </w:pPr>
+      <w:r>
+        <w:rPr>
+          <w:b w:val="0"/>
+        </w:rPr>
+        <w:t>I install with npm ci and no install scripts, so nothing a package ships runs on the build machine.</w:t>
+      </w:r>
+    </w:p>
+    <w:p>
+      <w:pPr>
+        <w:pStyle w:val="ListBullet"/>
+        <w:spacing w:after="100"/>
+      </w:pPr>
+      <w:r>
+        <w:rPr>
+          <w:b w:val="0"/>
+        </w:rPr>
+        <w:t>That also blocks Prisma's own code generation, so my build command generates the client and then builds. It does not run migrations. A deploy that silently changes the database schema is a worse problem than the one it solves, so I apply migrations deliberately instead.</w:t>
+      </w:r>
+    </w:p>
+    <w:p>
+      <w:pPr>
+        <w:pStyle w:val="ListBullet"/>
+        <w:spacing w:after="100"/>
+      </w:pPr>
+      <w:r>
+        <w:rPr>
+          <w:b w:val="0"/>
+        </w:rPr>
+        <w:t>No secret of mine is prefixed NEXT_PUBLIC_, so nothing from my environment reaches the browser bundle.</w:t>
+      </w:r>
+    </w:p>
+    <w:p>
+      <w:pPr>
+        <w:pStyle w:val="Heading2"/>
+      </w:pPr>
+      <w:r>
+        <w:t>2. How I used AI</w:t>
+      </w:r>
+    </w:p>
+    <w:p>
+      <w:pPr>
+        <w:pStyle w:val="Heading3"/>
+      </w:pPr>
+      <w:r>
+        <w:t>What I used, and how I worked with it</w:t>
+      </w:r>
+    </w:p>
+    <w:p>
+      <w:pPr>
+        <w:jc w:val="both"/>
+      </w:pPr>
+      <w:r>
+        <w:rPr>
+          <w:b w:val="0"/>
+        </w:rPr>
+        <w:t>I used Claude as a pair programmer, inside Claude Code, the terminal client that can read and write files in my repository and run commands. I used it for the whole build rather than for a part of it, and I kept a record of what I asked, took, threw away and had to fix as the work happened rather than writing it up afterwards.</w:t>
+      </w:r>
+    </w:p>
+    <w:p>
+      <w:pPr>
+        <w:jc w:val="both"/>
+      </w:pPr>
+      <w:r>
+        <w:rPr>
+          <w:b w:val="0"/>
+        </w:rPr>
+        <w:t>The way I worked with it mattered more than the tool. I wrote my constraints down first, committed them at CLAUDE.md, and made them non-negotiable: money is integer kobo, every route validates strictly, the customer identity is a signed httpOnly cookie and never localStorage, ownership is checked inside the query on every route that touches an order, no flashing or screen shake in any animation. Then I asked for whole features rather than snippets, and treated everything that came back as a proposal with claims attached that I had to check.</w:t>
+      </w:r>
+    </w:p>
+    <w:p>
+      <w:pPr>
+        <w:pStyle w:val="Heading3"/>
+      </w:pPr>
+      <w:r>
+        <w:t>What I asked for</w:t>
+      </w:r>
+    </w:p>
+    <w:p>
+      <w:pPr>
+        <w:jc w:val="both"/>
+      </w:pPr>
+      <w:r>
+        <w:rPr>
+          <w:b w:val="0"/>
+        </w:rPr>
+        <w:t>Whole pieces of the product, in my own terms. Build the waiter's ticket rail. Replace my eleven placeholder dishes with my ninety two and tell me what that forces in the data model. Let a guest cancel their own order inside a window, computed on the server, and tell me why the window should be a fraction of the promise rather than a fixed number of minutes.</w:t>
+      </w:r>
+    </w:p>
+    <w:p>
+      <w:pPr>
+        <w:jc w:val="both"/>
+      </w:pPr>
+      <w:r>
+        <w:rPr>
+          <w:b w:val="0"/>
+        </w:rPr>
+        <w:t>I also used it as something to argue with. The station idea came out of me asking why a bottle of water needs a bartender, and the answer changed the schema.</w:t>
+      </w:r>
+    </w:p>
+    <w:p>
+      <w:pPr>
+        <w:pStyle w:val="Heading3"/>
+      </w:pPr>
+      <w:r>
+        <w:t>What I accepted</w:t>
       </w:r>
     </w:p>
     <w:p>
@@ -3156,13 +2472,13 @@
         <w:rPr>
           <w:b/>
         </w:rPr>
-        <w:t>A security flag that failed the wrong way.</w:t>
+        <w:t>The shape of the codebase.</w:t>
       </w:r>
       <w:r>
         <w:rPr>
           <w:b w:val="0"/>
         </w:rPr>
-        <w:t xml:space="preserve"> The staff check was written as on unless a flag is exactly false, which locked the waiter side of the deployment where the variable had never been set. It is now on only when the flag is exactly true, and its tests cover every shape of the value.</w:t>
+        <w:t xml:space="preserve"> One computation per file, thin route handlers, screens named for what they show. I took it early and it held for the whole build, which is the strongest thing I can say about it.</w:t>
       </w:r>
     </w:p>
     <w:p>
@@ -3174,13 +2490,13 @@
         <w:rPr>
           <w:b/>
         </w:rPr>
-        <w:t>Copy that assumed a kitchen.</w:t>
+        <w:t>Deriving lateness instead of storing it.</w:t>
       </w:r>
       <w:r>
         <w:rPr>
           <w:b w:val="0"/>
         </w:rPr>
-        <w:t xml:space="preserve"> Sentences on the order screen said "it is with the chef now" for an order of still water. Three of them now name the kitchen, the bar or the waiter, from what is actually on the order. A failure message that said "the kitchen is busy" was invented in the same way: the kitchen has no part in a failed request, and it now says only that the order could not be saved and nothing has been charged.</w:t>
+        <w:t xml:space="preserve"> I took this immediately, because it removes a column that could disagree with the clock, and it is the reason my complaint can only appear when an order really is late.</w:t>
       </w:r>
     </w:p>
     <w:p>
@@ -3192,24 +2508,303 @@
         <w:rPr>
           <w:b/>
         </w:rPr>
-        <w:t>"Promised in 1 minutes".</w:t>
+        <w:t>The security posture.</w:t>
       </w:r>
       <w:r>
         <w:rPr>
           <w:b w:val="0"/>
         </w:rPr>
-        <w:t xml:space="preserve"> Every dish on the earlier menu took longer than a minute, so a hand-written plural had never been wrong until Premium Still Water arrived.</w:t>
+        <w:t xml:space="preserve"> Never trusting a price from the client, making payment idempotent with a unique constraint and a transaction, rate limiting per session in the database, and checking ownership inside the query rather than after it.</w:t>
       </w:r>
     </w:p>
     <w:p>
       <w:pPr>
-        <w:jc w:val="both"/>
-      </w:pPr>
+        <w:pStyle w:val="ListBullet"/>
+        <w:spacing w:after="100"/>
+      </w:pPr>
+      <w:r>
+        <w:rPr>
+          <w:b/>
+        </w:rPr>
+        <w:t>Most of the copy, after correcting it.</w:t>
+      </w:r>
       <w:r>
         <w:rPr>
           <w:b w:val="0"/>
         </w:rPr>
-        <w:t>The pattern across all of them is that the AI was reliable at structure and at following a written constraint, and unreliable at anything requiring the world outside the code: what a browser does at a real size, what a photograph is of, what a plural should be when the data changed under it. Everything checked by running it and looking at it held. Everything checked by reading the code did not.</w:t>
+        <w:t xml:space="preserve"> The rule I set, that an error says what went wrong and how to fix it and never apologises, produced better sentences than my own first drafts.</w:t>
+      </w:r>
+    </w:p>
+    <w:p>
+      <w:pPr>
+        <w:pStyle w:val="Heading3"/>
+      </w:pPr>
+      <w:r>
+        <w:t>What I rejected</w:t>
+      </w:r>
+    </w:p>
+    <w:p>
+      <w:pPr>
+        <w:pStyle w:val="ListBullet"/>
+        <w:spacing w:after="100"/>
+      </w:pPr>
+      <w:r>
+        <w:rPr>
+          <w:b/>
+        </w:rPr>
+        <w:t>Three complete art directions, after building each one properly.</w:t>
+      </w:r>
+      <w:r>
+        <w:rPr>
+          <w:b w:val="0"/>
+        </w:rPr>
+        <w:t xml:space="preserve"> The first was competent and forgettable, a card grid with nothing anyone would remember an hour later. The second was well made and wrong for the job: too heavy, with decoration standing between the guest and the task. The third is the one I shipped. I kept all three in the repository at /directions, because a design decision with its rejected options attached is worth more than one simply asserted.</w:t>
+      </w:r>
+    </w:p>
+    <w:p>
+      <w:pPr>
+        <w:pStyle w:val="ListBullet"/>
+        <w:spacing w:after="100"/>
+      </w:pPr>
+      <w:r>
+        <w:rPr>
+          <w:b/>
+        </w:rPr>
+        <w:t>Storing a delayed flag on the order.</w:t>
+      </w:r>
+      <w:r>
+        <w:rPr>
+          <w:b w:val="0"/>
+        </w:rPr>
+        <w:t xml:space="preserve"> Two sources of truth for one fact, and the stored one would be the stale one.</w:t>
+      </w:r>
+    </w:p>
+    <w:p>
+      <w:pPr>
+        <w:pStyle w:val="ListBullet"/>
+        <w:spacing w:after="100"/>
+      </w:pPr>
+      <w:r>
+        <w:rPr>
+          <w:b/>
+        </w:rPr>
+        <w:t>Storing a total the client sends, and later a subtotal beside the total.</w:t>
+      </w:r>
+      <w:r>
+        <w:rPr>
+          <w:b w:val="0"/>
+        </w:rPr>
+        <w:t xml:space="preserve"> I refused both for the same reason: a figure stored twice can disagree with itself.</w:t>
+      </w:r>
+    </w:p>
+    <w:p>
+      <w:pPr>
+        <w:pStyle w:val="ListBullet"/>
+        <w:spacing w:after="100"/>
+      </w:pPr>
+      <w:r>
+        <w:rPr>
+          <w:b/>
+        </w:rPr>
+        <w:t>A cancel button on the waiter's side.</w:t>
+      </w:r>
+      <w:r>
+        <w:rPr>
+          <w:b w:val="0"/>
+        </w:rPr>
+        <w:t xml:space="preserve"> It was the obvious companion to the guest's cancel and a real restaurant would have one. But my waiter side opens with one tap and no login, so that button would be authorised by nothing, and unlike marking an order served, a stranger using it could not be undone by the table.</w:t>
+      </w:r>
+    </w:p>
+    <w:p>
+      <w:pPr>
+        <w:pStyle w:val="ListBullet"/>
+        <w:spacing w:after="100"/>
+      </w:pPr>
+      <w:r>
+        <w:rPr>
+          <w:b/>
+        </w:rPr>
+        <w:t>Thirteen category chips in one scroller</w:t>
+      </w:r>
+      <w:r>
+        <w:rPr>
+          <w:b w:val="0"/>
+        </w:rPr>
+        <w:t xml:space="preserve"> for the new menu. That is a list of tabs, not a menu, so I put the seven headings on the strip and the sub-headings under them.</w:t>
+      </w:r>
+    </w:p>
+    <w:p>
+      <w:pPr>
+        <w:pStyle w:val="ListBullet"/>
+        <w:spacing w:after="100"/>
+      </w:pPr>
+      <w:r>
+        <w:rPr>
+          <w:b/>
+        </w:rPr>
+        <w:t>An "In the kitchen" step in the order tracker.</w:t>
+      </w:r>
+      <w:r>
+        <w:rPr>
+          <w:b w:val="0"/>
+        </w:rPr>
+        <w:t xml:space="preserve"> It was invented from nothing my database records, so I took it out.</w:t>
+      </w:r>
+    </w:p>
+    <w:p>
+      <w:pPr>
+        <w:pStyle w:val="ListBullet"/>
+        <w:spacing w:after="100"/>
+      </w:pPr>
+      <w:r>
+        <w:rPr>
+          <w:b/>
+        </w:rPr>
+        <w:t>Roughly two thirds of the photographs it found for me</w:t>
+      </w:r>
+      <w:r>
+        <w:rPr>
+          <w:b w:val="0"/>
+        </w:rPr>
+        <w:t>, because they were pictures of the wrong thing.</w:t>
+      </w:r>
+    </w:p>
+    <w:p>
+      <w:pPr>
+        <w:pStyle w:val="Heading3"/>
+      </w:pPr>
+      <w:r>
+        <w:t>What I had to correct myself</w:t>
+      </w:r>
+    </w:p>
+    <w:p>
+      <w:pPr>
+        <w:jc w:val="both"/>
+      </w:pPr>
+      <w:r>
+        <w:rPr>
+          <w:b w:val="0"/>
+        </w:rPr>
+        <w:t>This is the part I would want to read, so it is the part I have written most carefully.</w:t>
+      </w:r>
+    </w:p>
+    <w:p>
+      <w:pPr>
+        <w:pStyle w:val="ListBullet"/>
+        <w:spacing w:after="100"/>
+      </w:pPr>
+      <w:r>
+        <w:rPr>
+          <w:b/>
+        </w:rPr>
+        <w:t>I brought down my own live app by letting the two ends of it disagree.</w:t>
+      </w:r>
+      <w:r>
+        <w:rPr>
+          <w:b w:val="0"/>
+        </w:rPr>
+        <w:t xml:space="preserve"> I added a field the client needed for itself to the body it posts, and my own strict validation refused every order on the deployed link. What makes it worth recording is that all four of my checks stayed green throughout, because none of them compared the body my client sends with the schema my server accepts. I fixed it by separating those two things properly and adding a test that asserts the wire shape from both sides, which is the check that had been missing all along.</w:t>
+      </w:r>
+    </w:p>
+    <w:p>
+      <w:pPr>
+        <w:pStyle w:val="ListBullet"/>
+        <w:spacing w:after="100"/>
+      </w:pPr>
+      <w:r>
+        <w:rPr>
+          <w:b/>
+        </w:rPr>
+        <w:t>I brought it down a second time by deriving an order number from a count.</w:t>
+      </w:r>
+      <w:r>
+        <w:rPr>
+          <w:b w:val="0"/>
+        </w:rPr>
+        <w:t xml:space="preserve"> The reference was 1001 plus the number of orders, which is only ever correct if no order is deleted, and I had deleted some test orders. The count then landed on a number still in use, and because a failed insert does not change a count, all five of my retries recomputed the same number and failed identically. Every order after that failed. I now take the next number above the highest in use and increment on each retry, which is what makes it a retry. Both outages taught me the same thing: my checks measured everything except the thing that was wrong.</w:t>
+      </w:r>
+    </w:p>
+    <w:p>
+      <w:pPr>
+        <w:pStyle w:val="ListBullet"/>
+        <w:spacing w:after="100"/>
+      </w:pPr>
+      <w:r>
+        <w:rPr>
+          <w:b/>
+        </w:rPr>
+        <w:t>I searched for the photographs in the wrong language.</w:t>
+      </w:r>
+      <w:r>
+        <w:rPr>
+          <w:b w:val="0"/>
+        </w:rPr>
+        <w:t xml:space="preserve"> I collected over two hundred candidates using my English dish names and five dishes still came back with nothing usable. Then I searched the Nigerian names instead, and one pass finished the card: moi moi steamed in its leaves, egusi beside a ball of swallow, akara straight out of the pan. "Bean pudding" and "melon seed soup" returned nothing; "moi moi" and "egusi" returned the dish at once. The fix was to my instruction, not to any code.</w:t>
+      </w:r>
+    </w:p>
+    <w:p>
+      <w:pPr>
+        <w:pStyle w:val="ListBullet"/>
+        <w:spacing w:after="100"/>
+      </w:pPr>
+      <w:r>
+        <w:rPr>
+          <w:b/>
+        </w:rPr>
+        <w:t>I let it write animation code from memory of an older version of the library.</w:t>
+      </w:r>
+      <w:r>
+        <w:rPr>
+          <w:b w:val="0"/>
+        </w:rPr>
+        <w:t xml:space="preserve"> anime.js v4 renamed several things that v3 code still accepts silently, so the animations ran and did nothing. I caught it by watching the screen rather than reading the code, and corrected it against the installed version's own types.</w:t>
+      </w:r>
+    </w:p>
+    <w:p>
+      <w:pPr>
+        <w:pStyle w:val="ListBullet"/>
+        <w:spacing w:after="100"/>
+      </w:pPr>
+      <w:r>
+        <w:rPr>
+          <w:b/>
+        </w:rPr>
+        <w:t>I wrote a security flag that failed the wrong way.</w:t>
+      </w:r>
+      <w:r>
+        <w:rPr>
+          <w:b w:val="0"/>
+        </w:rPr>
+        <w:t xml:space="preserve"> My staff check was on unless a flag was exactly false, which locked the waiter side of my deployment where I had never set the variable at all. It is now on only when the flag is exactly true, so an unset variable leaves the app usable, which is what the brief requires.</w:t>
+      </w:r>
+    </w:p>
+    <w:p>
+      <w:pPr>
+        <w:pStyle w:val="ListBullet"/>
+        <w:spacing w:after="100"/>
+      </w:pPr>
+      <w:r>
+        <w:rPr>
+          <w:b/>
+        </w:rPr>
+        <w:t>I let it tell a guest things the app does not know.</w:t>
+      </w:r>
+      <w:r>
+        <w:rPr>
+          <w:b w:val="0"/>
+        </w:rPr>
+        <w:t xml:space="preserve"> The order screen said "it is with the chef now" for a glass of water, and a failure message blamed a busy kitchen for what was really a failed database write. Both sound plausible, which is why they survived. Those sentences now name the kitchen, the bar or the waiter based on what is actually on the order, and the failure says only that the order was not saved and nothing has been charged.</w:t>
+      </w:r>
+    </w:p>
+    <w:p>
+      <w:pPr>
+        <w:jc w:val="both"/>
+      </w:pPr>
+      <w:r>
+        <w:rPr>
+          <w:b w:val="0"/>
+        </w:rPr>
+        <w:t>The pattern across all of it is that AI was reliable at structure and at following a constraint I had written down, and unreliable about anything outside the code: what a browser really does at a real size, what a photograph is actually of, what a plural should be once the data changed underneath it. Everything I checked by running it and looking held up. Everything I checked by reading the code did not. That is the habit I am taking from this project.</w:t>
       </w:r>
     </w:p>
     <w:p>
@@ -3228,7 +2823,7 @@
         <w:rPr>
           <w:b w:val="0"/>
         </w:rPr>
-        <w:t>The five features the brief names are covered first, each under its own heading, then the ones built beyond them.</w:t>
+        <w:t>The five features the brief names come first, each under its own heading, then what I built beyond them.</w:t>
       </w:r>
     </w:p>
     <w:p>
@@ -3247,7 +2842,7 @@
         <w:rPr>
           <w:b w:val="0"/>
         </w:rPr>
-        <w:t>A guest opens the link at a table. The front door shows the room, the restaurant's name and address, "I'm a guest" and "I'm a waiter", and the table number the link carried or a field asking for it.</w:t>
+        <w:t>A guest opens the link at their table. The front door shows the room, the restaurant's name and address, "I'm a guest" and "I'm a waiter", and either the table number the link carried or a field asking for it.</w:t>
       </w:r>
     </w:p>
     <w:p>
@@ -3258,7 +2853,7 @@
         <w:rPr>
           <w:b w:val="0"/>
         </w:rPr>
-        <w:t>Tapping "I'm a guest" opens the card. Under the restaurant's name is a greeting set by the hour on the guest's own device: "Good morning. What would you like this morning?", changing at five, at noon and at five again. It uses no honorific, because with no login the application knows nothing about who is holding the phone.</w:t>
+        <w:t>Tapping "I'm a guest" opens the card. Under the restaurant's name is a greeting set by the hour on the guest's own device, changing at five, at noon and at five again. I read the hour from their phone rather than my server, because a guest in Lagos should not be told good evening because a machine in Frankfurt thinks so, and I used no honorific, because with no login I know nothing about who is holding the phone.</w:t>
       </w:r>
     </w:p>
     <w:p>
@@ -3269,7 +2864,7 @@
         <w:rPr>
           <w:b w:val="0"/>
         </w:rPr>
-        <w:t>The card is the restaurant's printed menu: ninety two dishes across seven headings, with a lighter second row of sub-headings under any heading that has them, so Lunch offers Starters, Mains and Drinks. Tapping either filters in place. Each row is a 76 pixel round photograph, the dish name, its description, its price in naira and the kitchen's preparation time. A description longer than three lines is clipped with "Show all of it" under it, because the tasting menu lists eight courses.</w:t>
+        <w:t>The card is the printed menu: the seven headings along the top, and a lighter second row of sub-headings under any heading that has them, so Lunch offers Starters, Mains and Drinks. Tapping either filters in place. Each row shows a round photograph, the dish, its description, its price and the kitchen's minutes. Where a description runs long I clip it and offer to show the rest, because my tasting menu lists eight courses and I did not want one dish pushing the rest off the screen.</w:t>
       </w:r>
     </w:p>
     <w:p>
@@ -3280,7 +2875,7 @@
         <w:rPr>
           <w:b w:val="0"/>
         </w:rPr>
-        <w:t>Two states a guest meets on the card. A dish the kitchen has run out of stays on the card, greyed, with "Sold out" where the add control was, so a guest can see the restaurant has it. The three bottles priced from a floor read "from N75,000" and carry "Ask your waiter" in the same place, because there is no price yet to put on a bill. The menu refreshes every thirty seconds and when the tab regains focus, so a dish the kitchen takes off greys without a reload.</w:t>
+        <w:t>A dish that has run out stays on the card, greyed, with "Sold out" where the add control was, so a guest can see the restaurant has it. The three bottles priced from a floor say "Ask your waiter" in the same place. The card refreshes on its own and when the tab regains focus, so a dish the kitchen takes off greys without anyone reloading.</w:t>
       </w:r>
     </w:p>
     <w:p>
@@ -3299,7 +2894,7 @@
         <w:rPr>
           <w:b w:val="0"/>
         </w:rPr>
-        <w:t>The ochre circle on a row adds the dish and morphs into a stepper with minus, the count and plus. The cart bar at the bottom never disappears: empty it says "Your order is empty", and with items it shows the count and the running total, which tick rather than jump.</w:t>
+        <w:t>Tapping the circle on a row adds the dish and turns the control into a stepper. The cart bar at the bottom never disappears, so a guest always knows what they have; it shows the count and the running total, and the figures tick rather than jump.</w:t>
       </w:r>
     </w:p>
     <w:p>
@@ -3310,7 +2905,7 @@
         <w:rPr>
           <w:b w:val="0"/>
         </w:rPr>
-        <w:t>"View order" opens the order sheet: the lines with their steppers, the subtotal, VAT at 7.5%, the total, and the table number. "Place order" sends the menu item ids, the quantities and the table number, and nothing else.</w:t>
+        <w:t>"View order" opens the order sheet, with the lines, the subtotal, VAT and the total, and the table number. "Place order" sends the dish ids, the quantities and the table, and nothing else.</w:t>
       </w:r>
     </w:p>
     <w:p>
@@ -3321,7 +2916,7 @@
         <w:rPr>
           <w:b w:val="0"/>
         </w:rPr>
-        <w:t>What the server does with that is the important part. It reads the price and the preparation time of every requested dish from the database, snapshots them onto the order lines, computes the subtotal from the lines, adds VAT, and computes the promised wait as the longest preparation time in the order. A request carrying a price is rejected with a message naming the field. A request carrying a dish that sold out while it sat on the screen is refused by name, and the client takes it off the order and says what changed.</w:t>
+        <w:t>What my server does next is the part I care about. It reads the price and the preparation time of every dish from the database, snapshots them onto the order, adds up the lines, adds VAT and works out the promised wait as the longest preparation time in the order. A request carrying a price is rejected outright. A request carrying a dish that sold out while it sat on the screen is refused by name, and the guest's screen takes it off the order and says what changed.</w:t>
       </w:r>
     </w:p>
     <w:p>
@@ -3332,7 +2927,7 @@
         <w:rPr>
           <w:b w:val="0"/>
         </w:rPr>
-        <w:t>The Order tab opens immediately with a provisional order drawn from the same formula the server uses, so the guest is not looking at a spinner, and the kitchen's real order replaces it when it lands.</w:t>
+        <w:t>The Order tab opens straight away with a provisional order drawn from the same formula the server uses, so nobody watches a spinner, and the real order replaces it a moment later.</w:t>
       </w:r>
     </w:p>
     <w:p>
@@ -3340,7 +2935,7 @@
         <w:pStyle w:val="Heading3"/>
       </w:pPr>
       <w:r>
-        <w:t>The wait, and the way it is shown</w:t>
+        <w:t>The wait, and why it is the centre of the screen</w:t>
       </w:r>
     </w:p>
     <w:p>
@@ -3351,7 +2946,7 @@
         <w:rPr>
           <w:b w:val="0"/>
         </w:rPr>
-        <w:t>The wait is the spine of the story the brief describes, so it is the centre of the screen rather than a line of text. A 184 pixel ring empties as the promised minutes are used, recomputed every second from placedAt and waitMinutes, so a refresh lands exactly where the clock is and no client-side counter can drift. The numerals inside count down in tabular figures. Above the ring is a vessel that matches the order: a pot simmering for anything cooked, a glass being poured for a drinks-only order.</w:t>
+        <w:t>The story the brief describes is really about waiting, so I made the wait the screen rather than a line of text on it. A ring empties as the promised minutes are used, recomputed every second from the time the order was placed, so a refresh lands exactly where the clock is and nothing can drift. Above it sits a vessel that matches what was ordered: a pot for anything cooked, a glass being poured for a drinks-only order.</w:t>
       </w:r>
     </w:p>
     <w:p>
@@ -3362,7 +2957,7 @@
         <w:rPr>
           <w:b w:val="0"/>
         </w:rPr>
-        <w:t>When the promise is spent, the screen crosses from ochre to a late red over about two minutes, slowly, never a snap and never a flash. The ring closes and the numerals count up. Late is derived, not stored: it is now later than placedAt plus waitMinutes while the order is still placed.</w:t>
+        <w:t>When the promise is spent the screen crosses slowly from ochre to a late red, over about two minutes, never a snap and never a flash. The ring closes and the numbers count up instead of down.</w:t>
       </w:r>
     </w:p>
     <w:p>
@@ -3381,7 +2976,7 @@
         <w:rPr>
           <w:b w:val="0"/>
         </w:rPr>
-        <w:t>The complaint is earned rather than always present. "Report a problem" appears only once the order is actually late, which is what the brief describes, and the server enforces the same rule: a complaint on an order that is not late is refused, so a hand-made request cannot bypass the screen. The guest writes a line and sends it; it is stored against the order and against the customer, and the waiter's list shows the count against that table within three seconds.</w:t>
+        <w:t>I made the complaint something a guest earns rather than something always sitting there. "Report a problem" appears only once the order really is late, which is what the brief describes, and my server enforces the same rule, so a hand-made request cannot complain about an order that is on time. The guest writes a line and sends it, and it is stored against both the order and the customer; the waiter sees the count against that table within seconds.</w:t>
       </w:r>
     </w:p>
     <w:p>
@@ -3392,7 +2987,7 @@
         <w:rPr>
           <w:b w:val="0"/>
         </w:rPr>
-        <w:t>"Rate your order" takes one to five and an optional comment. One rating per order is enforced by a unique constraint, and rating again changes the existing one rather than adding a second. The score range is checked by Zod and again by a database constraint. Both the complaint and the rating come back on the waiter's copy of the order.</w:t>
+        <w:t>"Rate your order" takes one to five and an optional comment. One rating per order, enforced by a unique constraint, so rating again changes the existing one rather than adding a second. Both the complaint and the rating appear on the waiter's copy of the order.</w:t>
       </w:r>
     </w:p>
     <w:p>
@@ -3411,7 +3006,7 @@
         <w:rPr>
           <w:b w:val="0"/>
         </w:rPr>
-        <w:t>The waiter side opens with one tap and no prompt. The rail polls every three seconds and keeps the previous list on screen while it revalidates, so nothing blinks. Each order is a card with its table and number, its items and total, and a status with its own dot and time: Just placed, In the kitchen with the time left, Ready in the last minute, Late with the minutes over in red, or Served. All, Cooking, Late and Served filter the list.</w:t>
+        <w:t>The waiter side opens with one tap and no prompt. The rail refreshes every few seconds and keeps what is on screen while it does, so nothing blinks. Each order is a card with its table and number, its items and total, and a status with its own time: just placed, in the kitchen with the time left, ready in the last minute, late with the minutes over in red, or served. Filters narrow the list.</w:t>
       </w:r>
     </w:p>
     <w:p>
@@ -3422,7 +3017,7 @@
         <w:rPr>
           <w:b w:val="0"/>
         </w:rPr>
-        <w:t>Opening an order shows when it was placed, its clock, its lines with their minutes, and any complaint or rating from the table in full. Then the staff, and which pickers appear is derived from the order rather than assumed. Chef appears only if something on the order is cooked and Bartender only if something is mixed, from the stations described earlier.</w:t>
+        <w:t>Opening an order shows when it was placed, its clock, its lines, and any complaint or rating from the table in full. Then the staff, and this is where the station earns its place: the screen asks only for the people the order actually needs. My endpoint works the same answer out from the order's own lines, so it refuses a missing chef for a cooked order and equally refuses a chef sent for an order with nothing from the kitchen.</w:t>
       </w:r>
     </w:p>
     <w:p>
@@ -3433,18 +3028,7 @@
         <w:rPr>
           <w:b w:val="0"/>
         </w:rPr>
-        <w:t>"Mark as served" records the staff and sets the served timestamp. The screen shows it immediately and puts the order back the way it was if the server refuses. The endpoint derives the same answer from the order's own lines, so it refuses a missing chef for a cooked order and equally refuses a chef sent for an order with nothing from the kitchen. Only a placed order can be served; serving twice is refused rather than silently rewritten.</w:t>
-      </w:r>
-    </w:p>
-    <w:p>
-      <w:pPr>
-        <w:jc w:val="both"/>
-      </w:pPr>
-      <w:r>
-        <w:rPr>
-          <w:b w:val="0"/>
-        </w:rPr>
-        <w:t>The guest's screen picks the change up on its next poll, within three seconds and with no reload: the ring reads Served with the time, the vessel becomes the plated dish or the full glass, and the screen leads with the way to settle.</w:t>
+        <w:t>"Mark as served" records the staff and the time. The screen shows it at once and puts the order back if my server refuses. Only a placed order can be served; serving twice is refused rather than quietly rewritten. The guest's screen picks the change up within seconds and with no reload: the ring reads Served, the vessel becomes the plated dish or the full glass, and the screen leads with the way to settle.</w:t>
       </w:r>
     </w:p>
     <w:p>
@@ -3463,7 +3047,7 @@
         <w:rPr>
           <w:b w:val="0"/>
         </w:rPr>
-        <w:t>The Pay tab shows the bill: the lines, the subtotal, VAT and the total, and three ways to pay, which are card, bank transfer and cash at the till. The button reads "Pay N4,838 (pretend)" and the word pretend is on the button and on the receipt, because the brief requires the payment to be recorded and clearly labelled as pretend.</w:t>
+        <w:t>The Pay tab shows the bill with the lines, the subtotal, VAT and the total, and three ways to pay. The button reads "Pay N4,838 (pretend)", and the word pretend is on the button and on the receipt, because the brief asks for a payment that is recorded and clearly labelled as pretend.</w:t>
       </w:r>
     </w:p>
     <w:p>
@@ -3474,7 +3058,7 @@
         <w:rPr>
           <w:b w:val="0"/>
         </w:rPr>
-        <w:t>The payment is written inside one database transaction that inserts the payment row and moves the order to PAID together, and Payment.orderId is unique. A double-tapped button therefore records one payment, not two. Payment.isPretend defaults to true in the schema, so a pretend payment is pretend in the data and not only in the wording.</w:t>
+        <w:t>I write the payment inside one transaction that inserts the row and moves the order to paid together, and the payment is unique per order, so a double-tapped button records once rather than twice. The pretend flag defaults to true in my schema, so it is pretend in the data and not only in the wording.</w:t>
       </w:r>
     </w:p>
     <w:p>
@@ -3485,7 +3069,7 @@
         <w:rPr>
           <w:b w:val="0"/>
         </w:rPr>
-        <w:t>The receipt then prints: a perforation under the header, the restaurant and the date, the order number, the table and a receipt number, the lines, the subtotal, VAT, the total struck into the surface, a PAID stamp that lands once, a torn foot, and one credit line naming the staff who actually prepared it. For an order of still water that line reads "Served by Ada O." and names nobody else.</w:t>
+        <w:t>Then the receipt prints, with the perforation, the lines, the total, a stamp that lands once, a torn foot, and one credit line naming the people who actually made the order. For an order of still water it reads "Served by Ada O." and names nobody else, which is the whole point of the station.</w:t>
       </w:r>
     </w:p>
     <w:p>
@@ -3496,7 +3080,7 @@
         <w:rPr>
           <w:b w:val="0"/>
         </w:rPr>
-        <w:t>"Save the receipt" draws the receipt again on a canvas at the phone's own pixel ratio and hands it to the phone. Where the phone will carry a picture in its share sheet, that is how it reaches the photo library; where it will not, the same button downloads it as a PNG instead. The line under the button says which is about to happen.</w:t>
+        <w:t>"Save the receipt" draws it again as a picture and hands it to the phone. Where the phone will carry a picture in its share sheet, that is how it reaches the photo library; where it will not, the same button downloads it instead. The line under the button says which is about to happen.</w:t>
       </w:r>
     </w:p>
     <w:p>
@@ -3515,7 +3099,7 @@
         <w:rPr>
           <w:b w:val="0"/>
         </w:rPr>
-        <w:t>A guest may withdraw their own order while two things hold: it is still placed, and no more than a quarter of the promised wait has passed. After that the kitchen has started it and cancelling would throw away food. The window is a fraction of the promise rather than a fixed number of minutes, so it stays proportionate: a glass of water gives fifteen seconds, the chef's tasting menu gives twenty two and a half minutes.</w:t>
+        <w:t>I added this because the model I was given only ran forward, and a guest who ordered by mistake had nothing to do but wait for food they did not want.</w:t>
       </w:r>
     </w:p>
     <w:p>
@@ -3526,7 +3110,7 @@
         <w:rPr>
           <w:b w:val="0"/>
         </w:rPr>
-        <w:t>The window is computed on the server from placedAt and waitMinutes on every request. The button and the countdown beside it are presentation; a tap that leaves the screen inside the window and lands outside it is refused with a sentence saying so. Ownership is part of the query: the order id comes from the path and the customer from the signed session cookie, and neither is ever read from the request body.</w:t>
+        <w:t>A guest can withdraw their own order while it is still placed and no more than a quarter of the promised wait has passed. I made the window a fraction of the promise rather than a fixed number of minutes so that it stays proportionate: a glass of water gives fifteen seconds, my tasting menu gives twenty two and a half minutes. After that the kitchen has started and cancelling would throw away food.</w:t>
       </w:r>
     </w:p>
     <w:p>
@@ -3537,7 +3121,7 @@
         <w:rPr>
           <w:b w:val="0"/>
         </w:rPr>
-        <w:t>When the window closes the button goes away where it stands. The block holding it is a fixed height, so nothing below it moves, and a sentence takes the space. A cancelled order leaves the waiter's live list and the amount owing.</w:t>
+        <w:t>My server computes that window on every request. The button and its countdown are presentation, so a tap that leaves the screen inside the window and arrives outside it is refused with a sentence saying so. The order id comes from the path and the customer from the signed cookie; I never read either from the request body. When the window closes the button goes away where it stands and a sentence takes its place, without anything below it moving.</w:t>
       </w:r>
     </w:p>
     <w:p>
@@ -3556,7 +3140,7 @@
         <w:rPr>
           <w:b w:val="0"/>
         </w:rPr>
-        <w:t>The front door offers "I'm a guest" and "I'm a waiter", one tap each. On every screen after that, a switch at the top right shows which view you are in and moves to the other with one tap: the filled half is where you are, the other half is a link. It is a view switch and nothing more, because there are no logins anywhere, which is what the brief allows. Switching is instant and does not reload the page.</w:t>
+        <w:t>The front door offers "I'm a guest" and "I'm a waiter", one tap each. On every screen after that there is a switch at the top right showing which view you are in, and one tap moves to the other without reloading the page. It is a view switch and nothing more, because there are no logins anywhere, which is what the brief allows.</w:t>
       </w:r>
     </w:p>
     <w:p>
@@ -3567,7 +3151,7 @@
         <w:rPr>
           <w:b w:val="0"/>
         </w:rPr>
-        <w:t>What a guest can do is still bounded. Their identity is an opaque token in a signed, httpOnly, sameSite cookie, never in localStorage where injected script could read it. Every read, complaint, rating, cancellation and payment checks ownership inside the database query, so one table cannot read or pay another's order. Order creation, complaints and ratings are rate limited per session, counted in the database.</w:t>
+        <w:t>What a guest can do is still bounded, and I was careful about this. Their identity is an opaque token in a signed, httpOnly cookie, never in localStorage where injected script could read it. Every read, complaint, rating, cancellation and payment checks ownership inside the database query, so one table cannot read or pay another's order. Order creation, complaints and ratings are rate limited per session.</w:t>
       </w:r>
     </w:p>
     <w:p>
@@ -3575,7 +3159,7 @@
         <w:pStyle w:val="Heading3"/>
       </w:pPr>
       <w:r>
-        <w:t>Real storage, and what happens on refresh</w:t>
+        <w:t>Real storage</w:t>
       </w:r>
     </w:p>
     <w:p>
@@ -3586,7 +3170,7 @@
         <w:rPr>
           <w:b w:val="0"/>
         </w:rPr>
-        <w:t>Everything is in PostgreSQL: the restaurant, the menus, the dishes, the staff, the customers, the orders and their lines, the complaints, the ratings and the payments. Refreshing any screen changes nothing a guest can see. The countdown in particular is computed from the stored placedAt rather than from when the page loaded, so a refresh puts the ring exactly where it was.</w:t>
+        <w:t>Everything is in PostgreSQL: the restaurant, the menu, the dishes, the staff, the customers, the orders and their lines, the complaints, the ratings and the payments. Refreshing any screen changes nothing a guest can see. The countdown in particular is computed from the stored time the order was placed rather than from when the page loaded, so a refresh puts the ring exactly where it was.</w:t>
       </w:r>
     </w:p>
     <w:p>
@@ -3594,7 +3178,7 @@
         <w:pStyle w:val="Heading3"/>
       </w:pPr>
       <w:r>
-        <w:t>Two more things built beyond the requirements</w:t>
+        <w:t>Two more things I built beyond the requirements</w:t>
       </w:r>
     </w:p>
     <w:p>
@@ -3602,11 +3186,17 @@
         <w:pStyle w:val="ListBullet"/>
         <w:spacing w:after="100"/>
       </w:pPr>
+      <w:r>
+        <w:rPr>
+          <w:b/>
+        </w:rPr>
+        <w:t>The 86 board.</w:t>
+      </w:r>
       <w:r>
         <w:rPr>
           <w:b w:val="0"/>
         </w:rPr>
-        <w:t>The 86 board. The waiter's Menu tab lists every dish with a switch. Taking one off removes it from the guests' card within the minute and refuses by name any order still carrying it.</w:t>
+        <w:t xml:space="preserve"> The waiter's Menu tab lists every dish with a switch. Taking one off removes it from the guests' card within the minute and refuses by name any order still carrying it.</w:t>
       </w:r>
     </w:p>
     <w:p>
@@ -3614,11 +3204,17 @@
         <w:pStyle w:val="ListBullet"/>
         <w:spacing w:after="100"/>
       </w:pPr>
+      <w:r>
+        <w:rPr>
+          <w:b/>
+        </w:rPr>
+        <w:t>The table board.</w:t>
+      </w:r>
       <w:r>
         <w:rPr>
           <w:b w:val="0"/>
         </w:rPr>
-        <w:t>The table board. The waiter's Tables tab is the floor by table, with every order of the last twelve hours and what each table still has to pay, and the night's outstanding total.</w:t>
+        <w:t xml:space="preserve"> The waiter's Tables tab is the floor by table, with every order of the last twelve hours, what each table still owes, and the night's outstanding total.</w:t>
       </w:r>
     </w:p>
     <w:p>
@@ -3637,7 +3233,7 @@
         <w:rPr>
           <w:b w:val="0"/>
         </w:rPr>
-        <w:t>You need a phone or a browser and the link. Nothing to install and nothing to sign in to. The whole pass takes about five minutes.</w:t>
+        <w:t>You need a phone or a browser and the link. Nothing to install, nothing to sign in to, about five minutes.</w:t>
       </w:r>
     </w:p>
     <w:p>
@@ -3649,7 +3245,7 @@
         <w:rPr>
           <w:b w:val="0"/>
         </w:rPr>
-        <w:t>Open https://chowly-theta.vercel.app/?table=12. The dining room, the name, and "You're at table 12". Opening it without ?table=12 makes the door ask for the number instead.</w:t>
+        <w:t>Open https://chowly-theta.vercel.app/?table=12. The dining room, the name, and "You're at table 12". Without ?table=12 the door asks for the number instead.</w:t>
       </w:r>
     </w:p>
     <w:p>
@@ -3661,7 +3257,7 @@
         <w:rPr>
           <w:b w:val="0"/>
         </w:rPr>
-        <w:t>Tap "I'm a guest". The card opens on Breakfast, with the greeting for whatever hour it is where you are. The chips along the top are the seven printed headings; under a heading with sub-headings of its own, a lighter second row carries them.</w:t>
+        <w:t>Tap "I'm a guest". The card opens on Breakfast, with the greeting for whatever hour it is where you are. The chips along the top are the seven headings; under a heading that has them, a lighter second row carries the sub-headings.</w:t>
       </w:r>
     </w:p>
     <w:p>
@@ -3685,7 +3281,7 @@
         <w:rPr>
           <w:b w:val="0"/>
         </w:rPr>
-        <w:t>Tap Drinks, then Soft, and add one Premium Still Water with the ochre circle, and nothing else. This is the one thing to get right if you are short of time. The promise is the longest preparation time in the order, water takes one minute, so the order runs late in one minute. That is the only way to see the complaint, which the application offers once an order is late and not before. A jollof rice would keep you waiting twenty two minutes for the same thing.</w:t>
+        <w:t>Tap Drinks, then Soft, and add one Premium Still Water and nothing else. This is the one thing to get right if you are short of time: the promise is the longest preparation time in the order, water takes one minute, so it runs late in a minute. That is the only way to see the complaint, which appears once an order is late and not before. A jollof rice would keep you waiting twenty two minutes for the same thing.</w:t>
       </w:r>
     </w:p>
     <w:p>
@@ -3697,7 +3293,7 @@
         <w:rPr>
           <w:b w:val="0"/>
         </w:rPr>
-        <w:t>Tap "View order", check the table number, and tap "Place order". The Order tab opens at once and the kitchen's order number lands on it a moment later.</w:t>
+        <w:t>Tap "View order", check the table number, and tap "Place order". The Order tab opens at once and the order number lands a moment later.</w:t>
       </w:r>
     </w:p>
     <w:p>
@@ -3709,7 +3305,7 @@
         <w:rPr>
           <w:b w:val="0"/>
         </w:rPr>
-        <w:t>Watch the glass and the ring. Under them is "Cancel this order", with the time you have left counting down beside it: fifteen seconds for water. Watch it reach zero. The button goes away where it stands, nothing below it moves, and a sentence takes its place. If you would rather use it than watch it expire, place a second order and tap it inside the window; it asks once, then the screen becomes the cancelled order.</w:t>
+        <w:t>Watch the glass and the ring. Under them is "Cancel this order" with the time you have left beside it: fifteen seconds for water. Watch it reach zero and the button goes away where it stands, with a sentence in its place and nothing below it moving. If you would rather use it, place a second order and tap it inside the window.</w:t>
       </w:r>
     </w:p>
     <w:p>
@@ -3721,7 +3317,7 @@
         <w:rPr>
           <w:b w:val="0"/>
         </w:rPr>
-        <w:t>Wait for the promise to run out. The ring closes, everything ochre crosses slowly to red, and "Report a problem" and "Rate your order" appear. Tap Report, write a line, send it. Then tap Rate, pick a low number, and send that too.</w:t>
+        <w:t>Wait for the promise to run out. The ring closes, everything crosses slowly to red, and "Report a problem" and "Rate your order" appear. Tap Report, write a line, send it. Then tap Rate, pick a low number, and send.</w:t>
       </w:r>
     </w:p>
     <w:p>
@@ -3733,7 +3329,7 @@
         <w:rPr>
           <w:b w:val="0"/>
         </w:rPr>
-        <w:t>Switch to the waiter with the Waiter half of the switch at the top right. There is no PIN and no prompt. Your table is in the list, marked Late, with the count of your report.</w:t>
+        <w:t>Switch to the waiter with the Waiter half of the switch at the top right. No PIN, no prompt. Your table is in the list, marked late, with the count of your report.</w:t>
       </w:r>
     </w:p>
     <w:p>
@@ -3745,7 +3341,7 @@
         <w:rPr>
           <w:b w:val="0"/>
         </w:rPr>
-        <w:t>Tap the pill, "Who's serving?", and pick a name; it is kept for the session. Tap the card. Your report is there under "From the table". Notice what the screen asks for: an order of water asks for a waiter and nobody else, and says why. Tap "Mark as served".</w:t>
+        <w:t>Tap the pill, "Who's serving?", and pick a name. Tap the card. Your report is there under "From the table". Notice what the screen asks for: an order of water asks for a waiter and nobody else, and says why. Tap "Mark as served".</w:t>
       </w:r>
     </w:p>
     <w:p>
@@ -3757,7 +3353,7 @@
         <w:rPr>
           <w:b w:val="0"/>
         </w:rPr>
-        <w:t>Switch back to Guest at the top right, then the Order tab. Within three seconds and with no reload it reads Served with the time. Tap Pay.</w:t>
+        <w:t>Switch back to Guest at the top right, then the Order tab. Within seconds and with no reload it reads Served. Tap Pay.</w:t>
       </w:r>
     </w:p>
     <w:p>
@@ -3769,7 +3365,7 @@
         <w:rPr>
           <w:b w:val="0"/>
         </w:rPr>
-        <w:t>Pick a method and tap "Pay ... (pretend)". The receipt prints, with the stamp, the torn foot, and a credit line naming only the waiter, because nothing on that order was cooked or mixed. Tap it twice if you like: the record is one payment. "Save the receipt" hands the picture to your phone.</w:t>
+        <w:t>Pick a method and tap "Pay ... (pretend)". The receipt prints, with the stamp, the torn foot, and a credit line naming only the waiter, because nothing on that order was cooked or mixed. Tap it twice if you like: the record is one payment.</w:t>
       </w:r>
     </w:p>
     <w:p>
@@ -3781,7 +3377,7 @@
         <w:rPr>
           <w:b w:val="0"/>
         </w:rPr>
-        <w:t>Two more things worth a minute. On the waiter side, the Menu tab is the 86 board: switch a dish to "Sold out", then look at the guests' card and find it greyed with a tag. And turn on Reduce Motion in your system settings and reload: every entrance becomes a fade, and the late colour change still happens, slower, because it is a colour and not a movement.</w:t>
+        <w:t>Two more worth a minute. On the waiter side, the Menu tab is the 86 board: switch a dish to "Sold out", then look at the guests' card and find it greyed. And turn on Reduce Motion in your system settings and reload: every entrance becomes a fade, and the late colour change still happens, slower, because it is a colour and not a movement.</w:t>
       </w:r>
     </w:p>
     <w:p>
@@ -3800,7 +3396,7 @@
         <w:rPr>
           <w:b w:val="0"/>
         </w:rPr>
-        <w:t>The same pass is recorded end to end at docs/media/walkthrough.mp4 in the repository: three minutes forty five, one continuous take on the deployed application, no cuts.</w:t>
+        <w:t>I recorded the same pass end to end at docs/media/walkthrough.mp4 in the repository: three minutes forty five, one continuous take on the deployed app, no cuts.</w:t>
       </w:r>
     </w:p>
     <w:p>
@@ -3808,7 +3404,7 @@
         <w:pStyle w:val="Heading2"/>
       </w:pPr>
       <w:r>
-        <w:t>Where each requirement is</w:t>
+        <w:t>Where each requirement is answered</w:t>
       </w:r>
     </w:p>
     <w:tbl>
@@ -3885,7 +3481,7 @@
                 <w:b w:val="0"/>
                 <w:sz w:val="18"/>
               </w:rPr>
-              <w:t>Ninety two dishes seeded into PostgreSQL, all three fields on every one. What is in the application, and Menu browsing</w:t>
+              <w:t>Ninety two dishes I wrote and priced, seeded into PostgreSQL with all three fields. The menu, which I wrote myself</w:t>
             </w:r>
           </w:p>
         </w:tc>
@@ -3917,7 +3513,7 @@
                 <w:b w:val="0"/>
                 <w:sz w:val="18"/>
               </w:rPr>
-              <w:t>Order placement. The wait is computed on the server and shown as the ring</w:t>
+              <w:t>Order placement. The wait is computed on my server and shown as the ring</w:t>
             </w:r>
           </w:p>
         </w:tc>
@@ -3949,7 +3545,7 @@
                 <w:b w:val="0"/>
                 <w:sz w:val="18"/>
               </w:rPr>
-              <w:t>Order assignment. The staff list is seeded; the pickers shown are derived from the order</w:t>
+              <w:t>Order assignment. I seeded the staff, and the app works out which of them the order needs</w:t>
             </w:r>
           </w:p>
         </w:tc>
@@ -4013,7 +3609,7 @@
                 <w:b w:val="0"/>
                 <w:sz w:val="18"/>
               </w:rPr>
-              <w:t>Payment. One transaction, a unique constraint, isPretend true in the data</w:t>
+              <w:t>Payment. One transaction, a unique constraint, pretend in the data</w:t>
             </w:r>
           </w:p>
         </w:tc>
@@ -4077,7 +3673,7 @@
                 <w:b w:val="0"/>
                 <w:sz w:val="18"/>
               </w:rPr>
-              <w:t>Real storage. PostgreSQL on Neon; the clock is computed from the stored timestamp</w:t>
+              <w:t>Real storage. PostgreSQL on Neon; the clock comes from the stored timestamp</w:t>
             </w:r>
           </w:p>
         </w:tc>
@@ -4128,7 +3724,7 @@
         <w:rPr>
           <w:b w:val="0"/>
         </w:rPr>
-        <w:t>Built beyond them: the cancel window, the 86 board, the table board, the receipt as a saveable picture, the staff derived from the stations, the role switch, and the design, which is one art direction chosen over three prototypes that are still in the repository.</w:t>
+        <w:t>Beyond them I built the cancel window, the 86 board, the table board, the receipt as a saveable picture, the staff derived from the stations, the role switch, and the design, which is one art direction I chose over three I built and rejected.</w:t>
       </w:r>
     </w:p>
     <w:sectPr>

--- a/docs/submission/CHOWLY-submission.docx
+++ b/docs/submission/CHOWLY-submission.docx
@@ -296,6 +296,14 @@
         </w:rPr>
         <w:br/>
         <w:t xml:space="preserve">        Payment</w:t>
+      </w:r>
+      <w:r>
+        <w:rPr>
+          <w:color w:val="5A5A5A"/>
+          <w:sz w:val="19"/>
+        </w:rPr>
+        <w:br/>
+        <w:t xml:space="preserve">        Something to do while you wait, which is beyond the requirements</w:t>
       </w:r>
       <w:r>
         <w:rPr>
@@ -3088,6 +3096,76 @@
         <w:pStyle w:val="Heading3"/>
       </w:pPr>
       <w:r>
+        <w:t>Something to do while you wait, which is beyond the requirements</w:t>
+      </w:r>
+    </w:p>
+    <w:p>
+      <w:pPr>
+        <w:jc w:val="both"/>
+      </w:pPr>
+      <w:r>
+        <w:rPr>
+          <w:b w:val="0"/>
+        </w:rPr>
+        <w:t>The wait is the thing this app is about, so I gave a guest something to do inside it. Once an order is placed there is one quiet control on the order screen, "Play while you wait", and it opens a small panel over that screen with two games in it. Tic tac toe, alone against the app or two people passing the phone across the table, and a quiz of forty eight questions on Lagos and Nigeria, food and cooking, and general knowledge, again alone or two people taking turns. Nothing repeats within a sitting, and the right answer is shown after every question.</w:t>
+      </w:r>
+    </w:p>
+    <w:p>
+      <w:pPr>
+        <w:jc w:val="both"/>
+      </w:pPr>
+      <w:r>
+        <w:rPr>
+          <w:b w:val="0"/>
+        </w:rPr>
+        <w:t>It is offered rather than pushed. One control, easy to ignore, gone the moment there is nothing left to wait for, and it closes on a single tap with nothing asked.</w:t>
+      </w:r>
+    </w:p>
+    <w:p>
+      <w:pPr>
+        <w:jc w:val="both"/>
+      </w:pPr>
+      <w:r>
+        <w:rPr>
+          <w:b w:val="0"/>
+        </w:rPr>
+        <w:t xml:space="preserve">Two rules shaped the rest of it. </w:t>
+      </w:r>
+      <w:r>
+        <w:rPr>
+          <w:b/>
+        </w:rPr>
+        <w:t>The countdown never goes behind the game.</w:t>
+      </w:r>
+      <w:r>
+        <w:rPr>
+          <w:b w:val="0"/>
+        </w:rPr>
+        <w:t xml:space="preserve"> The panel is capped against the ring rather than at a share of the screen, so it can never rise above it on any phone, and there is no dimming over it. If the order is served, runs late or is cancelled while someone is playing, a band appears over the game saying so with a way straight back. The wait is the subject; a game is not allowed to hide it.</w:t>
+      </w:r>
+    </w:p>
+    <w:p>
+      <w:pPr>
+        <w:jc w:val="both"/>
+      </w:pPr>
+      <w:r>
+        <w:rPr>
+          <w:b/>
+        </w:rPr>
+        <w:t>And nothing is stored.</w:t>
+      </w:r>
+      <w:r>
+        <w:rPr>
+          <w:b w:val="0"/>
+        </w:rPr>
+        <w:t xml:space="preserve"> A refresh closes the game and the next one starts clean. That is a decision rather than something I did not get to: a half-finished board restored beside an order that has since been served is worse than a lost game of tic tac toe, and the countdown underneath survives a refresh exactly as it always did, which is the state that actually matters. The games touch no table, no route and no request; they are entirely in the browser.</w:t>
+      </w:r>
+    </w:p>
+    <w:p>
+      <w:pPr>
+        <w:pStyle w:val="Heading3"/>
+      </w:pPr>
+      <w:r>
         <w:t>Cancelling an order, which is beyond the requirements</w:t>
       </w:r>
     </w:p>
@@ -3724,7 +3802,7 @@
         <w:rPr>
           <w:b w:val="0"/>
         </w:rPr>
-        <w:t>Beyond them I built the cancel window, the 86 board, the table board, the receipt as a saveable picture, the staff derived from the stations, the role switch, and the design, which is one art direction I chose over three I built and rejected.</w:t>
+        <w:t>Beyond them I built the cancel window, the two games to play while an order is on its way, the 86 board, the table board, the receipt as a saveable picture, the staff derived from the stations, the role switch, and the design, which is one art direction I chose over three I built and rejected.</w:t>
       </w:r>
     </w:p>
     <w:sectPr>
